--- a/Archivos-clase/semana7/TRABAJO7.docx
+++ b/Archivos-clase/semana7/TRABAJO7.docx
@@ -1411,7 +1411,7 @@
           </mc:Choice>
           <mc:Fallback>
             <w:pict>
-              <v:group w14:anchorId="45B1DAA8" id="Group 1" o:spid="_x0000_s1026" style="position:absolute;margin-left:24pt;margin-top:23.95pt;width:547.7pt;height:794.25pt;z-index:-15824896;mso-wrap-distance-left:0;mso-wrap-distance-right:0;mso-position-horizontal-relative:page;mso-position-vertical-relative:page" coordsize="69557,100869" o:gfxdata="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">
+              <v:group w14:anchorId="6680D0E9" id="Group 1" o:spid="_x0000_s1026" style="position:absolute;margin-left:24pt;margin-top:23.95pt;width:547.7pt;height:794.25pt;z-index:-15824896;mso-wrap-distance-left:0;mso-wrap-distance-right:0;mso-position-horizontal-relative:page;mso-position-vertical-relative:page" coordsize="69557,100869" o:gfxdata="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">
                 <v:shape id="Graphic 2" o:spid="_x0000_s1027" style="position:absolute;left:557;top:98551;width:1734;height:1651;visibility:visible;mso-wrap-style:square;v-text-anchor:top" coordsize="173355,165100" o:gfxdata="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" path="m172821,86360r-101803,l71018,,,,,86360r,78740l172821,165100r,-78740xe" fillcolor="black" stroked="f">
                   <v:path arrowok="t"/>
                 </v:shape>
@@ -1517,180 +1517,180 @@
         <w:spacing w:before="257"/>
         <w:ind w:left="710"/>
         <w:rPr>
-          <w:sz w:val="28"/>
-        </w:rPr>
-      </w:pPr>
-      <w:r>
-        <w:rPr>
-          <w:sz w:val="28"/>
+          <w:rFonts w:ascii="Arial" w:hAnsi="Arial" w:cs="Arial"/>
+        </w:rPr>
+      </w:pPr>
+      <w:r>
+        <w:rPr>
+          <w:rFonts w:ascii="Arial" w:hAnsi="Arial" w:cs="Arial"/>
         </w:rPr>
         <w:t>INCERTAMOS</w:t>
       </w:r>
       <w:r>
         <w:rPr>
+          <w:rFonts w:ascii="Arial" w:hAnsi="Arial" w:cs="Arial"/>
           <w:spacing w:val="-2"/>
-          <w:sz w:val="28"/>
         </w:rPr>
         <w:t xml:space="preserve"> </w:t>
       </w:r>
       <w:r>
         <w:rPr>
-          <w:sz w:val="28"/>
+          <w:rFonts w:ascii="Arial" w:hAnsi="Arial" w:cs="Arial"/>
         </w:rPr>
         <w:t>EL</w:t>
       </w:r>
       <w:r>
         <w:rPr>
+          <w:rFonts w:ascii="Arial" w:hAnsi="Arial" w:cs="Arial"/>
           <w:spacing w:val="-3"/>
-          <w:sz w:val="28"/>
         </w:rPr>
         <w:t xml:space="preserve"> </w:t>
       </w:r>
       <w:r>
         <w:rPr>
-          <w:sz w:val="28"/>
+          <w:rFonts w:ascii="Arial" w:hAnsi="Arial" w:cs="Arial"/>
         </w:rPr>
         <w:t>SCRIPT</w:t>
       </w:r>
       <w:r>
         <w:rPr>
+          <w:rFonts w:ascii="Arial" w:hAnsi="Arial" w:cs="Arial"/>
           <w:spacing w:val="-3"/>
-          <w:sz w:val="28"/>
         </w:rPr>
         <w:t xml:space="preserve"> </w:t>
       </w:r>
       <w:r>
         <w:rPr>
-          <w:sz w:val="28"/>
+          <w:rFonts w:ascii="Arial" w:hAnsi="Arial" w:cs="Arial"/>
         </w:rPr>
         <w:t>DE</w:t>
       </w:r>
       <w:r>
         <w:rPr>
+          <w:rFonts w:ascii="Arial" w:hAnsi="Arial" w:cs="Arial"/>
           <w:spacing w:val="-2"/>
-          <w:sz w:val="28"/>
         </w:rPr>
         <w:t xml:space="preserve"> </w:t>
       </w:r>
       <w:r>
         <w:rPr>
-          <w:sz w:val="28"/>
+          <w:rFonts w:ascii="Arial" w:hAnsi="Arial" w:cs="Arial"/>
         </w:rPr>
         <w:t>LA</w:t>
       </w:r>
       <w:r>
         <w:rPr>
+          <w:rFonts w:ascii="Arial" w:hAnsi="Arial" w:cs="Arial"/>
           <w:spacing w:val="-1"/>
-          <w:sz w:val="28"/>
         </w:rPr>
         <w:t xml:space="preserve"> </w:t>
       </w:r>
       <w:r>
         <w:rPr>
-          <w:sz w:val="28"/>
+          <w:rFonts w:ascii="Arial" w:hAnsi="Arial" w:cs="Arial"/>
         </w:rPr>
         <w:t>BASE</w:t>
       </w:r>
       <w:r>
         <w:rPr>
+          <w:rFonts w:ascii="Arial" w:hAnsi="Arial" w:cs="Arial"/>
           <w:spacing w:val="-3"/>
-          <w:sz w:val="28"/>
         </w:rPr>
         <w:t xml:space="preserve"> </w:t>
       </w:r>
       <w:r>
         <w:rPr>
-          <w:sz w:val="28"/>
+          <w:rFonts w:ascii="Arial" w:hAnsi="Arial" w:cs="Arial"/>
         </w:rPr>
         <w:t>DE</w:t>
       </w:r>
       <w:r>
         <w:rPr>
+          <w:rFonts w:ascii="Arial" w:hAnsi="Arial" w:cs="Arial"/>
           <w:spacing w:val="-3"/>
-          <w:sz w:val="28"/>
         </w:rPr>
         <w:t xml:space="preserve"> </w:t>
       </w:r>
       <w:r>
         <w:rPr>
-          <w:sz w:val="28"/>
+          <w:rFonts w:ascii="Arial" w:hAnsi="Arial" w:cs="Arial"/>
         </w:rPr>
         <w:t>DATOS</w:t>
       </w:r>
       <w:r>
         <w:rPr>
+          <w:rFonts w:ascii="Arial" w:hAnsi="Arial" w:cs="Arial"/>
           <w:spacing w:val="-1"/>
-          <w:sz w:val="28"/>
         </w:rPr>
         <w:t xml:space="preserve"> </w:t>
       </w:r>
       <w:r>
         <w:rPr>
-          <w:sz w:val="28"/>
+          <w:rFonts w:ascii="Arial" w:hAnsi="Arial" w:cs="Arial"/>
         </w:rPr>
         <w:t>LA</w:t>
       </w:r>
       <w:r>
         <w:rPr>
+          <w:rFonts w:ascii="Arial" w:hAnsi="Arial" w:cs="Arial"/>
           <w:spacing w:val="-2"/>
-          <w:sz w:val="28"/>
         </w:rPr>
         <w:t xml:space="preserve"> </w:t>
       </w:r>
       <w:r>
         <w:rPr>
-          <w:sz w:val="28"/>
+          <w:rFonts w:ascii="Arial" w:hAnsi="Arial" w:cs="Arial"/>
         </w:rPr>
         <w:t>CUAL</w:t>
       </w:r>
       <w:r>
         <w:rPr>
+          <w:rFonts w:ascii="Arial" w:hAnsi="Arial" w:cs="Arial"/>
           <w:spacing w:val="-3"/>
-          <w:sz w:val="28"/>
         </w:rPr>
         <w:t xml:space="preserve"> </w:t>
       </w:r>
       <w:r>
         <w:rPr>
-          <w:sz w:val="28"/>
+          <w:rFonts w:ascii="Arial" w:hAnsi="Arial" w:cs="Arial"/>
         </w:rPr>
         <w:t>VIENE</w:t>
       </w:r>
       <w:r>
         <w:rPr>
+          <w:rFonts w:ascii="Arial" w:hAnsi="Arial" w:cs="Arial"/>
           <w:spacing w:val="-3"/>
-          <w:sz w:val="28"/>
         </w:rPr>
         <w:t xml:space="preserve"> </w:t>
       </w:r>
       <w:r>
         <w:rPr>
-          <w:sz w:val="28"/>
+          <w:rFonts w:ascii="Arial" w:hAnsi="Arial" w:cs="Arial"/>
         </w:rPr>
         <w:t>DE</w:t>
       </w:r>
       <w:r>
         <w:rPr>
+          <w:rFonts w:ascii="Arial" w:hAnsi="Arial" w:cs="Arial"/>
           <w:spacing w:val="-3"/>
-          <w:sz w:val="28"/>
         </w:rPr>
         <w:t xml:space="preserve"> </w:t>
       </w:r>
       <w:r>
         <w:rPr>
-          <w:sz w:val="28"/>
+          <w:rFonts w:ascii="Arial" w:hAnsi="Arial" w:cs="Arial"/>
         </w:rPr>
         <w:t xml:space="preserve">LA CONEXIÓN CON LA PAGINA WEB QUE ALMACENA LOS DATOS DE </w:t>
       </w:r>
       <w:r>
         <w:rPr>
-          <w:sz w:val="28"/>
+          <w:rFonts w:ascii="Arial" w:hAnsi="Arial" w:cs="Arial"/>
         </w:rPr>
         <w:t>ASISTENCA, NOTAS</w:t>
       </w:r>
       <w:r>
         <w:rPr>
-          <w:sz w:val="28"/>
+          <w:rFonts w:ascii="Arial" w:hAnsi="Arial" w:cs="Arial"/>
         </w:rPr>
         <w:t xml:space="preserve"> Y MATRICULA</w:t>
       </w:r>
@@ -1699,14 +1699,29 @@
       <w:pPr>
         <w:pStyle w:val="Textoindependiente"/>
         <w:spacing w:before="9"/>
+        <w:rPr>
+          <w:rFonts w:ascii="Arial" w:hAnsi="Arial" w:cs="Arial"/>
+          <w:sz w:val="22"/>
+          <w:szCs w:val="22"/>
+        </w:rPr>
       </w:pPr>
     </w:p>
     <w:p>
       <w:pPr>
         <w:pStyle w:val="Textoindependiente"/>
         <w:spacing w:before="9"/>
-      </w:pPr>
-      <w:r>
+        <w:rPr>
+          <w:rFonts w:ascii="Arial" w:hAnsi="Arial" w:cs="Arial"/>
+          <w:sz w:val="22"/>
+          <w:szCs w:val="22"/>
+        </w:rPr>
+      </w:pPr>
+      <w:r>
+        <w:rPr>
+          <w:rFonts w:ascii="Arial" w:hAnsi="Arial" w:cs="Arial"/>
+          <w:sz w:val="22"/>
+          <w:szCs w:val="22"/>
+        </w:rPr>
         <w:t>CREATE TABLE `asistencias` (</w:t>
       </w:r>
     </w:p>
@@ -1714,24 +1729,54 @@
       <w:pPr>
         <w:pStyle w:val="Textoindependiente"/>
         <w:spacing w:before="9"/>
-      </w:pPr>
-      <w:r>
+        <w:rPr>
+          <w:rFonts w:ascii="Arial" w:hAnsi="Arial" w:cs="Arial"/>
+          <w:sz w:val="22"/>
+          <w:szCs w:val="22"/>
+        </w:rPr>
+      </w:pPr>
+      <w:r>
+        <w:rPr>
+          <w:rFonts w:ascii="Arial" w:hAnsi="Arial" w:cs="Arial"/>
+          <w:sz w:val="22"/>
+          <w:szCs w:val="22"/>
+        </w:rPr>
         <w:t xml:space="preserve">  `</w:t>
       </w:r>
       <w:proofErr w:type="spellStart"/>
       <w:r>
+        <w:rPr>
+          <w:rFonts w:ascii="Arial" w:hAnsi="Arial" w:cs="Arial"/>
+          <w:sz w:val="22"/>
+          <w:szCs w:val="22"/>
+        </w:rPr>
         <w:t>id_asistencia</w:t>
       </w:r>
       <w:proofErr w:type="spellEnd"/>
       <w:r>
+        <w:rPr>
+          <w:rFonts w:ascii="Arial" w:hAnsi="Arial" w:cs="Arial"/>
+          <w:sz w:val="22"/>
+          <w:szCs w:val="22"/>
+        </w:rPr>
         <w:t xml:space="preserve">` </w:t>
       </w:r>
       <w:proofErr w:type="spellStart"/>
       <w:r>
+        <w:rPr>
+          <w:rFonts w:ascii="Arial" w:hAnsi="Arial" w:cs="Arial"/>
+          <w:sz w:val="22"/>
+          <w:szCs w:val="22"/>
+        </w:rPr>
         <w:t>int</w:t>
       </w:r>
       <w:proofErr w:type="spellEnd"/>
       <w:r>
+        <w:rPr>
+          <w:rFonts w:ascii="Arial" w:hAnsi="Arial" w:cs="Arial"/>
+          <w:sz w:val="22"/>
+          <w:szCs w:val="22"/>
+        </w:rPr>
         <w:t xml:space="preserve"> NOT NULL AUTO_INCREMENT,</w:t>
       </w:r>
     </w:p>
@@ -1739,24 +1784,54 @@
       <w:pPr>
         <w:pStyle w:val="Textoindependiente"/>
         <w:spacing w:before="9"/>
-      </w:pPr>
-      <w:r>
+        <w:rPr>
+          <w:rFonts w:ascii="Arial" w:hAnsi="Arial" w:cs="Arial"/>
+          <w:sz w:val="22"/>
+          <w:szCs w:val="22"/>
+        </w:rPr>
+      </w:pPr>
+      <w:r>
+        <w:rPr>
+          <w:rFonts w:ascii="Arial" w:hAnsi="Arial" w:cs="Arial"/>
+          <w:sz w:val="22"/>
+          <w:szCs w:val="22"/>
+        </w:rPr>
         <w:t xml:space="preserve">  `</w:t>
       </w:r>
       <w:proofErr w:type="spellStart"/>
       <w:r>
+        <w:rPr>
+          <w:rFonts w:ascii="Arial" w:hAnsi="Arial" w:cs="Arial"/>
+          <w:sz w:val="22"/>
+          <w:szCs w:val="22"/>
+        </w:rPr>
         <w:t>id_estudiante</w:t>
       </w:r>
       <w:proofErr w:type="spellEnd"/>
       <w:r>
+        <w:rPr>
+          <w:rFonts w:ascii="Arial" w:hAnsi="Arial" w:cs="Arial"/>
+          <w:sz w:val="22"/>
+          <w:szCs w:val="22"/>
+        </w:rPr>
         <w:t xml:space="preserve">` </w:t>
       </w:r>
       <w:proofErr w:type="spellStart"/>
       <w:r>
+        <w:rPr>
+          <w:rFonts w:ascii="Arial" w:hAnsi="Arial" w:cs="Arial"/>
+          <w:sz w:val="22"/>
+          <w:szCs w:val="22"/>
+        </w:rPr>
         <w:t>int</w:t>
       </w:r>
       <w:proofErr w:type="spellEnd"/>
       <w:r>
+        <w:rPr>
+          <w:rFonts w:ascii="Arial" w:hAnsi="Arial" w:cs="Arial"/>
+          <w:sz w:val="22"/>
+          <w:szCs w:val="22"/>
+        </w:rPr>
         <w:t xml:space="preserve"> DEFAULT NULL,</w:t>
       </w:r>
     </w:p>
@@ -1764,24 +1839,54 @@
       <w:pPr>
         <w:pStyle w:val="Textoindependiente"/>
         <w:spacing w:before="9"/>
-      </w:pPr>
-      <w:r>
+        <w:rPr>
+          <w:rFonts w:ascii="Arial" w:hAnsi="Arial" w:cs="Arial"/>
+          <w:sz w:val="22"/>
+          <w:szCs w:val="22"/>
+        </w:rPr>
+      </w:pPr>
+      <w:r>
+        <w:rPr>
+          <w:rFonts w:ascii="Arial" w:hAnsi="Arial" w:cs="Arial"/>
+          <w:sz w:val="22"/>
+          <w:szCs w:val="22"/>
+        </w:rPr>
         <w:t xml:space="preserve">  `</w:t>
       </w:r>
       <w:proofErr w:type="spellStart"/>
       <w:r>
+        <w:rPr>
+          <w:rFonts w:ascii="Arial" w:hAnsi="Arial" w:cs="Arial"/>
+          <w:sz w:val="22"/>
+          <w:szCs w:val="22"/>
+        </w:rPr>
         <w:t>id_curso</w:t>
       </w:r>
       <w:proofErr w:type="spellEnd"/>
       <w:r>
+        <w:rPr>
+          <w:rFonts w:ascii="Arial" w:hAnsi="Arial" w:cs="Arial"/>
+          <w:sz w:val="22"/>
+          <w:szCs w:val="22"/>
+        </w:rPr>
         <w:t xml:space="preserve">` </w:t>
       </w:r>
       <w:proofErr w:type="spellStart"/>
       <w:r>
+        <w:rPr>
+          <w:rFonts w:ascii="Arial" w:hAnsi="Arial" w:cs="Arial"/>
+          <w:sz w:val="22"/>
+          <w:szCs w:val="22"/>
+        </w:rPr>
         <w:t>int</w:t>
       </w:r>
       <w:proofErr w:type="spellEnd"/>
       <w:r>
+        <w:rPr>
+          <w:rFonts w:ascii="Arial" w:hAnsi="Arial" w:cs="Arial"/>
+          <w:sz w:val="22"/>
+          <w:szCs w:val="22"/>
+        </w:rPr>
         <w:t xml:space="preserve"> DEFAULT NULL,</w:t>
       </w:r>
     </w:p>
@@ -1789,16 +1894,36 @@
       <w:pPr>
         <w:pStyle w:val="Textoindependiente"/>
         <w:spacing w:before="9"/>
-      </w:pPr>
-      <w:r>
+        <w:rPr>
+          <w:rFonts w:ascii="Arial" w:hAnsi="Arial" w:cs="Arial"/>
+          <w:sz w:val="22"/>
+          <w:szCs w:val="22"/>
+        </w:rPr>
+      </w:pPr>
+      <w:r>
+        <w:rPr>
+          <w:rFonts w:ascii="Arial" w:hAnsi="Arial" w:cs="Arial"/>
+          <w:sz w:val="22"/>
+          <w:szCs w:val="22"/>
+        </w:rPr>
         <w:t xml:space="preserve">  `semana` </w:t>
       </w:r>
       <w:proofErr w:type="spellStart"/>
       <w:r>
+        <w:rPr>
+          <w:rFonts w:ascii="Arial" w:hAnsi="Arial" w:cs="Arial"/>
+          <w:sz w:val="22"/>
+          <w:szCs w:val="22"/>
+        </w:rPr>
         <w:t>int</w:t>
       </w:r>
       <w:proofErr w:type="spellEnd"/>
       <w:r>
+        <w:rPr>
+          <w:rFonts w:ascii="Arial" w:hAnsi="Arial" w:cs="Arial"/>
+          <w:sz w:val="22"/>
+          <w:szCs w:val="22"/>
+        </w:rPr>
         <w:t xml:space="preserve"> NOT NULL,</w:t>
       </w:r>
     </w:p>
@@ -1806,45 +1931,100 @@
       <w:pPr>
         <w:pStyle w:val="Textoindependiente"/>
         <w:spacing w:before="9"/>
-      </w:pPr>
-      <w:r>
+        <w:rPr>
+          <w:rFonts w:ascii="Arial" w:hAnsi="Arial" w:cs="Arial"/>
+          <w:sz w:val="22"/>
+          <w:szCs w:val="22"/>
+        </w:rPr>
+      </w:pPr>
+      <w:r>
+        <w:rPr>
+          <w:rFonts w:ascii="Arial" w:hAnsi="Arial" w:cs="Arial"/>
+          <w:sz w:val="22"/>
+          <w:szCs w:val="22"/>
+        </w:rPr>
         <w:t xml:space="preserve">  `</w:t>
       </w:r>
       <w:proofErr w:type="spellStart"/>
       <w:r>
+        <w:rPr>
+          <w:rFonts w:ascii="Arial" w:hAnsi="Arial" w:cs="Arial"/>
+          <w:sz w:val="22"/>
+          <w:szCs w:val="22"/>
+        </w:rPr>
         <w:t>anio</w:t>
       </w:r>
       <w:proofErr w:type="spellEnd"/>
       <w:r>
+        <w:rPr>
+          <w:rFonts w:ascii="Arial" w:hAnsi="Arial" w:cs="Arial"/>
+          <w:sz w:val="22"/>
+          <w:szCs w:val="22"/>
+        </w:rPr>
         <w:t xml:space="preserve">` </w:t>
       </w:r>
       <w:proofErr w:type="spellStart"/>
       <w:r>
+        <w:rPr>
+          <w:rFonts w:ascii="Arial" w:hAnsi="Arial" w:cs="Arial"/>
+          <w:sz w:val="22"/>
+          <w:szCs w:val="22"/>
+        </w:rPr>
         <w:t>year</w:t>
       </w:r>
       <w:proofErr w:type="spellEnd"/>
       <w:r>
+        <w:rPr>
+          <w:rFonts w:ascii="Arial" w:hAnsi="Arial" w:cs="Arial"/>
+          <w:sz w:val="22"/>
+          <w:szCs w:val="22"/>
+        </w:rPr>
         <w:t xml:space="preserve"> NOT NULL DEFAULT (</w:t>
       </w:r>
       <w:proofErr w:type="spellStart"/>
       <w:r>
+        <w:rPr>
+          <w:rFonts w:ascii="Arial" w:hAnsi="Arial" w:cs="Arial"/>
+          <w:sz w:val="22"/>
+          <w:szCs w:val="22"/>
+        </w:rPr>
         <w:t>year</w:t>
       </w:r>
       <w:proofErr w:type="spellEnd"/>
       <w:r>
+        <w:rPr>
+          <w:rFonts w:ascii="Arial" w:hAnsi="Arial" w:cs="Arial"/>
+          <w:sz w:val="22"/>
+          <w:szCs w:val="22"/>
+        </w:rPr>
         <w:t>(</w:t>
       </w:r>
       <w:proofErr w:type="spellStart"/>
       <w:proofErr w:type="gramStart"/>
       <w:r>
+        <w:rPr>
+          <w:rFonts w:ascii="Arial" w:hAnsi="Arial" w:cs="Arial"/>
+          <w:sz w:val="22"/>
+          <w:szCs w:val="22"/>
+        </w:rPr>
         <w:t>curdate</w:t>
       </w:r>
       <w:proofErr w:type="spellEnd"/>
       <w:r>
+        <w:rPr>
+          <w:rFonts w:ascii="Arial" w:hAnsi="Arial" w:cs="Arial"/>
+          <w:sz w:val="22"/>
+          <w:szCs w:val="22"/>
+        </w:rPr>
         <w:t>(</w:t>
       </w:r>
       <w:proofErr w:type="gramEnd"/>
       <w:r>
+        <w:rPr>
+          <w:rFonts w:ascii="Arial" w:hAnsi="Arial" w:cs="Arial"/>
+          <w:sz w:val="22"/>
+          <w:szCs w:val="22"/>
+        </w:rPr>
         <w:t>))),</w:t>
       </w:r>
     </w:p>
@@ -1852,21 +2032,46 @@
       <w:pPr>
         <w:pStyle w:val="Textoindependiente"/>
         <w:spacing w:before="9"/>
-      </w:pPr>
-      <w:r>
+        <w:rPr>
+          <w:rFonts w:ascii="Arial" w:hAnsi="Arial" w:cs="Arial"/>
+          <w:sz w:val="22"/>
+          <w:szCs w:val="22"/>
+        </w:rPr>
+      </w:pPr>
+      <w:r>
+        <w:rPr>
+          <w:rFonts w:ascii="Arial" w:hAnsi="Arial" w:cs="Arial"/>
+          <w:sz w:val="22"/>
+          <w:szCs w:val="22"/>
+        </w:rPr>
         <w:t xml:space="preserve">  `lunes` </w:t>
       </w:r>
       <w:proofErr w:type="spellStart"/>
       <w:proofErr w:type="gramStart"/>
       <w:r>
+        <w:rPr>
+          <w:rFonts w:ascii="Arial" w:hAnsi="Arial" w:cs="Arial"/>
+          <w:sz w:val="22"/>
+          <w:szCs w:val="22"/>
+        </w:rPr>
         <w:t>tinyint</w:t>
       </w:r>
       <w:proofErr w:type="spellEnd"/>
       <w:r>
+        <w:rPr>
+          <w:rFonts w:ascii="Arial" w:hAnsi="Arial" w:cs="Arial"/>
+          <w:sz w:val="22"/>
+          <w:szCs w:val="22"/>
+        </w:rPr>
         <w:t>(</w:t>
       </w:r>
       <w:proofErr w:type="gramEnd"/>
       <w:r>
+        <w:rPr>
+          <w:rFonts w:ascii="Arial" w:hAnsi="Arial" w:cs="Arial"/>
+          <w:sz w:val="22"/>
+          <w:szCs w:val="22"/>
+        </w:rPr>
         <w:t>1) DEFAULT '0',</w:t>
       </w:r>
     </w:p>
@@ -1874,21 +2079,46 @@
       <w:pPr>
         <w:pStyle w:val="Textoindependiente"/>
         <w:spacing w:before="9"/>
-      </w:pPr>
-      <w:r>
+        <w:rPr>
+          <w:rFonts w:ascii="Arial" w:hAnsi="Arial" w:cs="Arial"/>
+          <w:sz w:val="22"/>
+          <w:szCs w:val="22"/>
+        </w:rPr>
+      </w:pPr>
+      <w:r>
+        <w:rPr>
+          <w:rFonts w:ascii="Arial" w:hAnsi="Arial" w:cs="Arial"/>
+          <w:sz w:val="22"/>
+          <w:szCs w:val="22"/>
+        </w:rPr>
         <w:t xml:space="preserve">  `martes` </w:t>
       </w:r>
       <w:proofErr w:type="spellStart"/>
       <w:proofErr w:type="gramStart"/>
       <w:r>
+        <w:rPr>
+          <w:rFonts w:ascii="Arial" w:hAnsi="Arial" w:cs="Arial"/>
+          <w:sz w:val="22"/>
+          <w:szCs w:val="22"/>
+        </w:rPr>
         <w:t>tinyint</w:t>
       </w:r>
       <w:proofErr w:type="spellEnd"/>
       <w:r>
+        <w:rPr>
+          <w:rFonts w:ascii="Arial" w:hAnsi="Arial" w:cs="Arial"/>
+          <w:sz w:val="22"/>
+          <w:szCs w:val="22"/>
+        </w:rPr>
         <w:t>(</w:t>
       </w:r>
       <w:proofErr w:type="gramEnd"/>
       <w:r>
+        <w:rPr>
+          <w:rFonts w:ascii="Arial" w:hAnsi="Arial" w:cs="Arial"/>
+          <w:sz w:val="22"/>
+          <w:szCs w:val="22"/>
+        </w:rPr>
         <w:t>1) DEFAULT '0',</w:t>
       </w:r>
     </w:p>
@@ -1896,29 +2126,64 @@
       <w:pPr>
         <w:pStyle w:val="Textoindependiente"/>
         <w:spacing w:before="9"/>
-      </w:pPr>
-      <w:r>
+        <w:rPr>
+          <w:rFonts w:ascii="Arial" w:hAnsi="Arial" w:cs="Arial"/>
+          <w:sz w:val="22"/>
+          <w:szCs w:val="22"/>
+        </w:rPr>
+      </w:pPr>
+      <w:r>
+        <w:rPr>
+          <w:rFonts w:ascii="Arial" w:hAnsi="Arial" w:cs="Arial"/>
+          <w:sz w:val="22"/>
+          <w:szCs w:val="22"/>
+        </w:rPr>
         <w:t xml:space="preserve">  `</w:t>
       </w:r>
       <w:proofErr w:type="spellStart"/>
       <w:r>
+        <w:rPr>
+          <w:rFonts w:ascii="Arial" w:hAnsi="Arial" w:cs="Arial"/>
+          <w:sz w:val="22"/>
+          <w:szCs w:val="22"/>
+        </w:rPr>
         <w:t>miercoles</w:t>
       </w:r>
       <w:proofErr w:type="spellEnd"/>
       <w:r>
+        <w:rPr>
+          <w:rFonts w:ascii="Arial" w:hAnsi="Arial" w:cs="Arial"/>
+          <w:sz w:val="22"/>
+          <w:szCs w:val="22"/>
+        </w:rPr>
         <w:t xml:space="preserve">` </w:t>
       </w:r>
       <w:proofErr w:type="spellStart"/>
       <w:proofErr w:type="gramStart"/>
       <w:r>
+        <w:rPr>
+          <w:rFonts w:ascii="Arial" w:hAnsi="Arial" w:cs="Arial"/>
+          <w:sz w:val="22"/>
+          <w:szCs w:val="22"/>
+        </w:rPr>
         <w:t>tinyint</w:t>
       </w:r>
       <w:proofErr w:type="spellEnd"/>
       <w:r>
+        <w:rPr>
+          <w:rFonts w:ascii="Arial" w:hAnsi="Arial" w:cs="Arial"/>
+          <w:sz w:val="22"/>
+          <w:szCs w:val="22"/>
+        </w:rPr>
         <w:t>(</w:t>
       </w:r>
       <w:proofErr w:type="gramEnd"/>
       <w:r>
+        <w:rPr>
+          <w:rFonts w:ascii="Arial" w:hAnsi="Arial" w:cs="Arial"/>
+          <w:sz w:val="22"/>
+          <w:szCs w:val="22"/>
+        </w:rPr>
         <w:t>1) DEFAULT '0',</w:t>
       </w:r>
     </w:p>
@@ -1926,21 +2191,46 @@
       <w:pPr>
         <w:pStyle w:val="Textoindependiente"/>
         <w:spacing w:before="9"/>
-      </w:pPr>
-      <w:r>
+        <w:rPr>
+          <w:rFonts w:ascii="Arial" w:hAnsi="Arial" w:cs="Arial"/>
+          <w:sz w:val="22"/>
+          <w:szCs w:val="22"/>
+        </w:rPr>
+      </w:pPr>
+      <w:r>
+        <w:rPr>
+          <w:rFonts w:ascii="Arial" w:hAnsi="Arial" w:cs="Arial"/>
+          <w:sz w:val="22"/>
+          <w:szCs w:val="22"/>
+        </w:rPr>
         <w:t xml:space="preserve">  `jueves` </w:t>
       </w:r>
       <w:proofErr w:type="spellStart"/>
       <w:proofErr w:type="gramStart"/>
       <w:r>
+        <w:rPr>
+          <w:rFonts w:ascii="Arial" w:hAnsi="Arial" w:cs="Arial"/>
+          <w:sz w:val="22"/>
+          <w:szCs w:val="22"/>
+        </w:rPr>
         <w:t>tinyint</w:t>
       </w:r>
       <w:proofErr w:type="spellEnd"/>
       <w:r>
+        <w:rPr>
+          <w:rFonts w:ascii="Arial" w:hAnsi="Arial" w:cs="Arial"/>
+          <w:sz w:val="22"/>
+          <w:szCs w:val="22"/>
+        </w:rPr>
         <w:t>(</w:t>
       </w:r>
       <w:proofErr w:type="gramEnd"/>
       <w:r>
+        <w:rPr>
+          <w:rFonts w:ascii="Arial" w:hAnsi="Arial" w:cs="Arial"/>
+          <w:sz w:val="22"/>
+          <w:szCs w:val="22"/>
+        </w:rPr>
         <w:t>1) DEFAULT '0',</w:t>
       </w:r>
     </w:p>
@@ -1948,21 +2238,46 @@
       <w:pPr>
         <w:pStyle w:val="Textoindependiente"/>
         <w:spacing w:before="9"/>
-      </w:pPr>
-      <w:r>
+        <w:rPr>
+          <w:rFonts w:ascii="Arial" w:hAnsi="Arial" w:cs="Arial"/>
+          <w:sz w:val="22"/>
+          <w:szCs w:val="22"/>
+        </w:rPr>
+      </w:pPr>
+      <w:r>
+        <w:rPr>
+          <w:rFonts w:ascii="Arial" w:hAnsi="Arial" w:cs="Arial"/>
+          <w:sz w:val="22"/>
+          <w:szCs w:val="22"/>
+        </w:rPr>
         <w:t xml:space="preserve">  `viernes` </w:t>
       </w:r>
       <w:proofErr w:type="spellStart"/>
       <w:proofErr w:type="gramStart"/>
       <w:r>
+        <w:rPr>
+          <w:rFonts w:ascii="Arial" w:hAnsi="Arial" w:cs="Arial"/>
+          <w:sz w:val="22"/>
+          <w:szCs w:val="22"/>
+        </w:rPr>
         <w:t>tinyint</w:t>
       </w:r>
       <w:proofErr w:type="spellEnd"/>
       <w:r>
+        <w:rPr>
+          <w:rFonts w:ascii="Arial" w:hAnsi="Arial" w:cs="Arial"/>
+          <w:sz w:val="22"/>
+          <w:szCs w:val="22"/>
+        </w:rPr>
         <w:t>(</w:t>
       </w:r>
       <w:proofErr w:type="gramEnd"/>
       <w:r>
+        <w:rPr>
+          <w:rFonts w:ascii="Arial" w:hAnsi="Arial" w:cs="Arial"/>
+          <w:sz w:val="22"/>
+          <w:szCs w:val="22"/>
+        </w:rPr>
         <w:t>1) DEFAULT '0',</w:t>
       </w:r>
     </w:p>
@@ -1970,16 +2285,36 @@
       <w:pPr>
         <w:pStyle w:val="Textoindependiente"/>
         <w:spacing w:before="9"/>
-      </w:pPr>
-      <w:r>
+        <w:rPr>
+          <w:rFonts w:ascii="Arial" w:hAnsi="Arial" w:cs="Arial"/>
+          <w:sz w:val="22"/>
+          <w:szCs w:val="22"/>
+        </w:rPr>
+      </w:pPr>
+      <w:r>
+        <w:rPr>
+          <w:rFonts w:ascii="Arial" w:hAnsi="Arial" w:cs="Arial"/>
+          <w:sz w:val="22"/>
+          <w:szCs w:val="22"/>
+        </w:rPr>
         <w:t xml:space="preserve">  PRIMARY KEY (`</w:t>
       </w:r>
       <w:proofErr w:type="spellStart"/>
       <w:r>
+        <w:rPr>
+          <w:rFonts w:ascii="Arial" w:hAnsi="Arial" w:cs="Arial"/>
+          <w:sz w:val="22"/>
+          <w:szCs w:val="22"/>
+        </w:rPr>
         <w:t>id_asistencia</w:t>
       </w:r>
       <w:proofErr w:type="spellEnd"/>
       <w:r>
+        <w:rPr>
+          <w:rFonts w:ascii="Arial" w:hAnsi="Arial" w:cs="Arial"/>
+          <w:sz w:val="22"/>
+          <w:szCs w:val="22"/>
+        </w:rPr>
         <w:t>`),</w:t>
       </w:r>
     </w:p>
@@ -1987,24 +2322,54 @@
       <w:pPr>
         <w:pStyle w:val="Textoindependiente"/>
         <w:spacing w:before="9"/>
-      </w:pPr>
-      <w:r>
+        <w:rPr>
+          <w:rFonts w:ascii="Arial" w:hAnsi="Arial" w:cs="Arial"/>
+          <w:sz w:val="22"/>
+          <w:szCs w:val="22"/>
+        </w:rPr>
+      </w:pPr>
+      <w:r>
+        <w:rPr>
+          <w:rFonts w:ascii="Arial" w:hAnsi="Arial" w:cs="Arial"/>
+          <w:sz w:val="22"/>
+          <w:szCs w:val="22"/>
+        </w:rPr>
         <w:t xml:space="preserve">  KEY `</w:t>
       </w:r>
       <w:proofErr w:type="spellStart"/>
       <w:r>
+        <w:rPr>
+          <w:rFonts w:ascii="Arial" w:hAnsi="Arial" w:cs="Arial"/>
+          <w:sz w:val="22"/>
+          <w:szCs w:val="22"/>
+        </w:rPr>
         <w:t>id_estudiante</w:t>
       </w:r>
       <w:proofErr w:type="spellEnd"/>
       <w:r>
+        <w:rPr>
+          <w:rFonts w:ascii="Arial" w:hAnsi="Arial" w:cs="Arial"/>
+          <w:sz w:val="22"/>
+          <w:szCs w:val="22"/>
+        </w:rPr>
         <w:t>` (`</w:t>
       </w:r>
       <w:proofErr w:type="spellStart"/>
       <w:r>
+        <w:rPr>
+          <w:rFonts w:ascii="Arial" w:hAnsi="Arial" w:cs="Arial"/>
+          <w:sz w:val="22"/>
+          <w:szCs w:val="22"/>
+        </w:rPr>
         <w:t>id_estudiante</w:t>
       </w:r>
       <w:proofErr w:type="spellEnd"/>
       <w:r>
+        <w:rPr>
+          <w:rFonts w:ascii="Arial" w:hAnsi="Arial" w:cs="Arial"/>
+          <w:sz w:val="22"/>
+          <w:szCs w:val="22"/>
+        </w:rPr>
         <w:t>`),</w:t>
       </w:r>
     </w:p>
@@ -2012,24 +2377,54 @@
       <w:pPr>
         <w:pStyle w:val="Textoindependiente"/>
         <w:spacing w:before="9"/>
-      </w:pPr>
-      <w:r>
+        <w:rPr>
+          <w:rFonts w:ascii="Arial" w:hAnsi="Arial" w:cs="Arial"/>
+          <w:sz w:val="22"/>
+          <w:szCs w:val="22"/>
+        </w:rPr>
+      </w:pPr>
+      <w:r>
+        <w:rPr>
+          <w:rFonts w:ascii="Arial" w:hAnsi="Arial" w:cs="Arial"/>
+          <w:sz w:val="22"/>
+          <w:szCs w:val="22"/>
+        </w:rPr>
         <w:t xml:space="preserve">  KEY `</w:t>
       </w:r>
       <w:proofErr w:type="spellStart"/>
       <w:r>
+        <w:rPr>
+          <w:rFonts w:ascii="Arial" w:hAnsi="Arial" w:cs="Arial"/>
+          <w:sz w:val="22"/>
+          <w:szCs w:val="22"/>
+        </w:rPr>
         <w:t>id_curso</w:t>
       </w:r>
       <w:proofErr w:type="spellEnd"/>
       <w:r>
+        <w:rPr>
+          <w:rFonts w:ascii="Arial" w:hAnsi="Arial" w:cs="Arial"/>
+          <w:sz w:val="22"/>
+          <w:szCs w:val="22"/>
+        </w:rPr>
         <w:t>` (`</w:t>
       </w:r>
       <w:proofErr w:type="spellStart"/>
       <w:r>
+        <w:rPr>
+          <w:rFonts w:ascii="Arial" w:hAnsi="Arial" w:cs="Arial"/>
+          <w:sz w:val="22"/>
+          <w:szCs w:val="22"/>
+        </w:rPr>
         <w:t>id_curso</w:t>
       </w:r>
       <w:proofErr w:type="spellEnd"/>
       <w:r>
+        <w:rPr>
+          <w:rFonts w:ascii="Arial" w:hAnsi="Arial" w:cs="Arial"/>
+          <w:sz w:val="22"/>
+          <w:szCs w:val="22"/>
+        </w:rPr>
         <w:t>`),</w:t>
       </w:r>
     </w:p>
@@ -2037,24 +2432,54 @@
       <w:pPr>
         <w:pStyle w:val="Textoindependiente"/>
         <w:spacing w:before="9"/>
-      </w:pPr>
-      <w:r>
+        <w:rPr>
+          <w:rFonts w:ascii="Arial" w:hAnsi="Arial" w:cs="Arial"/>
+          <w:sz w:val="22"/>
+          <w:szCs w:val="22"/>
+        </w:rPr>
+      </w:pPr>
+      <w:r>
+        <w:rPr>
+          <w:rFonts w:ascii="Arial" w:hAnsi="Arial" w:cs="Arial"/>
+          <w:sz w:val="22"/>
+          <w:szCs w:val="22"/>
+        </w:rPr>
         <w:t xml:space="preserve">  CONSTRAINT `asistencias_ibfk_1` FOREIGN KEY (`</w:t>
       </w:r>
       <w:proofErr w:type="spellStart"/>
       <w:r>
+        <w:rPr>
+          <w:rFonts w:ascii="Arial" w:hAnsi="Arial" w:cs="Arial"/>
+          <w:sz w:val="22"/>
+          <w:szCs w:val="22"/>
+        </w:rPr>
         <w:t>id_estudiante</w:t>
       </w:r>
       <w:proofErr w:type="spellEnd"/>
       <w:r>
+        <w:rPr>
+          <w:rFonts w:ascii="Arial" w:hAnsi="Arial" w:cs="Arial"/>
+          <w:sz w:val="22"/>
+          <w:szCs w:val="22"/>
+        </w:rPr>
         <w:t>`) REFERENCES `estudiantes` (`</w:t>
       </w:r>
       <w:proofErr w:type="spellStart"/>
       <w:r>
+        <w:rPr>
+          <w:rFonts w:ascii="Arial" w:hAnsi="Arial" w:cs="Arial"/>
+          <w:sz w:val="22"/>
+          <w:szCs w:val="22"/>
+        </w:rPr>
         <w:t>id_estudiante</w:t>
       </w:r>
       <w:proofErr w:type="spellEnd"/>
       <w:r>
+        <w:rPr>
+          <w:rFonts w:ascii="Arial" w:hAnsi="Arial" w:cs="Arial"/>
+          <w:sz w:val="22"/>
+          <w:szCs w:val="22"/>
+        </w:rPr>
         <w:t>`),</w:t>
       </w:r>
     </w:p>
@@ -2062,24 +2487,54 @@
       <w:pPr>
         <w:pStyle w:val="Textoindependiente"/>
         <w:spacing w:before="9"/>
-      </w:pPr>
-      <w:r>
+        <w:rPr>
+          <w:rFonts w:ascii="Arial" w:hAnsi="Arial" w:cs="Arial"/>
+          <w:sz w:val="22"/>
+          <w:szCs w:val="22"/>
+        </w:rPr>
+      </w:pPr>
+      <w:r>
+        <w:rPr>
+          <w:rFonts w:ascii="Arial" w:hAnsi="Arial" w:cs="Arial"/>
+          <w:sz w:val="22"/>
+          <w:szCs w:val="22"/>
+        </w:rPr>
         <w:t xml:space="preserve">  CONSTRAINT `asistencias_ibfk_2` FOREIGN KEY (`</w:t>
       </w:r>
       <w:proofErr w:type="spellStart"/>
       <w:r>
+        <w:rPr>
+          <w:rFonts w:ascii="Arial" w:hAnsi="Arial" w:cs="Arial"/>
+          <w:sz w:val="22"/>
+          <w:szCs w:val="22"/>
+        </w:rPr>
         <w:t>id_curso</w:t>
       </w:r>
       <w:proofErr w:type="spellEnd"/>
       <w:r>
+        <w:rPr>
+          <w:rFonts w:ascii="Arial" w:hAnsi="Arial" w:cs="Arial"/>
+          <w:sz w:val="22"/>
+          <w:szCs w:val="22"/>
+        </w:rPr>
         <w:t>`) REFERENCES `cursos` (`</w:t>
       </w:r>
       <w:proofErr w:type="spellStart"/>
       <w:r>
+        <w:rPr>
+          <w:rFonts w:ascii="Arial" w:hAnsi="Arial" w:cs="Arial"/>
+          <w:sz w:val="22"/>
+          <w:szCs w:val="22"/>
+        </w:rPr>
         <w:t>id_curso</w:t>
       </w:r>
       <w:proofErr w:type="spellEnd"/>
       <w:r>
+        <w:rPr>
+          <w:rFonts w:ascii="Arial" w:hAnsi="Arial" w:cs="Arial"/>
+          <w:sz w:val="22"/>
+          <w:szCs w:val="22"/>
+        </w:rPr>
         <w:t>`),</w:t>
       </w:r>
     </w:p>
@@ -2087,16 +2542,36 @@
       <w:pPr>
         <w:pStyle w:val="Textoindependiente"/>
         <w:spacing w:before="9"/>
-      </w:pPr>
-      <w:r>
+        <w:rPr>
+          <w:rFonts w:ascii="Arial" w:hAnsi="Arial" w:cs="Arial"/>
+          <w:sz w:val="22"/>
+          <w:szCs w:val="22"/>
+        </w:rPr>
+      </w:pPr>
+      <w:r>
+        <w:rPr>
+          <w:rFonts w:ascii="Arial" w:hAnsi="Arial" w:cs="Arial"/>
+          <w:sz w:val="22"/>
+          <w:szCs w:val="22"/>
+        </w:rPr>
         <w:t xml:space="preserve">  CONSTRAINT `asistencias_chk_1` CHECK ((`semana` </w:t>
       </w:r>
       <w:proofErr w:type="spellStart"/>
       <w:r>
+        <w:rPr>
+          <w:rFonts w:ascii="Arial" w:hAnsi="Arial" w:cs="Arial"/>
+          <w:sz w:val="22"/>
+          <w:szCs w:val="22"/>
+        </w:rPr>
         <w:t>between</w:t>
       </w:r>
       <w:proofErr w:type="spellEnd"/>
       <w:r>
+        <w:rPr>
+          <w:rFonts w:ascii="Arial" w:hAnsi="Arial" w:cs="Arial"/>
+          <w:sz w:val="22"/>
+          <w:szCs w:val="22"/>
+        </w:rPr>
         <w:t xml:space="preserve"> 1 and 52))</w:t>
       </w:r>
     </w:p>
@@ -2104,16 +2579,36 @@
       <w:pPr>
         <w:pStyle w:val="Textoindependiente"/>
         <w:spacing w:before="9"/>
-      </w:pPr>
-      <w:r>
+        <w:rPr>
+          <w:rFonts w:ascii="Arial" w:hAnsi="Arial" w:cs="Arial"/>
+          <w:sz w:val="22"/>
+          <w:szCs w:val="22"/>
+        </w:rPr>
+      </w:pPr>
+      <w:r>
+        <w:rPr>
+          <w:rFonts w:ascii="Arial" w:hAnsi="Arial" w:cs="Arial"/>
+          <w:sz w:val="22"/>
+          <w:szCs w:val="22"/>
+        </w:rPr>
         <w:t>) ENGINE=</w:t>
       </w:r>
       <w:proofErr w:type="spellStart"/>
       <w:r>
+        <w:rPr>
+          <w:rFonts w:ascii="Arial" w:hAnsi="Arial" w:cs="Arial"/>
+          <w:sz w:val="22"/>
+          <w:szCs w:val="22"/>
+        </w:rPr>
         <w:t>InnoDB</w:t>
       </w:r>
       <w:proofErr w:type="spellEnd"/>
       <w:r>
+        <w:rPr>
+          <w:rFonts w:ascii="Arial" w:hAnsi="Arial" w:cs="Arial"/>
+          <w:sz w:val="22"/>
+          <w:szCs w:val="22"/>
+        </w:rPr>
         <w:t xml:space="preserve"> AUTO_INCREMENT=67 DEFAULT CHARSET=utf8mb4 COLLATE=utf8mb4_0900_ai_ci</w:t>
       </w:r>
     </w:p>
@@ -2121,14 +2616,29 @@
       <w:pPr>
         <w:pStyle w:val="Textoindependiente"/>
         <w:spacing w:before="9"/>
+        <w:rPr>
+          <w:rFonts w:ascii="Arial" w:hAnsi="Arial" w:cs="Arial"/>
+          <w:sz w:val="22"/>
+          <w:szCs w:val="22"/>
+        </w:rPr>
       </w:pPr>
     </w:p>
     <w:p>
       <w:pPr>
         <w:pStyle w:val="Textoindependiente"/>
         <w:spacing w:before="9"/>
-      </w:pPr>
-      <w:r>
+        <w:rPr>
+          <w:rFonts w:ascii="Arial" w:hAnsi="Arial" w:cs="Arial"/>
+          <w:sz w:val="22"/>
+          <w:szCs w:val="22"/>
+        </w:rPr>
+      </w:pPr>
+      <w:r>
+        <w:rPr>
+          <w:rFonts w:ascii="Arial" w:hAnsi="Arial" w:cs="Arial"/>
+          <w:sz w:val="22"/>
+          <w:szCs w:val="22"/>
+        </w:rPr>
         <w:t>CREATE TABLE `estudiantes` (</w:t>
       </w:r>
     </w:p>
@@ -2136,24 +2646,54 @@
       <w:pPr>
         <w:pStyle w:val="Textoindependiente"/>
         <w:spacing w:before="9"/>
-      </w:pPr>
-      <w:r>
+        <w:rPr>
+          <w:rFonts w:ascii="Arial" w:hAnsi="Arial" w:cs="Arial"/>
+          <w:sz w:val="22"/>
+          <w:szCs w:val="22"/>
+        </w:rPr>
+      </w:pPr>
+      <w:r>
+        <w:rPr>
+          <w:rFonts w:ascii="Arial" w:hAnsi="Arial" w:cs="Arial"/>
+          <w:sz w:val="22"/>
+          <w:szCs w:val="22"/>
+        </w:rPr>
         <w:t xml:space="preserve">  `</w:t>
       </w:r>
       <w:proofErr w:type="spellStart"/>
       <w:r>
+        <w:rPr>
+          <w:rFonts w:ascii="Arial" w:hAnsi="Arial" w:cs="Arial"/>
+          <w:sz w:val="22"/>
+          <w:szCs w:val="22"/>
+        </w:rPr>
         <w:t>id_estudiante</w:t>
       </w:r>
       <w:proofErr w:type="spellEnd"/>
       <w:r>
+        <w:rPr>
+          <w:rFonts w:ascii="Arial" w:hAnsi="Arial" w:cs="Arial"/>
+          <w:sz w:val="22"/>
+          <w:szCs w:val="22"/>
+        </w:rPr>
         <w:t xml:space="preserve">` </w:t>
       </w:r>
       <w:proofErr w:type="spellStart"/>
       <w:r>
+        <w:rPr>
+          <w:rFonts w:ascii="Arial" w:hAnsi="Arial" w:cs="Arial"/>
+          <w:sz w:val="22"/>
+          <w:szCs w:val="22"/>
+        </w:rPr>
         <w:t>int</w:t>
       </w:r>
       <w:proofErr w:type="spellEnd"/>
       <w:r>
+        <w:rPr>
+          <w:rFonts w:ascii="Arial" w:hAnsi="Arial" w:cs="Arial"/>
+          <w:sz w:val="22"/>
+          <w:szCs w:val="22"/>
+        </w:rPr>
         <w:t xml:space="preserve"> NOT NULL AUTO_INCREMENT,</w:t>
       </w:r>
     </w:p>
@@ -2161,29 +2701,64 @@
       <w:pPr>
         <w:pStyle w:val="Textoindependiente"/>
         <w:spacing w:before="9"/>
-      </w:pPr>
-      <w:r>
+        <w:rPr>
+          <w:rFonts w:ascii="Arial" w:hAnsi="Arial" w:cs="Arial"/>
+          <w:sz w:val="22"/>
+          <w:szCs w:val="22"/>
+        </w:rPr>
+      </w:pPr>
+      <w:r>
+        <w:rPr>
+          <w:rFonts w:ascii="Arial" w:hAnsi="Arial" w:cs="Arial"/>
+          <w:sz w:val="22"/>
+          <w:szCs w:val="22"/>
+        </w:rPr>
         <w:t xml:space="preserve">  `</w:t>
       </w:r>
       <w:proofErr w:type="spellStart"/>
       <w:r>
+        <w:rPr>
+          <w:rFonts w:ascii="Arial" w:hAnsi="Arial" w:cs="Arial"/>
+          <w:sz w:val="22"/>
+          <w:szCs w:val="22"/>
+        </w:rPr>
         <w:t>dni</w:t>
       </w:r>
       <w:proofErr w:type="spellEnd"/>
       <w:r>
+        <w:rPr>
+          <w:rFonts w:ascii="Arial" w:hAnsi="Arial" w:cs="Arial"/>
+          <w:sz w:val="22"/>
+          <w:szCs w:val="22"/>
+        </w:rPr>
         <w:t xml:space="preserve">` </w:t>
       </w:r>
       <w:proofErr w:type="spellStart"/>
       <w:proofErr w:type="gramStart"/>
       <w:r>
+        <w:rPr>
+          <w:rFonts w:ascii="Arial" w:hAnsi="Arial" w:cs="Arial"/>
+          <w:sz w:val="22"/>
+          <w:szCs w:val="22"/>
+        </w:rPr>
         <w:t>varchar</w:t>
       </w:r>
       <w:proofErr w:type="spellEnd"/>
       <w:r>
+        <w:rPr>
+          <w:rFonts w:ascii="Arial" w:hAnsi="Arial" w:cs="Arial"/>
+          <w:sz w:val="22"/>
+          <w:szCs w:val="22"/>
+        </w:rPr>
         <w:t>(</w:t>
       </w:r>
       <w:proofErr w:type="gramEnd"/>
       <w:r>
+        <w:rPr>
+          <w:rFonts w:ascii="Arial" w:hAnsi="Arial" w:cs="Arial"/>
+          <w:sz w:val="22"/>
+          <w:szCs w:val="22"/>
+        </w:rPr>
         <w:t>15) NOT NULL,</w:t>
       </w:r>
     </w:p>
@@ -2191,21 +2766,46 @@
       <w:pPr>
         <w:pStyle w:val="Textoindependiente"/>
         <w:spacing w:before="9"/>
-      </w:pPr>
-      <w:r>
+        <w:rPr>
+          <w:rFonts w:ascii="Arial" w:hAnsi="Arial" w:cs="Arial"/>
+          <w:sz w:val="22"/>
+          <w:szCs w:val="22"/>
+        </w:rPr>
+      </w:pPr>
+      <w:r>
+        <w:rPr>
+          <w:rFonts w:ascii="Arial" w:hAnsi="Arial" w:cs="Arial"/>
+          <w:sz w:val="22"/>
+          <w:szCs w:val="22"/>
+        </w:rPr>
         <w:t xml:space="preserve">  `nombres` </w:t>
       </w:r>
       <w:proofErr w:type="spellStart"/>
       <w:proofErr w:type="gramStart"/>
       <w:r>
+        <w:rPr>
+          <w:rFonts w:ascii="Arial" w:hAnsi="Arial" w:cs="Arial"/>
+          <w:sz w:val="22"/>
+          <w:szCs w:val="22"/>
+        </w:rPr>
         <w:t>varchar</w:t>
       </w:r>
       <w:proofErr w:type="spellEnd"/>
       <w:r>
+        <w:rPr>
+          <w:rFonts w:ascii="Arial" w:hAnsi="Arial" w:cs="Arial"/>
+          <w:sz w:val="22"/>
+          <w:szCs w:val="22"/>
+        </w:rPr>
         <w:t>(</w:t>
       </w:r>
       <w:proofErr w:type="gramEnd"/>
       <w:r>
+        <w:rPr>
+          <w:rFonts w:ascii="Arial" w:hAnsi="Arial" w:cs="Arial"/>
+          <w:sz w:val="22"/>
+          <w:szCs w:val="22"/>
+        </w:rPr>
         <w:t>100) NOT NULL,</w:t>
       </w:r>
     </w:p>
@@ -2213,21 +2813,46 @@
       <w:pPr>
         <w:pStyle w:val="Textoindependiente"/>
         <w:spacing w:before="9"/>
-      </w:pPr>
-      <w:r>
+        <w:rPr>
+          <w:rFonts w:ascii="Arial" w:hAnsi="Arial" w:cs="Arial"/>
+          <w:sz w:val="22"/>
+          <w:szCs w:val="22"/>
+        </w:rPr>
+      </w:pPr>
+      <w:r>
+        <w:rPr>
+          <w:rFonts w:ascii="Arial" w:hAnsi="Arial" w:cs="Arial"/>
+          <w:sz w:val="22"/>
+          <w:szCs w:val="22"/>
+        </w:rPr>
         <w:t xml:space="preserve">  `apellidos` </w:t>
       </w:r>
       <w:proofErr w:type="spellStart"/>
       <w:proofErr w:type="gramStart"/>
       <w:r>
+        <w:rPr>
+          <w:rFonts w:ascii="Arial" w:hAnsi="Arial" w:cs="Arial"/>
+          <w:sz w:val="22"/>
+          <w:szCs w:val="22"/>
+        </w:rPr>
         <w:t>varchar</w:t>
       </w:r>
       <w:proofErr w:type="spellEnd"/>
       <w:r>
+        <w:rPr>
+          <w:rFonts w:ascii="Arial" w:hAnsi="Arial" w:cs="Arial"/>
+          <w:sz w:val="22"/>
+          <w:szCs w:val="22"/>
+        </w:rPr>
         <w:t>(</w:t>
       </w:r>
       <w:proofErr w:type="gramEnd"/>
       <w:r>
+        <w:rPr>
+          <w:rFonts w:ascii="Arial" w:hAnsi="Arial" w:cs="Arial"/>
+          <w:sz w:val="22"/>
+          <w:szCs w:val="22"/>
+        </w:rPr>
         <w:t>100) NOT NULL,</w:t>
       </w:r>
     </w:p>
@@ -2235,16 +2860,36 @@
       <w:pPr>
         <w:pStyle w:val="Textoindependiente"/>
         <w:spacing w:before="9"/>
-      </w:pPr>
-      <w:r>
+        <w:rPr>
+          <w:rFonts w:ascii="Arial" w:hAnsi="Arial" w:cs="Arial"/>
+          <w:sz w:val="22"/>
+          <w:szCs w:val="22"/>
+        </w:rPr>
+      </w:pPr>
+      <w:r>
+        <w:rPr>
+          <w:rFonts w:ascii="Arial" w:hAnsi="Arial" w:cs="Arial"/>
+          <w:sz w:val="22"/>
+          <w:szCs w:val="22"/>
+        </w:rPr>
         <w:t xml:space="preserve">  `</w:t>
       </w:r>
       <w:proofErr w:type="spellStart"/>
       <w:r>
+        <w:rPr>
+          <w:rFonts w:ascii="Arial" w:hAnsi="Arial" w:cs="Arial"/>
+          <w:sz w:val="22"/>
+          <w:szCs w:val="22"/>
+        </w:rPr>
         <w:t>fecha_nacimiento</w:t>
       </w:r>
       <w:proofErr w:type="spellEnd"/>
       <w:r>
+        <w:rPr>
+          <w:rFonts w:ascii="Arial" w:hAnsi="Arial" w:cs="Arial"/>
+          <w:sz w:val="22"/>
+          <w:szCs w:val="22"/>
+        </w:rPr>
         <w:t>` date DEFAULT NULL,</w:t>
       </w:r>
     </w:p>
@@ -2252,29 +2897,64 @@
       <w:pPr>
         <w:pStyle w:val="Textoindependiente"/>
         <w:spacing w:before="9"/>
-      </w:pPr>
-      <w:r>
+        <w:rPr>
+          <w:rFonts w:ascii="Arial" w:hAnsi="Arial" w:cs="Arial"/>
+          <w:sz w:val="22"/>
+          <w:szCs w:val="22"/>
+        </w:rPr>
+      </w:pPr>
+      <w:r>
+        <w:rPr>
+          <w:rFonts w:ascii="Arial" w:hAnsi="Arial" w:cs="Arial"/>
+          <w:sz w:val="22"/>
+          <w:szCs w:val="22"/>
+        </w:rPr>
         <w:t xml:space="preserve">  `</w:t>
       </w:r>
       <w:proofErr w:type="spellStart"/>
       <w:r>
+        <w:rPr>
+          <w:rFonts w:ascii="Arial" w:hAnsi="Arial" w:cs="Arial"/>
+          <w:sz w:val="22"/>
+          <w:szCs w:val="22"/>
+        </w:rPr>
         <w:t>direccion</w:t>
       </w:r>
       <w:proofErr w:type="spellEnd"/>
       <w:r>
+        <w:rPr>
+          <w:rFonts w:ascii="Arial" w:hAnsi="Arial" w:cs="Arial"/>
+          <w:sz w:val="22"/>
+          <w:szCs w:val="22"/>
+        </w:rPr>
         <w:t xml:space="preserve">` </w:t>
       </w:r>
       <w:proofErr w:type="spellStart"/>
       <w:proofErr w:type="gramStart"/>
       <w:r>
+        <w:rPr>
+          <w:rFonts w:ascii="Arial" w:hAnsi="Arial" w:cs="Arial"/>
+          <w:sz w:val="22"/>
+          <w:szCs w:val="22"/>
+        </w:rPr>
         <w:t>varchar</w:t>
       </w:r>
       <w:proofErr w:type="spellEnd"/>
       <w:r>
+        <w:rPr>
+          <w:rFonts w:ascii="Arial" w:hAnsi="Arial" w:cs="Arial"/>
+          <w:sz w:val="22"/>
+          <w:szCs w:val="22"/>
+        </w:rPr>
         <w:t>(</w:t>
       </w:r>
       <w:proofErr w:type="gramEnd"/>
       <w:r>
+        <w:rPr>
+          <w:rFonts w:ascii="Arial" w:hAnsi="Arial" w:cs="Arial"/>
+          <w:sz w:val="22"/>
+          <w:szCs w:val="22"/>
+        </w:rPr>
         <w:t>150) DEFAULT NULL,</w:t>
       </w:r>
     </w:p>
@@ -2282,24 +2962,54 @@
       <w:pPr>
         <w:pStyle w:val="Textoindependiente"/>
         <w:spacing w:before="9"/>
-      </w:pPr>
-      <w:r>
+        <w:rPr>
+          <w:rFonts w:ascii="Arial" w:hAnsi="Arial" w:cs="Arial"/>
+          <w:sz w:val="22"/>
+          <w:szCs w:val="22"/>
+        </w:rPr>
+      </w:pPr>
+      <w:r>
+        <w:rPr>
+          <w:rFonts w:ascii="Arial" w:hAnsi="Arial" w:cs="Arial"/>
+          <w:sz w:val="22"/>
+          <w:szCs w:val="22"/>
+        </w:rPr>
         <w:t xml:space="preserve">  `</w:t>
       </w:r>
       <w:proofErr w:type="spellStart"/>
       <w:r>
+        <w:rPr>
+          <w:rFonts w:ascii="Arial" w:hAnsi="Arial" w:cs="Arial"/>
+          <w:sz w:val="22"/>
+          <w:szCs w:val="22"/>
+        </w:rPr>
         <w:t>id_padre</w:t>
       </w:r>
       <w:proofErr w:type="spellEnd"/>
       <w:r>
+        <w:rPr>
+          <w:rFonts w:ascii="Arial" w:hAnsi="Arial" w:cs="Arial"/>
+          <w:sz w:val="22"/>
+          <w:szCs w:val="22"/>
+        </w:rPr>
         <w:t xml:space="preserve">` </w:t>
       </w:r>
       <w:proofErr w:type="spellStart"/>
       <w:r>
+        <w:rPr>
+          <w:rFonts w:ascii="Arial" w:hAnsi="Arial" w:cs="Arial"/>
+          <w:sz w:val="22"/>
+          <w:szCs w:val="22"/>
+        </w:rPr>
         <w:t>int</w:t>
       </w:r>
       <w:proofErr w:type="spellEnd"/>
       <w:r>
+        <w:rPr>
+          <w:rFonts w:ascii="Arial" w:hAnsi="Arial" w:cs="Arial"/>
+          <w:sz w:val="22"/>
+          <w:szCs w:val="22"/>
+        </w:rPr>
         <w:t xml:space="preserve"> DEFAULT NULL,</w:t>
       </w:r>
     </w:p>
@@ -2307,16 +3017,36 @@
       <w:pPr>
         <w:pStyle w:val="Textoindependiente"/>
         <w:spacing w:before="9"/>
-      </w:pPr>
-      <w:r>
+        <w:rPr>
+          <w:rFonts w:ascii="Arial" w:hAnsi="Arial" w:cs="Arial"/>
+          <w:sz w:val="22"/>
+          <w:szCs w:val="22"/>
+        </w:rPr>
+      </w:pPr>
+      <w:r>
+        <w:rPr>
+          <w:rFonts w:ascii="Arial" w:hAnsi="Arial" w:cs="Arial"/>
+          <w:sz w:val="22"/>
+          <w:szCs w:val="22"/>
+        </w:rPr>
         <w:t xml:space="preserve">  PRIMARY KEY (`</w:t>
       </w:r>
       <w:proofErr w:type="spellStart"/>
       <w:r>
+        <w:rPr>
+          <w:rFonts w:ascii="Arial" w:hAnsi="Arial" w:cs="Arial"/>
+          <w:sz w:val="22"/>
+          <w:szCs w:val="22"/>
+        </w:rPr>
         <w:t>id_estudiante</w:t>
       </w:r>
       <w:proofErr w:type="spellEnd"/>
       <w:r>
+        <w:rPr>
+          <w:rFonts w:ascii="Arial" w:hAnsi="Arial" w:cs="Arial"/>
+          <w:sz w:val="22"/>
+          <w:szCs w:val="22"/>
+        </w:rPr>
         <w:t>`),</w:t>
       </w:r>
     </w:p>
@@ -2324,24 +3054,54 @@
       <w:pPr>
         <w:pStyle w:val="Textoindependiente"/>
         <w:spacing w:before="9"/>
-      </w:pPr>
-      <w:r>
+        <w:rPr>
+          <w:rFonts w:ascii="Arial" w:hAnsi="Arial" w:cs="Arial"/>
+          <w:sz w:val="22"/>
+          <w:szCs w:val="22"/>
+        </w:rPr>
+      </w:pPr>
+      <w:r>
+        <w:rPr>
+          <w:rFonts w:ascii="Arial" w:hAnsi="Arial" w:cs="Arial"/>
+          <w:sz w:val="22"/>
+          <w:szCs w:val="22"/>
+        </w:rPr>
         <w:t xml:space="preserve">  UNIQUE KEY `</w:t>
       </w:r>
       <w:proofErr w:type="spellStart"/>
       <w:r>
+        <w:rPr>
+          <w:rFonts w:ascii="Arial" w:hAnsi="Arial" w:cs="Arial"/>
+          <w:sz w:val="22"/>
+          <w:szCs w:val="22"/>
+        </w:rPr>
         <w:t>dni</w:t>
       </w:r>
       <w:proofErr w:type="spellEnd"/>
       <w:r>
+        <w:rPr>
+          <w:rFonts w:ascii="Arial" w:hAnsi="Arial" w:cs="Arial"/>
+          <w:sz w:val="22"/>
+          <w:szCs w:val="22"/>
+        </w:rPr>
         <w:t>` (`</w:t>
       </w:r>
       <w:proofErr w:type="spellStart"/>
       <w:r>
+        <w:rPr>
+          <w:rFonts w:ascii="Arial" w:hAnsi="Arial" w:cs="Arial"/>
+          <w:sz w:val="22"/>
+          <w:szCs w:val="22"/>
+        </w:rPr>
         <w:t>dni</w:t>
       </w:r>
       <w:proofErr w:type="spellEnd"/>
       <w:r>
+        <w:rPr>
+          <w:rFonts w:ascii="Arial" w:hAnsi="Arial" w:cs="Arial"/>
+          <w:sz w:val="22"/>
+          <w:szCs w:val="22"/>
+        </w:rPr>
         <w:t>`),</w:t>
       </w:r>
     </w:p>
@@ -2349,24 +3109,54 @@
       <w:pPr>
         <w:pStyle w:val="Textoindependiente"/>
         <w:spacing w:before="9"/>
-      </w:pPr>
-      <w:r>
+        <w:rPr>
+          <w:rFonts w:ascii="Arial" w:hAnsi="Arial" w:cs="Arial"/>
+          <w:sz w:val="22"/>
+          <w:szCs w:val="22"/>
+        </w:rPr>
+      </w:pPr>
+      <w:r>
+        <w:rPr>
+          <w:rFonts w:ascii="Arial" w:hAnsi="Arial" w:cs="Arial"/>
+          <w:sz w:val="22"/>
+          <w:szCs w:val="22"/>
+        </w:rPr>
         <w:t xml:space="preserve">  KEY `</w:t>
       </w:r>
       <w:proofErr w:type="spellStart"/>
       <w:r>
+        <w:rPr>
+          <w:rFonts w:ascii="Arial" w:hAnsi="Arial" w:cs="Arial"/>
+          <w:sz w:val="22"/>
+          <w:szCs w:val="22"/>
+        </w:rPr>
         <w:t>id_padre</w:t>
       </w:r>
       <w:proofErr w:type="spellEnd"/>
       <w:r>
+        <w:rPr>
+          <w:rFonts w:ascii="Arial" w:hAnsi="Arial" w:cs="Arial"/>
+          <w:sz w:val="22"/>
+          <w:szCs w:val="22"/>
+        </w:rPr>
         <w:t>` (`</w:t>
       </w:r>
       <w:proofErr w:type="spellStart"/>
       <w:r>
+        <w:rPr>
+          <w:rFonts w:ascii="Arial" w:hAnsi="Arial" w:cs="Arial"/>
+          <w:sz w:val="22"/>
+          <w:szCs w:val="22"/>
+        </w:rPr>
         <w:t>id_padre</w:t>
       </w:r>
       <w:proofErr w:type="spellEnd"/>
       <w:r>
+        <w:rPr>
+          <w:rFonts w:ascii="Arial" w:hAnsi="Arial" w:cs="Arial"/>
+          <w:sz w:val="22"/>
+          <w:szCs w:val="22"/>
+        </w:rPr>
         <w:t>`),</w:t>
       </w:r>
     </w:p>
@@ -2374,24 +3164,54 @@
       <w:pPr>
         <w:pStyle w:val="Textoindependiente"/>
         <w:spacing w:before="9"/>
-      </w:pPr>
-      <w:r>
+        <w:rPr>
+          <w:rFonts w:ascii="Arial" w:hAnsi="Arial" w:cs="Arial"/>
+          <w:sz w:val="22"/>
+          <w:szCs w:val="22"/>
+        </w:rPr>
+      </w:pPr>
+      <w:r>
+        <w:rPr>
+          <w:rFonts w:ascii="Arial" w:hAnsi="Arial" w:cs="Arial"/>
+          <w:sz w:val="22"/>
+          <w:szCs w:val="22"/>
+        </w:rPr>
         <w:t xml:space="preserve">  CONSTRAINT `estudiantes_ibfk_1` FOREIGN KEY (`</w:t>
       </w:r>
       <w:proofErr w:type="spellStart"/>
       <w:r>
+        <w:rPr>
+          <w:rFonts w:ascii="Arial" w:hAnsi="Arial" w:cs="Arial"/>
+          <w:sz w:val="22"/>
+          <w:szCs w:val="22"/>
+        </w:rPr>
         <w:t>id_padre</w:t>
       </w:r>
       <w:proofErr w:type="spellEnd"/>
       <w:r>
+        <w:rPr>
+          <w:rFonts w:ascii="Arial" w:hAnsi="Arial" w:cs="Arial"/>
+          <w:sz w:val="22"/>
+          <w:szCs w:val="22"/>
+        </w:rPr>
         <w:t>`) REFERENCES `usuarios` (`</w:t>
       </w:r>
       <w:proofErr w:type="spellStart"/>
       <w:r>
+        <w:rPr>
+          <w:rFonts w:ascii="Arial" w:hAnsi="Arial" w:cs="Arial"/>
+          <w:sz w:val="22"/>
+          <w:szCs w:val="22"/>
+        </w:rPr>
         <w:t>id_usuario</w:t>
       </w:r>
       <w:proofErr w:type="spellEnd"/>
       <w:r>
+        <w:rPr>
+          <w:rFonts w:ascii="Arial" w:hAnsi="Arial" w:cs="Arial"/>
+          <w:sz w:val="22"/>
+          <w:szCs w:val="22"/>
+        </w:rPr>
         <w:t>`)</w:t>
       </w:r>
     </w:p>
@@ -2399,16 +3219,36 @@
       <w:pPr>
         <w:pStyle w:val="Textoindependiente"/>
         <w:spacing w:before="9"/>
-      </w:pPr>
-      <w:r>
+        <w:rPr>
+          <w:rFonts w:ascii="Arial" w:hAnsi="Arial" w:cs="Arial"/>
+          <w:sz w:val="22"/>
+          <w:szCs w:val="22"/>
+        </w:rPr>
+      </w:pPr>
+      <w:r>
+        <w:rPr>
+          <w:rFonts w:ascii="Arial" w:hAnsi="Arial" w:cs="Arial"/>
+          <w:sz w:val="22"/>
+          <w:szCs w:val="22"/>
+        </w:rPr>
         <w:t>) ENGINE=</w:t>
       </w:r>
       <w:proofErr w:type="spellStart"/>
       <w:r>
+        <w:rPr>
+          <w:rFonts w:ascii="Arial" w:hAnsi="Arial" w:cs="Arial"/>
+          <w:sz w:val="22"/>
+          <w:szCs w:val="22"/>
+        </w:rPr>
         <w:t>InnoDB</w:t>
       </w:r>
       <w:proofErr w:type="spellEnd"/>
       <w:r>
+        <w:rPr>
+          <w:rFonts w:ascii="Arial" w:hAnsi="Arial" w:cs="Arial"/>
+          <w:sz w:val="22"/>
+          <w:szCs w:val="22"/>
+        </w:rPr>
         <w:t xml:space="preserve"> AUTO_INCREMENT=39 DEFAULT CHARSET=utf8mb4 COLLATE=utf8mb4_0900_ai_ci</w:t>
       </w:r>
     </w:p>
@@ -2416,14 +3256,29 @@
       <w:pPr>
         <w:pStyle w:val="Textoindependiente"/>
         <w:spacing w:before="9"/>
+        <w:rPr>
+          <w:rFonts w:ascii="Arial" w:hAnsi="Arial" w:cs="Arial"/>
+          <w:sz w:val="22"/>
+          <w:szCs w:val="22"/>
+        </w:rPr>
       </w:pPr>
     </w:p>
     <w:p>
       <w:pPr>
         <w:pStyle w:val="Textoindependiente"/>
         <w:spacing w:before="9"/>
-      </w:pPr>
-      <w:r>
+        <w:rPr>
+          <w:rFonts w:ascii="Arial" w:hAnsi="Arial" w:cs="Arial"/>
+          <w:sz w:val="22"/>
+          <w:szCs w:val="22"/>
+        </w:rPr>
+      </w:pPr>
+      <w:r>
+        <w:rPr>
+          <w:rFonts w:ascii="Arial" w:hAnsi="Arial" w:cs="Arial"/>
+          <w:sz w:val="22"/>
+          <w:szCs w:val="22"/>
+        </w:rPr>
         <w:t>CREATE TABLE `usuarios` (</w:t>
       </w:r>
     </w:p>
@@ -2431,24 +3286,54 @@
       <w:pPr>
         <w:pStyle w:val="Textoindependiente"/>
         <w:spacing w:before="9"/>
-      </w:pPr>
-      <w:r>
+        <w:rPr>
+          <w:rFonts w:ascii="Arial" w:hAnsi="Arial" w:cs="Arial"/>
+          <w:sz w:val="22"/>
+          <w:szCs w:val="22"/>
+        </w:rPr>
+      </w:pPr>
+      <w:r>
+        <w:rPr>
+          <w:rFonts w:ascii="Arial" w:hAnsi="Arial" w:cs="Arial"/>
+          <w:sz w:val="22"/>
+          <w:szCs w:val="22"/>
+        </w:rPr>
         <w:t xml:space="preserve">  `</w:t>
       </w:r>
       <w:proofErr w:type="spellStart"/>
       <w:r>
+        <w:rPr>
+          <w:rFonts w:ascii="Arial" w:hAnsi="Arial" w:cs="Arial"/>
+          <w:sz w:val="22"/>
+          <w:szCs w:val="22"/>
+        </w:rPr>
         <w:t>id_usuario</w:t>
       </w:r>
       <w:proofErr w:type="spellEnd"/>
       <w:r>
+        <w:rPr>
+          <w:rFonts w:ascii="Arial" w:hAnsi="Arial" w:cs="Arial"/>
+          <w:sz w:val="22"/>
+          <w:szCs w:val="22"/>
+        </w:rPr>
         <w:t xml:space="preserve">` </w:t>
       </w:r>
       <w:proofErr w:type="spellStart"/>
       <w:r>
+        <w:rPr>
+          <w:rFonts w:ascii="Arial" w:hAnsi="Arial" w:cs="Arial"/>
+          <w:sz w:val="22"/>
+          <w:szCs w:val="22"/>
+        </w:rPr>
         <w:t>int</w:t>
       </w:r>
       <w:proofErr w:type="spellEnd"/>
       <w:r>
+        <w:rPr>
+          <w:rFonts w:ascii="Arial" w:hAnsi="Arial" w:cs="Arial"/>
+          <w:sz w:val="22"/>
+          <w:szCs w:val="22"/>
+        </w:rPr>
         <w:t xml:space="preserve"> NOT NULL AUTO_INCREMENT,</w:t>
       </w:r>
     </w:p>
@@ -2456,29 +3341,64 @@
       <w:pPr>
         <w:pStyle w:val="Textoindependiente"/>
         <w:spacing w:before="9"/>
-      </w:pPr>
-      <w:r>
+        <w:rPr>
+          <w:rFonts w:ascii="Arial" w:hAnsi="Arial" w:cs="Arial"/>
+          <w:sz w:val="22"/>
+          <w:szCs w:val="22"/>
+        </w:rPr>
+      </w:pPr>
+      <w:r>
+        <w:rPr>
+          <w:rFonts w:ascii="Arial" w:hAnsi="Arial" w:cs="Arial"/>
+          <w:sz w:val="22"/>
+          <w:szCs w:val="22"/>
+        </w:rPr>
         <w:t xml:space="preserve">  `</w:t>
       </w:r>
       <w:proofErr w:type="spellStart"/>
       <w:r>
+        <w:rPr>
+          <w:rFonts w:ascii="Arial" w:hAnsi="Arial" w:cs="Arial"/>
+          <w:sz w:val="22"/>
+          <w:szCs w:val="22"/>
+        </w:rPr>
         <w:t>nombre_usuario</w:t>
       </w:r>
       <w:proofErr w:type="spellEnd"/>
       <w:r>
+        <w:rPr>
+          <w:rFonts w:ascii="Arial" w:hAnsi="Arial" w:cs="Arial"/>
+          <w:sz w:val="22"/>
+          <w:szCs w:val="22"/>
+        </w:rPr>
         <w:t xml:space="preserve">` </w:t>
       </w:r>
       <w:proofErr w:type="spellStart"/>
       <w:proofErr w:type="gramStart"/>
       <w:r>
+        <w:rPr>
+          <w:rFonts w:ascii="Arial" w:hAnsi="Arial" w:cs="Arial"/>
+          <w:sz w:val="22"/>
+          <w:szCs w:val="22"/>
+        </w:rPr>
         <w:t>varchar</w:t>
       </w:r>
       <w:proofErr w:type="spellEnd"/>
       <w:r>
+        <w:rPr>
+          <w:rFonts w:ascii="Arial" w:hAnsi="Arial" w:cs="Arial"/>
+          <w:sz w:val="22"/>
+          <w:szCs w:val="22"/>
+        </w:rPr>
         <w:t>(</w:t>
       </w:r>
       <w:proofErr w:type="gramEnd"/>
       <w:r>
+        <w:rPr>
+          <w:rFonts w:ascii="Arial" w:hAnsi="Arial" w:cs="Arial"/>
+          <w:sz w:val="22"/>
+          <w:szCs w:val="22"/>
+        </w:rPr>
         <w:t>50) NOT NULL,</w:t>
       </w:r>
     </w:p>
@@ -2486,29 +3406,64 @@
       <w:pPr>
         <w:pStyle w:val="Textoindependiente"/>
         <w:spacing w:before="9"/>
-      </w:pPr>
-      <w:r>
+        <w:rPr>
+          <w:rFonts w:ascii="Arial" w:hAnsi="Arial" w:cs="Arial"/>
+          <w:sz w:val="22"/>
+          <w:szCs w:val="22"/>
+        </w:rPr>
+      </w:pPr>
+      <w:r>
+        <w:rPr>
+          <w:rFonts w:ascii="Arial" w:hAnsi="Arial" w:cs="Arial"/>
+          <w:sz w:val="22"/>
+          <w:szCs w:val="22"/>
+        </w:rPr>
         <w:t xml:space="preserve">  `</w:t>
       </w:r>
       <w:proofErr w:type="spellStart"/>
       <w:r>
+        <w:rPr>
+          <w:rFonts w:ascii="Arial" w:hAnsi="Arial" w:cs="Arial"/>
+          <w:sz w:val="22"/>
+          <w:szCs w:val="22"/>
+        </w:rPr>
         <w:t>contrasena</w:t>
       </w:r>
       <w:proofErr w:type="spellEnd"/>
       <w:r>
+        <w:rPr>
+          <w:rFonts w:ascii="Arial" w:hAnsi="Arial" w:cs="Arial"/>
+          <w:sz w:val="22"/>
+          <w:szCs w:val="22"/>
+        </w:rPr>
         <w:t xml:space="preserve">` </w:t>
       </w:r>
       <w:proofErr w:type="spellStart"/>
       <w:proofErr w:type="gramStart"/>
       <w:r>
+        <w:rPr>
+          <w:rFonts w:ascii="Arial" w:hAnsi="Arial" w:cs="Arial"/>
+          <w:sz w:val="22"/>
+          <w:szCs w:val="22"/>
+        </w:rPr>
         <w:t>varchar</w:t>
       </w:r>
       <w:proofErr w:type="spellEnd"/>
       <w:r>
+        <w:rPr>
+          <w:rFonts w:ascii="Arial" w:hAnsi="Arial" w:cs="Arial"/>
+          <w:sz w:val="22"/>
+          <w:szCs w:val="22"/>
+        </w:rPr>
         <w:t>(</w:t>
       </w:r>
       <w:proofErr w:type="gramEnd"/>
       <w:r>
+        <w:rPr>
+          <w:rFonts w:ascii="Arial" w:hAnsi="Arial" w:cs="Arial"/>
+          <w:sz w:val="22"/>
+          <w:szCs w:val="22"/>
+        </w:rPr>
         <w:t>255) NOT NULL,</w:t>
       </w:r>
     </w:p>
@@ -2516,24 +3471,54 @@
       <w:pPr>
         <w:pStyle w:val="Textoindependiente"/>
         <w:spacing w:before="9"/>
-      </w:pPr>
-      <w:r>
+        <w:rPr>
+          <w:rFonts w:ascii="Arial" w:hAnsi="Arial" w:cs="Arial"/>
+          <w:sz w:val="22"/>
+          <w:szCs w:val="22"/>
+        </w:rPr>
+      </w:pPr>
+      <w:r>
+        <w:rPr>
+          <w:rFonts w:ascii="Arial" w:hAnsi="Arial" w:cs="Arial"/>
+          <w:sz w:val="22"/>
+          <w:szCs w:val="22"/>
+        </w:rPr>
         <w:t xml:space="preserve">  `rol` </w:t>
       </w:r>
       <w:proofErr w:type="spellStart"/>
       <w:r>
+        <w:rPr>
+          <w:rFonts w:ascii="Arial" w:hAnsi="Arial" w:cs="Arial"/>
+          <w:sz w:val="22"/>
+          <w:szCs w:val="22"/>
+        </w:rPr>
         <w:t>enum</w:t>
       </w:r>
       <w:proofErr w:type="spellEnd"/>
       <w:r>
+        <w:rPr>
+          <w:rFonts w:ascii="Arial" w:hAnsi="Arial" w:cs="Arial"/>
+          <w:sz w:val="22"/>
+          <w:szCs w:val="22"/>
+        </w:rPr>
         <w:t>('</w:t>
       </w:r>
       <w:proofErr w:type="spellStart"/>
       <w:r>
+        <w:rPr>
+          <w:rFonts w:ascii="Arial" w:hAnsi="Arial" w:cs="Arial"/>
+          <w:sz w:val="22"/>
+          <w:szCs w:val="22"/>
+        </w:rPr>
         <w:t>Padre','Maestro</w:t>
       </w:r>
       <w:proofErr w:type="spellEnd"/>
       <w:r>
+        <w:rPr>
+          <w:rFonts w:ascii="Arial" w:hAnsi="Arial" w:cs="Arial"/>
+          <w:sz w:val="22"/>
+          <w:szCs w:val="22"/>
+        </w:rPr>
         <w:t>') NOT NULL,</w:t>
       </w:r>
     </w:p>
@@ -2541,29 +3526,64 @@
       <w:pPr>
         <w:pStyle w:val="Textoindependiente"/>
         <w:spacing w:before="9"/>
-      </w:pPr>
-      <w:r>
+        <w:rPr>
+          <w:rFonts w:ascii="Arial" w:hAnsi="Arial" w:cs="Arial"/>
+          <w:sz w:val="22"/>
+          <w:szCs w:val="22"/>
+        </w:rPr>
+      </w:pPr>
+      <w:r>
+        <w:rPr>
+          <w:rFonts w:ascii="Arial" w:hAnsi="Arial" w:cs="Arial"/>
+          <w:sz w:val="22"/>
+          <w:szCs w:val="22"/>
+        </w:rPr>
         <w:t xml:space="preserve">  `</w:t>
       </w:r>
       <w:proofErr w:type="spellStart"/>
       <w:r>
+        <w:rPr>
+          <w:rFonts w:ascii="Arial" w:hAnsi="Arial" w:cs="Arial"/>
+          <w:sz w:val="22"/>
+          <w:szCs w:val="22"/>
+        </w:rPr>
         <w:t>nombre_completo</w:t>
       </w:r>
       <w:proofErr w:type="spellEnd"/>
       <w:r>
+        <w:rPr>
+          <w:rFonts w:ascii="Arial" w:hAnsi="Arial" w:cs="Arial"/>
+          <w:sz w:val="22"/>
+          <w:szCs w:val="22"/>
+        </w:rPr>
         <w:t xml:space="preserve">` </w:t>
       </w:r>
       <w:proofErr w:type="spellStart"/>
       <w:proofErr w:type="gramStart"/>
       <w:r>
+        <w:rPr>
+          <w:rFonts w:ascii="Arial" w:hAnsi="Arial" w:cs="Arial"/>
+          <w:sz w:val="22"/>
+          <w:szCs w:val="22"/>
+        </w:rPr>
         <w:t>varchar</w:t>
       </w:r>
       <w:proofErr w:type="spellEnd"/>
       <w:r>
+        <w:rPr>
+          <w:rFonts w:ascii="Arial" w:hAnsi="Arial" w:cs="Arial"/>
+          <w:sz w:val="22"/>
+          <w:szCs w:val="22"/>
+        </w:rPr>
         <w:t>(</w:t>
       </w:r>
       <w:proofErr w:type="gramEnd"/>
       <w:r>
+        <w:rPr>
+          <w:rFonts w:ascii="Arial" w:hAnsi="Arial" w:cs="Arial"/>
+          <w:sz w:val="22"/>
+          <w:szCs w:val="22"/>
+        </w:rPr>
         <w:t>100) NOT NULL,</w:t>
       </w:r>
     </w:p>
@@ -2571,21 +3591,46 @@
       <w:pPr>
         <w:pStyle w:val="Textoindependiente"/>
         <w:spacing w:before="9"/>
-      </w:pPr>
-      <w:r>
+        <w:rPr>
+          <w:rFonts w:ascii="Arial" w:hAnsi="Arial" w:cs="Arial"/>
+          <w:sz w:val="22"/>
+          <w:szCs w:val="22"/>
+        </w:rPr>
+      </w:pPr>
+      <w:r>
+        <w:rPr>
+          <w:rFonts w:ascii="Arial" w:hAnsi="Arial" w:cs="Arial"/>
+          <w:sz w:val="22"/>
+          <w:szCs w:val="22"/>
+        </w:rPr>
         <w:t xml:space="preserve">  `correo` </w:t>
       </w:r>
       <w:proofErr w:type="spellStart"/>
       <w:proofErr w:type="gramStart"/>
       <w:r>
+        <w:rPr>
+          <w:rFonts w:ascii="Arial" w:hAnsi="Arial" w:cs="Arial"/>
+          <w:sz w:val="22"/>
+          <w:szCs w:val="22"/>
+        </w:rPr>
         <w:t>varchar</w:t>
       </w:r>
       <w:proofErr w:type="spellEnd"/>
       <w:r>
+        <w:rPr>
+          <w:rFonts w:ascii="Arial" w:hAnsi="Arial" w:cs="Arial"/>
+          <w:sz w:val="22"/>
+          <w:szCs w:val="22"/>
+        </w:rPr>
         <w:t>(</w:t>
       </w:r>
       <w:proofErr w:type="gramEnd"/>
       <w:r>
+        <w:rPr>
+          <w:rFonts w:ascii="Arial" w:hAnsi="Arial" w:cs="Arial"/>
+          <w:sz w:val="22"/>
+          <w:szCs w:val="22"/>
+        </w:rPr>
         <w:t>100) DEFAULT NULL,</w:t>
       </w:r>
     </w:p>
@@ -2593,24 +3638,54 @@
       <w:pPr>
         <w:pStyle w:val="Textoindependiente"/>
         <w:spacing w:before="9"/>
-      </w:pPr>
-      <w:r>
+        <w:rPr>
+          <w:rFonts w:ascii="Arial" w:hAnsi="Arial" w:cs="Arial"/>
+          <w:sz w:val="22"/>
+          <w:szCs w:val="22"/>
+        </w:rPr>
+      </w:pPr>
+      <w:r>
+        <w:rPr>
+          <w:rFonts w:ascii="Arial" w:hAnsi="Arial" w:cs="Arial"/>
+          <w:sz w:val="22"/>
+          <w:szCs w:val="22"/>
+        </w:rPr>
         <w:t xml:space="preserve">  `</w:t>
       </w:r>
       <w:proofErr w:type="spellStart"/>
       <w:r>
+        <w:rPr>
+          <w:rFonts w:ascii="Arial" w:hAnsi="Arial" w:cs="Arial"/>
+          <w:sz w:val="22"/>
+          <w:szCs w:val="22"/>
+        </w:rPr>
         <w:t>fecha_creacion</w:t>
       </w:r>
       <w:proofErr w:type="spellEnd"/>
       <w:r>
+        <w:rPr>
+          <w:rFonts w:ascii="Arial" w:hAnsi="Arial" w:cs="Arial"/>
+          <w:sz w:val="22"/>
+          <w:szCs w:val="22"/>
+        </w:rPr>
         <w:t xml:space="preserve">` </w:t>
       </w:r>
       <w:proofErr w:type="spellStart"/>
       <w:r>
+        <w:rPr>
+          <w:rFonts w:ascii="Arial" w:hAnsi="Arial" w:cs="Arial"/>
+          <w:sz w:val="22"/>
+          <w:szCs w:val="22"/>
+        </w:rPr>
         <w:t>timestamp</w:t>
       </w:r>
       <w:proofErr w:type="spellEnd"/>
       <w:r>
+        <w:rPr>
+          <w:rFonts w:ascii="Arial" w:hAnsi="Arial" w:cs="Arial"/>
+          <w:sz w:val="22"/>
+          <w:szCs w:val="22"/>
+        </w:rPr>
         <w:t xml:space="preserve"> NULL DEFAULT CURRENT_TIMESTAMP,</w:t>
       </w:r>
     </w:p>
@@ -2618,16 +3693,36 @@
       <w:pPr>
         <w:pStyle w:val="Textoindependiente"/>
         <w:spacing w:before="9"/>
-      </w:pPr>
-      <w:r>
+        <w:rPr>
+          <w:rFonts w:ascii="Arial" w:hAnsi="Arial" w:cs="Arial"/>
+          <w:sz w:val="22"/>
+          <w:szCs w:val="22"/>
+        </w:rPr>
+      </w:pPr>
+      <w:r>
+        <w:rPr>
+          <w:rFonts w:ascii="Arial" w:hAnsi="Arial" w:cs="Arial"/>
+          <w:sz w:val="22"/>
+          <w:szCs w:val="22"/>
+        </w:rPr>
         <w:t xml:space="preserve">  PRIMARY KEY (`</w:t>
       </w:r>
       <w:proofErr w:type="spellStart"/>
       <w:r>
+        <w:rPr>
+          <w:rFonts w:ascii="Arial" w:hAnsi="Arial" w:cs="Arial"/>
+          <w:sz w:val="22"/>
+          <w:szCs w:val="22"/>
+        </w:rPr>
         <w:t>id_usuario</w:t>
       </w:r>
       <w:proofErr w:type="spellEnd"/>
       <w:r>
+        <w:rPr>
+          <w:rFonts w:ascii="Arial" w:hAnsi="Arial" w:cs="Arial"/>
+          <w:sz w:val="22"/>
+          <w:szCs w:val="22"/>
+        </w:rPr>
         <w:t>`),</w:t>
       </w:r>
     </w:p>
@@ -2635,24 +3730,54 @@
       <w:pPr>
         <w:pStyle w:val="Textoindependiente"/>
         <w:spacing w:before="9"/>
-      </w:pPr>
-      <w:r>
+        <w:rPr>
+          <w:rFonts w:ascii="Arial" w:hAnsi="Arial" w:cs="Arial"/>
+          <w:sz w:val="22"/>
+          <w:szCs w:val="22"/>
+        </w:rPr>
+      </w:pPr>
+      <w:r>
+        <w:rPr>
+          <w:rFonts w:ascii="Arial" w:hAnsi="Arial" w:cs="Arial"/>
+          <w:sz w:val="22"/>
+          <w:szCs w:val="22"/>
+        </w:rPr>
         <w:t xml:space="preserve">  UNIQUE KEY `</w:t>
       </w:r>
       <w:proofErr w:type="spellStart"/>
       <w:r>
+        <w:rPr>
+          <w:rFonts w:ascii="Arial" w:hAnsi="Arial" w:cs="Arial"/>
+          <w:sz w:val="22"/>
+          <w:szCs w:val="22"/>
+        </w:rPr>
         <w:t>nombre_usuario</w:t>
       </w:r>
       <w:proofErr w:type="spellEnd"/>
       <w:r>
+        <w:rPr>
+          <w:rFonts w:ascii="Arial" w:hAnsi="Arial" w:cs="Arial"/>
+          <w:sz w:val="22"/>
+          <w:szCs w:val="22"/>
+        </w:rPr>
         <w:t>` (`</w:t>
       </w:r>
       <w:proofErr w:type="spellStart"/>
       <w:r>
+        <w:rPr>
+          <w:rFonts w:ascii="Arial" w:hAnsi="Arial" w:cs="Arial"/>
+          <w:sz w:val="22"/>
+          <w:szCs w:val="22"/>
+        </w:rPr>
         <w:t>nombre_usuario</w:t>
       </w:r>
       <w:proofErr w:type="spellEnd"/>
       <w:r>
+        <w:rPr>
+          <w:rFonts w:ascii="Arial" w:hAnsi="Arial" w:cs="Arial"/>
+          <w:sz w:val="22"/>
+          <w:szCs w:val="22"/>
+        </w:rPr>
         <w:t>`)</w:t>
       </w:r>
     </w:p>
@@ -2660,16 +3785,36 @@
       <w:pPr>
         <w:pStyle w:val="Textoindependiente"/>
         <w:spacing w:before="9"/>
-      </w:pPr>
-      <w:r>
+        <w:rPr>
+          <w:rFonts w:ascii="Arial" w:hAnsi="Arial" w:cs="Arial"/>
+          <w:sz w:val="22"/>
+          <w:szCs w:val="22"/>
+        </w:rPr>
+      </w:pPr>
+      <w:r>
+        <w:rPr>
+          <w:rFonts w:ascii="Arial" w:hAnsi="Arial" w:cs="Arial"/>
+          <w:sz w:val="22"/>
+          <w:szCs w:val="22"/>
+        </w:rPr>
         <w:t>) ENGINE=</w:t>
       </w:r>
       <w:proofErr w:type="spellStart"/>
       <w:r>
+        <w:rPr>
+          <w:rFonts w:ascii="Arial" w:hAnsi="Arial" w:cs="Arial"/>
+          <w:sz w:val="22"/>
+          <w:szCs w:val="22"/>
+        </w:rPr>
         <w:t>InnoDB</w:t>
       </w:r>
       <w:proofErr w:type="spellEnd"/>
       <w:r>
+        <w:rPr>
+          <w:rFonts w:ascii="Arial" w:hAnsi="Arial" w:cs="Arial"/>
+          <w:sz w:val="22"/>
+          <w:szCs w:val="22"/>
+        </w:rPr>
         <w:t xml:space="preserve"> AUTO_INCREMENT=24 DEFAULT CHARSET=utf8mb4 COLLATE=utf8mb4_0900_ai_ci</w:t>
       </w:r>
     </w:p>
@@ -2678,6 +3823,1683 @@
         <w:pStyle w:val="Textoindependiente"/>
         <w:spacing w:before="9"/>
         <w:rPr>
+          <w:rFonts w:ascii="Arial" w:hAnsi="Arial" w:cs="Arial"/>
+          <w:sz w:val="22"/>
+          <w:szCs w:val="22"/>
+        </w:rPr>
+      </w:pPr>
+    </w:p>
+    <w:p>
+      <w:pPr>
+        <w:pStyle w:val="Textoindependiente"/>
+        <w:spacing w:before="9"/>
+        <w:rPr>
+          <w:rFonts w:ascii="Arial" w:hAnsi="Arial" w:cs="Arial"/>
+          <w:sz w:val="22"/>
+          <w:szCs w:val="22"/>
+        </w:rPr>
+      </w:pPr>
+    </w:p>
+    <w:p>
+      <w:pPr>
+        <w:pStyle w:val="Textoindependiente"/>
+        <w:spacing w:before="9"/>
+        <w:rPr>
+          <w:rFonts w:ascii="Arial" w:hAnsi="Arial" w:cs="Arial"/>
+          <w:sz w:val="22"/>
+          <w:szCs w:val="22"/>
+        </w:rPr>
+      </w:pPr>
+    </w:p>
+    <w:p>
+      <w:pPr>
+        <w:widowControl/>
+        <w:autoSpaceDE/>
+        <w:autoSpaceDN/>
+        <w:spacing w:before="100" w:beforeAutospacing="1" w:after="100" w:afterAutospacing="1"/>
+        <w:outlineLvl w:val="1"/>
+        <w:rPr>
+          <w:rFonts w:ascii="Arial" w:eastAsia="Times New Roman" w:hAnsi="Arial" w:cs="Arial"/>
+          <w:b/>
+          <w:bCs/>
+          <w:lang w:val="es-PE" w:eastAsia="es-PE"/>
+        </w:rPr>
+      </w:pPr>
+      <w:r>
+        <w:rPr>
+          <w:rFonts w:ascii="Arial" w:eastAsia="Times New Roman" w:hAnsi="Arial" w:cs="Arial"/>
+          <w:b/>
+          <w:bCs/>
+          <w:lang w:val="es-PE" w:eastAsia="es-PE"/>
+        </w:rPr>
+        <w:t>Descripción de la Base de Datos (</w:t>
+      </w:r>
+      <w:proofErr w:type="spellStart"/>
+      <w:r>
+        <w:rPr>
+          <w:rFonts w:ascii="Arial" w:eastAsia="Times New Roman" w:hAnsi="Arial" w:cs="Arial"/>
+          <w:b/>
+          <w:bCs/>
+          <w:lang w:val="es-PE" w:eastAsia="es-PE"/>
+        </w:rPr>
+        <w:t>colegio_db</w:t>
+      </w:r>
+      <w:proofErr w:type="spellEnd"/>
+      <w:r>
+        <w:rPr>
+          <w:rFonts w:ascii="Arial" w:eastAsia="Times New Roman" w:hAnsi="Arial" w:cs="Arial"/>
+          <w:b/>
+          <w:bCs/>
+          <w:lang w:val="es-PE" w:eastAsia="es-PE"/>
+        </w:rPr>
+        <w:t>)</w:t>
+      </w:r>
+    </w:p>
+    <w:p>
+      <w:pPr>
+        <w:widowControl/>
+        <w:autoSpaceDE/>
+        <w:autoSpaceDN/>
+        <w:spacing w:before="100" w:beforeAutospacing="1" w:after="100" w:afterAutospacing="1"/>
+        <w:rPr>
+          <w:rFonts w:ascii="Arial" w:eastAsia="Times New Roman" w:hAnsi="Arial" w:cs="Arial"/>
+          <w:lang w:val="es-PE" w:eastAsia="es-PE"/>
+        </w:rPr>
+      </w:pPr>
+      <w:r>
+        <w:rPr>
+          <w:rFonts w:ascii="Arial" w:eastAsia="Times New Roman" w:hAnsi="Arial" w:cs="Arial"/>
+          <w:lang w:val="es-PE" w:eastAsia="es-PE"/>
+        </w:rPr>
+        <w:t>El script de la base de datos MySQL define tres tablas principales para gestionar la información del colegio:</w:t>
+      </w:r>
+    </w:p>
+    <w:p>
+      <w:pPr>
+        <w:widowControl/>
+        <w:autoSpaceDE/>
+        <w:autoSpaceDN/>
+        <w:spacing w:before="100" w:beforeAutospacing="1" w:after="100" w:afterAutospacing="1"/>
+        <w:outlineLvl w:val="2"/>
+        <w:rPr>
+          <w:rFonts w:ascii="Arial" w:eastAsia="Times New Roman" w:hAnsi="Arial" w:cs="Arial"/>
+          <w:b/>
+          <w:bCs/>
+          <w:lang w:val="es-PE" w:eastAsia="es-PE"/>
+        </w:rPr>
+      </w:pPr>
+      <w:r>
+        <w:rPr>
+          <w:rFonts w:ascii="Arial" w:eastAsia="Times New Roman" w:hAnsi="Arial" w:cs="Arial"/>
+          <w:b/>
+          <w:bCs/>
+          <w:lang w:val="es-PE" w:eastAsia="es-PE"/>
+        </w:rPr>
+        <w:t>1. Tabla asistencias</w:t>
+      </w:r>
+    </w:p>
+    <w:p>
+      <w:pPr>
+        <w:widowControl/>
+        <w:autoSpaceDE/>
+        <w:autoSpaceDN/>
+        <w:spacing w:before="100" w:beforeAutospacing="1" w:after="100" w:afterAutospacing="1"/>
+        <w:rPr>
+          <w:rFonts w:ascii="Arial" w:eastAsia="Times New Roman" w:hAnsi="Arial" w:cs="Arial"/>
+          <w:lang w:val="es-PE" w:eastAsia="es-PE"/>
+        </w:rPr>
+      </w:pPr>
+      <w:r>
+        <w:rPr>
+          <w:rFonts w:ascii="Arial" w:eastAsia="Times New Roman" w:hAnsi="Arial" w:cs="Arial"/>
+          <w:lang w:val="es-PE" w:eastAsia="es-PE"/>
+        </w:rPr>
+        <w:t>Esta tabla registra la asistencia de los estudiantes a clases.</w:t>
+      </w:r>
+    </w:p>
+    <w:p>
+      <w:pPr>
+        <w:widowControl/>
+        <w:numPr>
+          <w:ilvl w:val="0"/>
+          <w:numId w:val="1"/>
+        </w:numPr>
+        <w:autoSpaceDE/>
+        <w:autoSpaceDN/>
+        <w:spacing w:before="100" w:beforeAutospacing="1" w:after="100" w:afterAutospacing="1"/>
+        <w:rPr>
+          <w:rFonts w:ascii="Arial" w:eastAsia="Times New Roman" w:hAnsi="Arial" w:cs="Arial"/>
+          <w:lang w:val="es-PE" w:eastAsia="es-PE"/>
+        </w:rPr>
+      </w:pPr>
+      <w:r>
+        <w:rPr>
+          <w:rFonts w:ascii="Arial" w:eastAsia="Times New Roman" w:hAnsi="Arial" w:cs="Arial"/>
+          <w:b/>
+          <w:bCs/>
+          <w:lang w:val="es-PE" w:eastAsia="es-PE"/>
+        </w:rPr>
+        <w:t>Campos clave:</w:t>
+      </w:r>
+      <w:r>
+        <w:rPr>
+          <w:rFonts w:ascii="Arial" w:eastAsia="Times New Roman" w:hAnsi="Arial" w:cs="Arial"/>
+          <w:lang w:val="es-PE" w:eastAsia="es-PE"/>
+        </w:rPr>
+        <w:t xml:space="preserve"> </w:t>
+      </w:r>
+      <w:proofErr w:type="spellStart"/>
+      <w:r>
+        <w:rPr>
+          <w:rFonts w:ascii="Arial" w:eastAsia="Times New Roman" w:hAnsi="Arial" w:cs="Arial"/>
+          <w:lang w:val="es-PE" w:eastAsia="es-PE"/>
+        </w:rPr>
+        <w:t>id_asistencia</w:t>
+      </w:r>
+      <w:proofErr w:type="spellEnd"/>
+      <w:r>
+        <w:rPr>
+          <w:rFonts w:ascii="Arial" w:eastAsia="Times New Roman" w:hAnsi="Arial" w:cs="Arial"/>
+          <w:lang w:val="es-PE" w:eastAsia="es-PE"/>
+        </w:rPr>
+        <w:t xml:space="preserve"> (clave primaria), </w:t>
+      </w:r>
+      <w:proofErr w:type="spellStart"/>
+      <w:r>
+        <w:rPr>
+          <w:rFonts w:ascii="Arial" w:eastAsia="Times New Roman" w:hAnsi="Arial" w:cs="Arial"/>
+          <w:lang w:val="es-PE" w:eastAsia="es-PE"/>
+        </w:rPr>
+        <w:t>id_estudiante</w:t>
+      </w:r>
+      <w:proofErr w:type="spellEnd"/>
+      <w:r>
+        <w:rPr>
+          <w:rFonts w:ascii="Arial" w:eastAsia="Times New Roman" w:hAnsi="Arial" w:cs="Arial"/>
+          <w:lang w:val="es-PE" w:eastAsia="es-PE"/>
+        </w:rPr>
+        <w:t xml:space="preserve"> y </w:t>
+      </w:r>
+      <w:proofErr w:type="spellStart"/>
+      <w:r>
+        <w:rPr>
+          <w:rFonts w:ascii="Arial" w:eastAsia="Times New Roman" w:hAnsi="Arial" w:cs="Arial"/>
+          <w:lang w:val="es-PE" w:eastAsia="es-PE"/>
+        </w:rPr>
+        <w:t>id_curso</w:t>
+      </w:r>
+      <w:proofErr w:type="spellEnd"/>
+      <w:r>
+        <w:rPr>
+          <w:rFonts w:ascii="Arial" w:eastAsia="Times New Roman" w:hAnsi="Arial" w:cs="Arial"/>
+          <w:lang w:val="es-PE" w:eastAsia="es-PE"/>
+        </w:rPr>
+        <w:t xml:space="preserve"> (claves foráneas).</w:t>
+      </w:r>
+    </w:p>
+    <w:p>
+      <w:pPr>
+        <w:widowControl/>
+        <w:numPr>
+          <w:ilvl w:val="0"/>
+          <w:numId w:val="1"/>
+        </w:numPr>
+        <w:autoSpaceDE/>
+        <w:autoSpaceDN/>
+        <w:spacing w:before="100" w:beforeAutospacing="1" w:after="100" w:afterAutospacing="1"/>
+        <w:rPr>
+          <w:rFonts w:ascii="Arial" w:eastAsia="Times New Roman" w:hAnsi="Arial" w:cs="Arial"/>
+          <w:lang w:val="es-PE" w:eastAsia="es-PE"/>
+        </w:rPr>
+      </w:pPr>
+      <w:r>
+        <w:rPr>
+          <w:rFonts w:ascii="Arial" w:eastAsia="Times New Roman" w:hAnsi="Arial" w:cs="Arial"/>
+          <w:b/>
+          <w:bCs/>
+          <w:lang w:val="es-PE" w:eastAsia="es-PE"/>
+        </w:rPr>
+        <w:t>Detalles de registro:</w:t>
+      </w:r>
+      <w:r>
+        <w:rPr>
+          <w:rFonts w:ascii="Arial" w:eastAsia="Times New Roman" w:hAnsi="Arial" w:cs="Arial"/>
+          <w:lang w:val="es-PE" w:eastAsia="es-PE"/>
+        </w:rPr>
+        <w:t xml:space="preserve"> Incluye la semana (entre 1 y 52) y el </w:t>
+      </w:r>
+      <w:proofErr w:type="spellStart"/>
+      <w:r>
+        <w:rPr>
+          <w:rFonts w:ascii="Arial" w:eastAsia="Times New Roman" w:hAnsi="Arial" w:cs="Arial"/>
+          <w:lang w:val="es-PE" w:eastAsia="es-PE"/>
+        </w:rPr>
+        <w:t>anio</w:t>
+      </w:r>
+      <w:proofErr w:type="spellEnd"/>
+      <w:r>
+        <w:rPr>
+          <w:rFonts w:ascii="Arial" w:eastAsia="Times New Roman" w:hAnsi="Arial" w:cs="Arial"/>
+          <w:lang w:val="es-PE" w:eastAsia="es-PE"/>
+        </w:rPr>
+        <w:t xml:space="preserve"> (por defecto el año actual).</w:t>
+      </w:r>
+    </w:p>
+    <w:p>
+      <w:pPr>
+        <w:widowControl/>
+        <w:numPr>
+          <w:ilvl w:val="0"/>
+          <w:numId w:val="1"/>
+        </w:numPr>
+        <w:autoSpaceDE/>
+        <w:autoSpaceDN/>
+        <w:spacing w:before="100" w:beforeAutospacing="1" w:after="100" w:afterAutospacing="1"/>
+        <w:rPr>
+          <w:rFonts w:ascii="Arial" w:eastAsia="Times New Roman" w:hAnsi="Arial" w:cs="Arial"/>
+          <w:lang w:val="es-PE" w:eastAsia="es-PE"/>
+        </w:rPr>
+      </w:pPr>
+      <w:r>
+        <w:rPr>
+          <w:rFonts w:ascii="Arial" w:eastAsia="Times New Roman" w:hAnsi="Arial" w:cs="Arial"/>
+          <w:b/>
+          <w:bCs/>
+          <w:lang w:val="es-PE" w:eastAsia="es-PE"/>
+        </w:rPr>
+        <w:t>Días de la semana:</w:t>
+      </w:r>
+      <w:r>
+        <w:rPr>
+          <w:rFonts w:ascii="Arial" w:eastAsia="Times New Roman" w:hAnsi="Arial" w:cs="Arial"/>
+          <w:lang w:val="es-PE" w:eastAsia="es-PE"/>
+        </w:rPr>
+        <w:t xml:space="preserve"> Tiene campos booleanos (</w:t>
+      </w:r>
+      <w:proofErr w:type="spellStart"/>
+      <w:proofErr w:type="gramStart"/>
+      <w:r>
+        <w:rPr>
+          <w:rFonts w:ascii="Arial" w:eastAsia="Times New Roman" w:hAnsi="Arial" w:cs="Arial"/>
+          <w:lang w:val="es-PE" w:eastAsia="es-PE"/>
+        </w:rPr>
+        <w:t>tinyint</w:t>
+      </w:r>
+      <w:proofErr w:type="spellEnd"/>
+      <w:r>
+        <w:rPr>
+          <w:rFonts w:ascii="Arial" w:eastAsia="Times New Roman" w:hAnsi="Arial" w:cs="Arial"/>
+          <w:lang w:val="es-PE" w:eastAsia="es-PE"/>
+        </w:rPr>
+        <w:t>(</w:t>
+      </w:r>
+      <w:proofErr w:type="gramEnd"/>
+      <w:r>
+        <w:rPr>
+          <w:rFonts w:ascii="Arial" w:eastAsia="Times New Roman" w:hAnsi="Arial" w:cs="Arial"/>
+          <w:lang w:val="es-PE" w:eastAsia="es-PE"/>
+        </w:rPr>
+        <w:t xml:space="preserve">1) con valor predeterminado '0') para lunes, martes, </w:t>
+      </w:r>
+      <w:proofErr w:type="spellStart"/>
+      <w:r>
+        <w:rPr>
+          <w:rFonts w:ascii="Arial" w:eastAsia="Times New Roman" w:hAnsi="Arial" w:cs="Arial"/>
+          <w:lang w:val="es-PE" w:eastAsia="es-PE"/>
+        </w:rPr>
+        <w:t>miercoles</w:t>
+      </w:r>
+      <w:proofErr w:type="spellEnd"/>
+      <w:r>
+        <w:rPr>
+          <w:rFonts w:ascii="Arial" w:eastAsia="Times New Roman" w:hAnsi="Arial" w:cs="Arial"/>
+          <w:lang w:val="es-PE" w:eastAsia="es-PE"/>
+        </w:rPr>
+        <w:t>, jueves, y viernes para marcar la asistencia.</w:t>
+      </w:r>
+    </w:p>
+    <w:p>
+      <w:pPr>
+        <w:widowControl/>
+        <w:numPr>
+          <w:ilvl w:val="0"/>
+          <w:numId w:val="1"/>
+        </w:numPr>
+        <w:autoSpaceDE/>
+        <w:autoSpaceDN/>
+        <w:spacing w:before="100" w:beforeAutospacing="1" w:after="100" w:afterAutospacing="1"/>
+        <w:rPr>
+          <w:rFonts w:ascii="Arial" w:eastAsia="Times New Roman" w:hAnsi="Arial" w:cs="Arial"/>
+          <w:lang w:val="es-PE" w:eastAsia="es-PE"/>
+        </w:rPr>
+      </w:pPr>
+      <w:r>
+        <w:rPr>
+          <w:rFonts w:ascii="Arial" w:eastAsia="Times New Roman" w:hAnsi="Arial" w:cs="Arial"/>
+          <w:b/>
+          <w:bCs/>
+          <w:lang w:val="es-PE" w:eastAsia="es-PE"/>
+        </w:rPr>
+        <w:t>Datos de ejemplo:</w:t>
+      </w:r>
+      <w:r>
+        <w:rPr>
+          <w:rFonts w:ascii="Arial" w:eastAsia="Times New Roman" w:hAnsi="Arial" w:cs="Arial"/>
+          <w:lang w:val="es-PE" w:eastAsia="es-PE"/>
+        </w:rPr>
+        <w:t xml:space="preserve"> La tabla muestra registros para el </w:t>
+      </w:r>
+      <w:proofErr w:type="spellStart"/>
+      <w:r>
+        <w:rPr>
+          <w:rFonts w:ascii="Arial" w:eastAsia="Times New Roman" w:hAnsi="Arial" w:cs="Arial"/>
+          <w:lang w:val="es-PE" w:eastAsia="es-PE"/>
+        </w:rPr>
+        <w:t>id_estudiante</w:t>
+      </w:r>
+      <w:proofErr w:type="spellEnd"/>
+      <w:r>
+        <w:rPr>
+          <w:rFonts w:ascii="Arial" w:eastAsia="Times New Roman" w:hAnsi="Arial" w:cs="Arial"/>
+          <w:lang w:val="es-PE" w:eastAsia="es-PE"/>
+        </w:rPr>
+        <w:t xml:space="preserve"> 2, </w:t>
+      </w:r>
+      <w:proofErr w:type="spellStart"/>
+      <w:r>
+        <w:rPr>
+          <w:rFonts w:ascii="Arial" w:eastAsia="Times New Roman" w:hAnsi="Arial" w:cs="Arial"/>
+          <w:lang w:val="es-PE" w:eastAsia="es-PE"/>
+        </w:rPr>
+        <w:t>id_curso</w:t>
+      </w:r>
+      <w:proofErr w:type="spellEnd"/>
+      <w:r>
+        <w:rPr>
+          <w:rFonts w:ascii="Arial" w:eastAsia="Times New Roman" w:hAnsi="Arial" w:cs="Arial"/>
+          <w:lang w:val="es-PE" w:eastAsia="es-PE"/>
+        </w:rPr>
+        <w:t xml:space="preserve"> 1, durante varias semanas del año 2025.</w:t>
+      </w:r>
+    </w:p>
+    <w:p>
+      <w:pPr>
+        <w:widowControl/>
+        <w:autoSpaceDE/>
+        <w:autoSpaceDN/>
+        <w:spacing w:before="100" w:beforeAutospacing="1" w:after="100" w:afterAutospacing="1"/>
+        <w:outlineLvl w:val="2"/>
+        <w:rPr>
+          <w:rFonts w:ascii="Arial" w:eastAsia="Times New Roman" w:hAnsi="Arial" w:cs="Arial"/>
+          <w:b/>
+          <w:bCs/>
+          <w:lang w:val="es-PE" w:eastAsia="es-PE"/>
+        </w:rPr>
+      </w:pPr>
+      <w:r>
+        <w:rPr>
+          <w:rFonts w:ascii="Arial" w:eastAsia="Times New Roman" w:hAnsi="Arial" w:cs="Arial"/>
+          <w:b/>
+          <w:bCs/>
+          <w:lang w:val="es-PE" w:eastAsia="es-PE"/>
+        </w:rPr>
+        <w:t>2. Tabla estudiantes</w:t>
+      </w:r>
+    </w:p>
+    <w:p>
+      <w:pPr>
+        <w:widowControl/>
+        <w:autoSpaceDE/>
+        <w:autoSpaceDN/>
+        <w:spacing w:before="100" w:beforeAutospacing="1" w:after="100" w:afterAutospacing="1"/>
+        <w:rPr>
+          <w:rFonts w:ascii="Arial" w:eastAsia="Times New Roman" w:hAnsi="Arial" w:cs="Arial"/>
+          <w:lang w:val="es-PE" w:eastAsia="es-PE"/>
+        </w:rPr>
+      </w:pPr>
+      <w:r>
+        <w:rPr>
+          <w:rFonts w:ascii="Arial" w:eastAsia="Times New Roman" w:hAnsi="Arial" w:cs="Arial"/>
+          <w:lang w:val="es-PE" w:eastAsia="es-PE"/>
+        </w:rPr>
+        <w:t>Almacena los datos personales de los estudiantes.</w:t>
+      </w:r>
+    </w:p>
+    <w:p>
+      <w:pPr>
+        <w:widowControl/>
+        <w:numPr>
+          <w:ilvl w:val="0"/>
+          <w:numId w:val="2"/>
+        </w:numPr>
+        <w:autoSpaceDE/>
+        <w:autoSpaceDN/>
+        <w:spacing w:before="100" w:beforeAutospacing="1" w:after="100" w:afterAutospacing="1"/>
+        <w:rPr>
+          <w:rFonts w:ascii="Arial" w:eastAsia="Times New Roman" w:hAnsi="Arial" w:cs="Arial"/>
+          <w:lang w:val="es-PE" w:eastAsia="es-PE"/>
+        </w:rPr>
+      </w:pPr>
+      <w:r>
+        <w:rPr>
+          <w:rFonts w:ascii="Arial" w:eastAsia="Times New Roman" w:hAnsi="Arial" w:cs="Arial"/>
+          <w:b/>
+          <w:bCs/>
+          <w:lang w:val="es-PE" w:eastAsia="es-PE"/>
+        </w:rPr>
+        <w:t>Campos clave:</w:t>
+      </w:r>
+      <w:r>
+        <w:rPr>
+          <w:rFonts w:ascii="Arial" w:eastAsia="Times New Roman" w:hAnsi="Arial" w:cs="Arial"/>
+          <w:lang w:val="es-PE" w:eastAsia="es-PE"/>
+        </w:rPr>
+        <w:t xml:space="preserve"> </w:t>
+      </w:r>
+      <w:proofErr w:type="spellStart"/>
+      <w:r>
+        <w:rPr>
+          <w:rFonts w:ascii="Arial" w:eastAsia="Times New Roman" w:hAnsi="Arial" w:cs="Arial"/>
+          <w:lang w:val="es-PE" w:eastAsia="es-PE"/>
+        </w:rPr>
+        <w:t>id_estudiante</w:t>
+      </w:r>
+      <w:proofErr w:type="spellEnd"/>
+      <w:r>
+        <w:rPr>
+          <w:rFonts w:ascii="Arial" w:eastAsia="Times New Roman" w:hAnsi="Arial" w:cs="Arial"/>
+          <w:lang w:val="es-PE" w:eastAsia="es-PE"/>
+        </w:rPr>
+        <w:t xml:space="preserve"> (clave primaria) y </w:t>
+      </w:r>
+      <w:proofErr w:type="spellStart"/>
+      <w:r>
+        <w:rPr>
+          <w:rFonts w:ascii="Arial" w:eastAsia="Times New Roman" w:hAnsi="Arial" w:cs="Arial"/>
+          <w:lang w:val="es-PE" w:eastAsia="es-PE"/>
+        </w:rPr>
+        <w:t>dni</w:t>
+      </w:r>
+      <w:proofErr w:type="spellEnd"/>
+      <w:r>
+        <w:rPr>
+          <w:rFonts w:ascii="Arial" w:eastAsia="Times New Roman" w:hAnsi="Arial" w:cs="Arial"/>
+          <w:lang w:val="es-PE" w:eastAsia="es-PE"/>
+        </w:rPr>
+        <w:t xml:space="preserve"> (clave única).</w:t>
+      </w:r>
+    </w:p>
+    <w:p>
+      <w:pPr>
+        <w:widowControl/>
+        <w:numPr>
+          <w:ilvl w:val="0"/>
+          <w:numId w:val="2"/>
+        </w:numPr>
+        <w:autoSpaceDE/>
+        <w:autoSpaceDN/>
+        <w:spacing w:before="100" w:beforeAutospacing="1" w:after="100" w:afterAutospacing="1"/>
+        <w:rPr>
+          <w:rFonts w:ascii="Arial" w:eastAsia="Times New Roman" w:hAnsi="Arial" w:cs="Arial"/>
+          <w:lang w:val="es-PE" w:eastAsia="es-PE"/>
+        </w:rPr>
+      </w:pPr>
+      <w:r>
+        <w:rPr>
+          <w:rFonts w:ascii="Arial" w:eastAsia="Times New Roman" w:hAnsi="Arial" w:cs="Arial"/>
+          <w:b/>
+          <w:bCs/>
+          <w:lang w:val="es-PE" w:eastAsia="es-PE"/>
+        </w:rPr>
+        <w:t>Datos personales:</w:t>
+      </w:r>
+      <w:r>
+        <w:rPr>
+          <w:rFonts w:ascii="Arial" w:eastAsia="Times New Roman" w:hAnsi="Arial" w:cs="Arial"/>
+          <w:lang w:val="es-PE" w:eastAsia="es-PE"/>
+        </w:rPr>
+        <w:t xml:space="preserve"> Incluye nombres, apellidos, </w:t>
+      </w:r>
+      <w:proofErr w:type="spellStart"/>
+      <w:r>
+        <w:rPr>
+          <w:rFonts w:ascii="Arial" w:eastAsia="Times New Roman" w:hAnsi="Arial" w:cs="Arial"/>
+          <w:lang w:val="es-PE" w:eastAsia="es-PE"/>
+        </w:rPr>
+        <w:t>fecha_nacimiento</w:t>
+      </w:r>
+      <w:proofErr w:type="spellEnd"/>
+      <w:r>
+        <w:rPr>
+          <w:rFonts w:ascii="Arial" w:eastAsia="Times New Roman" w:hAnsi="Arial" w:cs="Arial"/>
+          <w:lang w:val="es-PE" w:eastAsia="es-PE"/>
+        </w:rPr>
+        <w:t xml:space="preserve">, y </w:t>
+      </w:r>
+      <w:proofErr w:type="spellStart"/>
+      <w:r>
+        <w:rPr>
+          <w:rFonts w:ascii="Arial" w:eastAsia="Times New Roman" w:hAnsi="Arial" w:cs="Arial"/>
+          <w:lang w:val="es-PE" w:eastAsia="es-PE"/>
+        </w:rPr>
+        <w:t>direccion</w:t>
+      </w:r>
+      <w:proofErr w:type="spellEnd"/>
+      <w:r>
+        <w:rPr>
+          <w:rFonts w:ascii="Arial" w:eastAsia="Times New Roman" w:hAnsi="Arial" w:cs="Arial"/>
+          <w:lang w:val="es-PE" w:eastAsia="es-PE"/>
+        </w:rPr>
+        <w:t>.</w:t>
+      </w:r>
+    </w:p>
+    <w:p>
+      <w:pPr>
+        <w:widowControl/>
+        <w:numPr>
+          <w:ilvl w:val="0"/>
+          <w:numId w:val="2"/>
+        </w:numPr>
+        <w:autoSpaceDE/>
+        <w:autoSpaceDN/>
+        <w:spacing w:before="100" w:beforeAutospacing="1" w:after="100" w:afterAutospacing="1"/>
+        <w:rPr>
+          <w:rFonts w:ascii="Arial" w:eastAsia="Times New Roman" w:hAnsi="Arial" w:cs="Arial"/>
+          <w:lang w:val="es-PE" w:eastAsia="es-PE"/>
+        </w:rPr>
+      </w:pPr>
+      <w:r>
+        <w:rPr>
+          <w:rFonts w:ascii="Arial" w:eastAsia="Times New Roman" w:hAnsi="Arial" w:cs="Arial"/>
+          <w:b/>
+          <w:bCs/>
+          <w:lang w:val="es-PE" w:eastAsia="es-PE"/>
+        </w:rPr>
+        <w:t>Relación con padres:</w:t>
+      </w:r>
+      <w:r>
+        <w:rPr>
+          <w:rFonts w:ascii="Arial" w:eastAsia="Times New Roman" w:hAnsi="Arial" w:cs="Arial"/>
+          <w:lang w:val="es-PE" w:eastAsia="es-PE"/>
+        </w:rPr>
+        <w:t xml:space="preserve"> Contiene </w:t>
+      </w:r>
+      <w:proofErr w:type="spellStart"/>
+      <w:r>
+        <w:rPr>
+          <w:rFonts w:ascii="Arial" w:eastAsia="Times New Roman" w:hAnsi="Arial" w:cs="Arial"/>
+          <w:lang w:val="es-PE" w:eastAsia="es-PE"/>
+        </w:rPr>
+        <w:t>id_padre</w:t>
+      </w:r>
+      <w:proofErr w:type="spellEnd"/>
+      <w:r>
+        <w:rPr>
+          <w:rFonts w:ascii="Arial" w:eastAsia="Times New Roman" w:hAnsi="Arial" w:cs="Arial"/>
+          <w:lang w:val="es-PE" w:eastAsia="es-PE"/>
+        </w:rPr>
+        <w:t xml:space="preserve"> como clave foránea, enlazando al estudiante con un usuario en la tabla usuarios.</w:t>
+      </w:r>
+    </w:p>
+    <w:p>
+      <w:pPr>
+        <w:widowControl/>
+        <w:numPr>
+          <w:ilvl w:val="0"/>
+          <w:numId w:val="2"/>
+        </w:numPr>
+        <w:autoSpaceDE/>
+        <w:autoSpaceDN/>
+        <w:spacing w:before="100" w:beforeAutospacing="1" w:after="100" w:afterAutospacing="1"/>
+        <w:rPr>
+          <w:rFonts w:ascii="Arial" w:eastAsia="Times New Roman" w:hAnsi="Arial" w:cs="Arial"/>
+          <w:lang w:val="es-PE" w:eastAsia="es-PE"/>
+        </w:rPr>
+      </w:pPr>
+      <w:r>
+        <w:rPr>
+          <w:rFonts w:ascii="Arial" w:eastAsia="Times New Roman" w:hAnsi="Arial" w:cs="Arial"/>
+          <w:b/>
+          <w:bCs/>
+          <w:lang w:val="es-PE" w:eastAsia="es-PE"/>
+        </w:rPr>
+        <w:t>Datos de ejemplo:</w:t>
+      </w:r>
+      <w:r>
+        <w:rPr>
+          <w:rFonts w:ascii="Arial" w:eastAsia="Times New Roman" w:hAnsi="Arial" w:cs="Arial"/>
+          <w:lang w:val="es-PE" w:eastAsia="es-PE"/>
+        </w:rPr>
+        <w:t xml:space="preserve"> Se listan estudiantes como Carlos Ramírez, María González, y Javier Sánchez, con sus respectivos DNI, fechas de nacimiento, direcciones, y el </w:t>
+      </w:r>
+      <w:proofErr w:type="spellStart"/>
+      <w:r>
+        <w:rPr>
+          <w:rFonts w:ascii="Arial" w:eastAsia="Times New Roman" w:hAnsi="Arial" w:cs="Arial"/>
+          <w:lang w:val="es-PE" w:eastAsia="es-PE"/>
+        </w:rPr>
+        <w:t>id_padre</w:t>
+      </w:r>
+      <w:proofErr w:type="spellEnd"/>
+      <w:r>
+        <w:rPr>
+          <w:rFonts w:ascii="Arial" w:eastAsia="Times New Roman" w:hAnsi="Arial" w:cs="Arial"/>
+          <w:lang w:val="es-PE" w:eastAsia="es-PE"/>
+        </w:rPr>
+        <w:t xml:space="preserve"> asociado.</w:t>
+      </w:r>
+    </w:p>
+    <w:p>
+      <w:pPr>
+        <w:widowControl/>
+        <w:autoSpaceDE/>
+        <w:autoSpaceDN/>
+        <w:spacing w:before="100" w:beforeAutospacing="1" w:after="100" w:afterAutospacing="1"/>
+        <w:outlineLvl w:val="2"/>
+        <w:rPr>
+          <w:rFonts w:ascii="Arial" w:eastAsia="Times New Roman" w:hAnsi="Arial" w:cs="Arial"/>
+          <w:b/>
+          <w:bCs/>
+          <w:lang w:val="es-PE" w:eastAsia="es-PE"/>
+        </w:rPr>
+      </w:pPr>
+      <w:r>
+        <w:rPr>
+          <w:rFonts w:ascii="Arial" w:eastAsia="Times New Roman" w:hAnsi="Arial" w:cs="Arial"/>
+          <w:b/>
+          <w:bCs/>
+          <w:lang w:val="es-PE" w:eastAsia="es-PE"/>
+        </w:rPr>
+        <w:t>3. Tabla usuarios</w:t>
+      </w:r>
+    </w:p>
+    <w:p>
+      <w:pPr>
+        <w:widowControl/>
+        <w:autoSpaceDE/>
+        <w:autoSpaceDN/>
+        <w:spacing w:before="100" w:beforeAutospacing="1" w:after="100" w:afterAutospacing="1"/>
+        <w:rPr>
+          <w:rFonts w:ascii="Arial" w:eastAsia="Times New Roman" w:hAnsi="Arial" w:cs="Arial"/>
+          <w:lang w:val="es-PE" w:eastAsia="es-PE"/>
+        </w:rPr>
+      </w:pPr>
+      <w:r>
+        <w:rPr>
+          <w:rFonts w:ascii="Arial" w:eastAsia="Times New Roman" w:hAnsi="Arial" w:cs="Arial"/>
+          <w:lang w:val="es-PE" w:eastAsia="es-PE"/>
+        </w:rPr>
+        <w:t>Contiene la información de los usuarios del sistema (padres y maestros).</w:t>
+      </w:r>
+    </w:p>
+    <w:p>
+      <w:pPr>
+        <w:widowControl/>
+        <w:numPr>
+          <w:ilvl w:val="0"/>
+          <w:numId w:val="3"/>
+        </w:numPr>
+        <w:autoSpaceDE/>
+        <w:autoSpaceDN/>
+        <w:spacing w:before="100" w:beforeAutospacing="1" w:after="100" w:afterAutospacing="1"/>
+        <w:rPr>
+          <w:rFonts w:ascii="Arial" w:eastAsia="Times New Roman" w:hAnsi="Arial" w:cs="Arial"/>
+          <w:lang w:val="es-PE" w:eastAsia="es-PE"/>
+        </w:rPr>
+      </w:pPr>
+      <w:r>
+        <w:rPr>
+          <w:rFonts w:ascii="Arial" w:eastAsia="Times New Roman" w:hAnsi="Arial" w:cs="Arial"/>
+          <w:b/>
+          <w:bCs/>
+          <w:lang w:val="es-PE" w:eastAsia="es-PE"/>
+        </w:rPr>
+        <w:t>Campos clave:</w:t>
+      </w:r>
+      <w:r>
+        <w:rPr>
+          <w:rFonts w:ascii="Arial" w:eastAsia="Times New Roman" w:hAnsi="Arial" w:cs="Arial"/>
+          <w:lang w:val="es-PE" w:eastAsia="es-PE"/>
+        </w:rPr>
+        <w:t xml:space="preserve"> </w:t>
+      </w:r>
+      <w:proofErr w:type="spellStart"/>
+      <w:r>
+        <w:rPr>
+          <w:rFonts w:ascii="Arial" w:eastAsia="Times New Roman" w:hAnsi="Arial" w:cs="Arial"/>
+          <w:lang w:val="es-PE" w:eastAsia="es-PE"/>
+        </w:rPr>
+        <w:t>id_usuario</w:t>
+      </w:r>
+      <w:proofErr w:type="spellEnd"/>
+      <w:r>
+        <w:rPr>
+          <w:rFonts w:ascii="Arial" w:eastAsia="Times New Roman" w:hAnsi="Arial" w:cs="Arial"/>
+          <w:lang w:val="es-PE" w:eastAsia="es-PE"/>
+        </w:rPr>
+        <w:t xml:space="preserve"> (clave primaria) y </w:t>
+      </w:r>
+      <w:proofErr w:type="spellStart"/>
+      <w:r>
+        <w:rPr>
+          <w:rFonts w:ascii="Arial" w:eastAsia="Times New Roman" w:hAnsi="Arial" w:cs="Arial"/>
+          <w:lang w:val="es-PE" w:eastAsia="es-PE"/>
+        </w:rPr>
+        <w:t>nombre_usuario</w:t>
+      </w:r>
+      <w:proofErr w:type="spellEnd"/>
+      <w:r>
+        <w:rPr>
+          <w:rFonts w:ascii="Arial" w:eastAsia="Times New Roman" w:hAnsi="Arial" w:cs="Arial"/>
+          <w:lang w:val="es-PE" w:eastAsia="es-PE"/>
+        </w:rPr>
+        <w:t xml:space="preserve"> (clave única).</w:t>
+      </w:r>
+    </w:p>
+    <w:p>
+      <w:pPr>
+        <w:widowControl/>
+        <w:numPr>
+          <w:ilvl w:val="0"/>
+          <w:numId w:val="3"/>
+        </w:numPr>
+        <w:autoSpaceDE/>
+        <w:autoSpaceDN/>
+        <w:spacing w:before="100" w:beforeAutospacing="1" w:after="100" w:afterAutospacing="1"/>
+        <w:rPr>
+          <w:rFonts w:ascii="Arial" w:eastAsia="Times New Roman" w:hAnsi="Arial" w:cs="Arial"/>
+          <w:lang w:val="es-PE" w:eastAsia="es-PE"/>
+        </w:rPr>
+      </w:pPr>
+      <w:r>
+        <w:rPr>
+          <w:rFonts w:ascii="Arial" w:eastAsia="Times New Roman" w:hAnsi="Arial" w:cs="Arial"/>
+          <w:b/>
+          <w:bCs/>
+          <w:lang w:val="es-PE" w:eastAsia="es-PE"/>
+        </w:rPr>
+        <w:t>Información de acceso y rol:</w:t>
+      </w:r>
+      <w:r>
+        <w:rPr>
+          <w:rFonts w:ascii="Arial" w:eastAsia="Times New Roman" w:hAnsi="Arial" w:cs="Arial"/>
+          <w:lang w:val="es-PE" w:eastAsia="es-PE"/>
+        </w:rPr>
+        <w:t xml:space="preserve"> Incluye </w:t>
+      </w:r>
+      <w:proofErr w:type="spellStart"/>
+      <w:r>
+        <w:rPr>
+          <w:rFonts w:ascii="Arial" w:eastAsia="Times New Roman" w:hAnsi="Arial" w:cs="Arial"/>
+          <w:lang w:val="es-PE" w:eastAsia="es-PE"/>
+        </w:rPr>
+        <w:t>contrasena</w:t>
+      </w:r>
+      <w:proofErr w:type="spellEnd"/>
+      <w:r>
+        <w:rPr>
+          <w:rFonts w:ascii="Arial" w:eastAsia="Times New Roman" w:hAnsi="Arial" w:cs="Arial"/>
+          <w:lang w:val="es-PE" w:eastAsia="es-PE"/>
+        </w:rPr>
+        <w:t xml:space="preserve">, rol (que puede ser </w:t>
+      </w:r>
+      <w:r>
+        <w:rPr>
+          <w:rFonts w:ascii="Arial" w:eastAsia="Times New Roman" w:hAnsi="Arial" w:cs="Arial"/>
+          <w:b/>
+          <w:bCs/>
+          <w:lang w:val="es-PE" w:eastAsia="es-PE"/>
+        </w:rPr>
+        <w:t>'Padre'</w:t>
+      </w:r>
+      <w:r>
+        <w:rPr>
+          <w:rFonts w:ascii="Arial" w:eastAsia="Times New Roman" w:hAnsi="Arial" w:cs="Arial"/>
+          <w:lang w:val="es-PE" w:eastAsia="es-PE"/>
+        </w:rPr>
+        <w:t xml:space="preserve"> o </w:t>
+      </w:r>
+      <w:r>
+        <w:rPr>
+          <w:rFonts w:ascii="Arial" w:eastAsia="Times New Roman" w:hAnsi="Arial" w:cs="Arial"/>
+          <w:b/>
+          <w:bCs/>
+          <w:lang w:val="es-PE" w:eastAsia="es-PE"/>
+        </w:rPr>
+        <w:t>'Maestro'</w:t>
+      </w:r>
+      <w:r>
+        <w:rPr>
+          <w:rFonts w:ascii="Arial" w:eastAsia="Times New Roman" w:hAnsi="Arial" w:cs="Arial"/>
+          <w:lang w:val="es-PE" w:eastAsia="es-PE"/>
+        </w:rPr>
+        <w:t xml:space="preserve">), y </w:t>
+      </w:r>
+      <w:proofErr w:type="spellStart"/>
+      <w:r>
+        <w:rPr>
+          <w:rFonts w:ascii="Arial" w:eastAsia="Times New Roman" w:hAnsi="Arial" w:cs="Arial"/>
+          <w:lang w:val="es-PE" w:eastAsia="es-PE"/>
+        </w:rPr>
+        <w:t>nombre_completo</w:t>
+      </w:r>
+      <w:proofErr w:type="spellEnd"/>
+      <w:r>
+        <w:rPr>
+          <w:rFonts w:ascii="Arial" w:eastAsia="Times New Roman" w:hAnsi="Arial" w:cs="Arial"/>
+          <w:lang w:val="es-PE" w:eastAsia="es-PE"/>
+        </w:rPr>
+        <w:t>.</w:t>
+      </w:r>
+    </w:p>
+    <w:p>
+      <w:pPr>
+        <w:widowControl/>
+        <w:numPr>
+          <w:ilvl w:val="0"/>
+          <w:numId w:val="3"/>
+        </w:numPr>
+        <w:autoSpaceDE/>
+        <w:autoSpaceDN/>
+        <w:spacing w:before="100" w:beforeAutospacing="1" w:after="100" w:afterAutospacing="1"/>
+        <w:rPr>
+          <w:rFonts w:ascii="Arial" w:eastAsia="Times New Roman" w:hAnsi="Arial" w:cs="Arial"/>
+          <w:lang w:val="es-PE" w:eastAsia="es-PE"/>
+        </w:rPr>
+      </w:pPr>
+      <w:r>
+        <w:rPr>
+          <w:rFonts w:ascii="Arial" w:eastAsia="Times New Roman" w:hAnsi="Arial" w:cs="Arial"/>
+          <w:b/>
+          <w:bCs/>
+          <w:lang w:val="es-PE" w:eastAsia="es-PE"/>
+        </w:rPr>
+        <w:t>Contacto y registro:</w:t>
+      </w:r>
+      <w:r>
+        <w:rPr>
+          <w:rFonts w:ascii="Arial" w:eastAsia="Times New Roman" w:hAnsi="Arial" w:cs="Arial"/>
+          <w:lang w:val="es-PE" w:eastAsia="es-PE"/>
+        </w:rPr>
+        <w:t xml:space="preserve"> También almacena el correo y la </w:t>
+      </w:r>
+      <w:proofErr w:type="spellStart"/>
+      <w:r>
+        <w:rPr>
+          <w:rFonts w:ascii="Arial" w:eastAsia="Times New Roman" w:hAnsi="Arial" w:cs="Arial"/>
+          <w:lang w:val="es-PE" w:eastAsia="es-PE"/>
+        </w:rPr>
+        <w:t>fecha_creacion</w:t>
+      </w:r>
+      <w:proofErr w:type="spellEnd"/>
+      <w:r>
+        <w:rPr>
+          <w:rFonts w:ascii="Arial" w:eastAsia="Times New Roman" w:hAnsi="Arial" w:cs="Arial"/>
+          <w:lang w:val="es-PE" w:eastAsia="es-PE"/>
+        </w:rPr>
+        <w:t>.</w:t>
+      </w:r>
+    </w:p>
+    <w:p>
+      <w:pPr>
+        <w:widowControl/>
+        <w:numPr>
+          <w:ilvl w:val="0"/>
+          <w:numId w:val="3"/>
+        </w:numPr>
+        <w:autoSpaceDE/>
+        <w:autoSpaceDN/>
+        <w:spacing w:before="100" w:beforeAutospacing="1" w:after="100" w:afterAutospacing="1"/>
+        <w:rPr>
+          <w:rFonts w:ascii="Arial" w:eastAsia="Times New Roman" w:hAnsi="Arial" w:cs="Arial"/>
+          <w:lang w:val="es-PE" w:eastAsia="es-PE"/>
+        </w:rPr>
+      </w:pPr>
+      <w:r>
+        <w:rPr>
+          <w:rFonts w:ascii="Arial" w:eastAsia="Times New Roman" w:hAnsi="Arial" w:cs="Arial"/>
+          <w:b/>
+          <w:bCs/>
+          <w:lang w:val="es-PE" w:eastAsia="es-PE"/>
+        </w:rPr>
+        <w:t>Datos de ejemplo:</w:t>
+      </w:r>
+      <w:r>
+        <w:rPr>
+          <w:rFonts w:ascii="Arial" w:eastAsia="Times New Roman" w:hAnsi="Arial" w:cs="Arial"/>
+          <w:lang w:val="es-PE" w:eastAsia="es-PE"/>
+        </w:rPr>
+        <w:t xml:space="preserve"> Muestra usuarios con roles 'Padre' (ej. </w:t>
+      </w:r>
+      <w:proofErr w:type="spellStart"/>
+      <w:r>
+        <w:rPr>
+          <w:rFonts w:ascii="Arial" w:eastAsia="Times New Roman" w:hAnsi="Arial" w:cs="Arial"/>
+          <w:lang w:val="es-PE" w:eastAsia="es-PE"/>
+        </w:rPr>
+        <w:t>padre_carlos</w:t>
+      </w:r>
+      <w:proofErr w:type="spellEnd"/>
+      <w:r>
+        <w:rPr>
+          <w:rFonts w:ascii="Arial" w:eastAsia="Times New Roman" w:hAnsi="Arial" w:cs="Arial"/>
+          <w:lang w:val="es-PE" w:eastAsia="es-PE"/>
+        </w:rPr>
+        <w:t xml:space="preserve">, </w:t>
+      </w:r>
+      <w:proofErr w:type="spellStart"/>
+      <w:r>
+        <w:rPr>
+          <w:rFonts w:ascii="Arial" w:eastAsia="Times New Roman" w:hAnsi="Arial" w:cs="Arial"/>
+          <w:lang w:val="es-PE" w:eastAsia="es-PE"/>
+        </w:rPr>
+        <w:t>padre_maria</w:t>
+      </w:r>
+      <w:proofErr w:type="spellEnd"/>
+      <w:r>
+        <w:rPr>
+          <w:rFonts w:ascii="Arial" w:eastAsia="Times New Roman" w:hAnsi="Arial" w:cs="Arial"/>
+          <w:lang w:val="es-PE" w:eastAsia="es-PE"/>
+        </w:rPr>
+        <w:t xml:space="preserve">) y 'Maestro' (ej. </w:t>
+      </w:r>
+      <w:proofErr w:type="spellStart"/>
+      <w:r>
+        <w:rPr>
+          <w:rFonts w:ascii="Arial" w:eastAsia="Times New Roman" w:hAnsi="Arial" w:cs="Arial"/>
+          <w:lang w:val="es-PE" w:eastAsia="es-PE"/>
+        </w:rPr>
+        <w:t>profe_mate</w:t>
+      </w:r>
+      <w:proofErr w:type="spellEnd"/>
+      <w:r>
+        <w:rPr>
+          <w:rFonts w:ascii="Arial" w:eastAsia="Times New Roman" w:hAnsi="Arial" w:cs="Arial"/>
+          <w:lang w:val="es-PE" w:eastAsia="es-PE"/>
+        </w:rPr>
+        <w:t xml:space="preserve">, </w:t>
+      </w:r>
+      <w:proofErr w:type="spellStart"/>
+      <w:r>
+        <w:rPr>
+          <w:rFonts w:ascii="Arial" w:eastAsia="Times New Roman" w:hAnsi="Arial" w:cs="Arial"/>
+          <w:lang w:val="es-PE" w:eastAsia="es-PE"/>
+        </w:rPr>
+        <w:t>profe_comu</w:t>
+      </w:r>
+      <w:proofErr w:type="spellEnd"/>
+      <w:r>
+        <w:rPr>
+          <w:rFonts w:ascii="Arial" w:eastAsia="Times New Roman" w:hAnsi="Arial" w:cs="Arial"/>
+          <w:lang w:val="es-PE" w:eastAsia="es-PE"/>
+        </w:rPr>
+        <w:t>).</w:t>
+      </w:r>
+    </w:p>
+    <w:p>
+      <w:pPr>
+        <w:widowControl/>
+        <w:autoSpaceDE/>
+        <w:autoSpaceDN/>
+        <w:rPr>
+          <w:rFonts w:ascii="Arial" w:eastAsia="Times New Roman" w:hAnsi="Arial" w:cs="Arial"/>
+          <w:lang w:val="es-PE" w:eastAsia="es-PE"/>
+        </w:rPr>
+      </w:pPr>
+      <w:r>
+        <w:rPr>
+          <w:rFonts w:ascii="Arial" w:eastAsia="Times New Roman" w:hAnsi="Arial" w:cs="Arial"/>
+          <w:lang w:val="es-PE" w:eastAsia="es-PE"/>
+        </w:rPr>
+        <w:pict w14:anchorId="21AE5D8A">
+          <v:rect id="_x0000_i1025" style="width:0;height:1.5pt" o:hralign="center" o:hrstd="t" o:hr="t" fillcolor="#a0a0a0" stroked="f"/>
+        </w:pict>
+      </w:r>
+    </w:p>
+    <w:p>
+      <w:pPr>
+        <w:widowControl/>
+        <w:autoSpaceDE/>
+        <w:autoSpaceDN/>
+        <w:spacing w:before="100" w:beforeAutospacing="1" w:after="100" w:afterAutospacing="1"/>
+        <w:outlineLvl w:val="1"/>
+        <w:rPr>
+          <w:rFonts w:ascii="Arial" w:eastAsia="Times New Roman" w:hAnsi="Arial" w:cs="Arial"/>
+          <w:b/>
+          <w:bCs/>
+          <w:lang w:val="es-PE" w:eastAsia="es-PE"/>
+        </w:rPr>
+      </w:pPr>
+      <w:r>
+        <w:rPr>
+          <w:rFonts w:ascii="Arial" w:eastAsia="Times New Roman" w:hAnsi="Arial" w:cs="Arial"/>
+          <w:b/>
+          <w:bCs/>
+          <w:lang w:val="es-PE" w:eastAsia="es-PE"/>
+        </w:rPr>
+        <w:t>Descripción de las Imágenes (Pantallas de la Aplicación)</w:t>
+      </w:r>
+    </w:p>
+    <w:p>
+      <w:pPr>
+        <w:widowControl/>
+        <w:autoSpaceDE/>
+        <w:autoSpaceDN/>
+        <w:spacing w:before="100" w:beforeAutospacing="1" w:after="100" w:afterAutospacing="1"/>
+        <w:rPr>
+          <w:rFonts w:ascii="Arial" w:eastAsia="Times New Roman" w:hAnsi="Arial" w:cs="Arial"/>
+          <w:lang w:val="es-PE" w:eastAsia="es-PE"/>
+        </w:rPr>
+      </w:pPr>
+      <w:r>
+        <w:rPr>
+          <w:rFonts w:ascii="Arial" w:eastAsia="Times New Roman" w:hAnsi="Arial" w:cs="Arial"/>
+          <w:lang w:val="es-PE" w:eastAsia="es-PE"/>
+        </w:rPr>
+        <w:t>Las imágenes ilustran la interfaz de la aplicación web, que permite a padres y maestros interactuar con los datos de asistencia.</w:t>
+      </w:r>
+    </w:p>
+    <w:p>
+      <w:pPr>
+        <w:widowControl/>
+        <w:autoSpaceDE/>
+        <w:autoSpaceDN/>
+        <w:spacing w:before="100" w:beforeAutospacing="1" w:after="100" w:afterAutospacing="1"/>
+        <w:outlineLvl w:val="2"/>
+        <w:rPr>
+          <w:rFonts w:ascii="Arial" w:eastAsia="Times New Roman" w:hAnsi="Arial" w:cs="Arial"/>
+          <w:b/>
+          <w:bCs/>
+          <w:lang w:val="es-PE" w:eastAsia="es-PE"/>
+        </w:rPr>
+      </w:pPr>
+      <w:r>
+        <w:rPr>
+          <w:rFonts w:ascii="Arial" w:eastAsia="Times New Roman" w:hAnsi="Arial" w:cs="Arial"/>
+          <w:b/>
+          <w:bCs/>
+          <w:lang w:val="es-PE" w:eastAsia="es-PE"/>
+        </w:rPr>
+        <w:t>Pantallas de Acceso y Registro</w:t>
+      </w:r>
+    </w:p>
+    <w:p>
+      <w:pPr>
+        <w:widowControl/>
+        <w:numPr>
+          <w:ilvl w:val="0"/>
+          <w:numId w:val="4"/>
+        </w:numPr>
+        <w:autoSpaceDE/>
+        <w:autoSpaceDN/>
+        <w:spacing w:before="100" w:beforeAutospacing="1" w:after="100" w:afterAutospacing="1"/>
+        <w:rPr>
+          <w:rFonts w:ascii="Arial" w:eastAsia="Times New Roman" w:hAnsi="Arial" w:cs="Arial"/>
+          <w:lang w:val="es-PE" w:eastAsia="es-PE"/>
+        </w:rPr>
+      </w:pPr>
+      <w:proofErr w:type="spellStart"/>
+      <w:r>
+        <w:rPr>
+          <w:rFonts w:ascii="Arial" w:eastAsia="Times New Roman" w:hAnsi="Arial" w:cs="Arial"/>
+          <w:b/>
+          <w:bCs/>
+          <w:lang w:val="es-PE" w:eastAsia="es-PE"/>
+        </w:rPr>
+        <w:t>Login</w:t>
+      </w:r>
+      <w:proofErr w:type="spellEnd"/>
+      <w:r>
+        <w:rPr>
+          <w:rFonts w:ascii="Arial" w:eastAsia="Times New Roman" w:hAnsi="Arial" w:cs="Arial"/>
+          <w:b/>
+          <w:bCs/>
+          <w:lang w:val="es-PE" w:eastAsia="es-PE"/>
+        </w:rPr>
+        <w:t>:</w:t>
+      </w:r>
+      <w:r>
+        <w:rPr>
+          <w:rFonts w:ascii="Arial" w:eastAsia="Times New Roman" w:hAnsi="Arial" w:cs="Arial"/>
+          <w:lang w:val="es-PE" w:eastAsia="es-PE"/>
+        </w:rPr>
+        <w:t xml:space="preserve"> Muestra una pantalla de inicio de sesión con campos para USER y CONTRASEÑA, y botones para </w:t>
+      </w:r>
+      <w:r>
+        <w:rPr>
+          <w:rFonts w:ascii="Arial" w:eastAsia="Times New Roman" w:hAnsi="Arial" w:cs="Arial"/>
+          <w:b/>
+          <w:bCs/>
+          <w:lang w:val="es-PE" w:eastAsia="es-PE"/>
+        </w:rPr>
+        <w:t>"Ingresar"</w:t>
+      </w:r>
+      <w:r>
+        <w:rPr>
+          <w:rFonts w:ascii="Arial" w:eastAsia="Times New Roman" w:hAnsi="Arial" w:cs="Arial"/>
+          <w:lang w:val="es-PE" w:eastAsia="es-PE"/>
+        </w:rPr>
+        <w:t xml:space="preserve"> y </w:t>
+      </w:r>
+      <w:r>
+        <w:rPr>
+          <w:rFonts w:ascii="Arial" w:eastAsia="Times New Roman" w:hAnsi="Arial" w:cs="Arial"/>
+          <w:b/>
+          <w:bCs/>
+          <w:lang w:val="es-PE" w:eastAsia="es-PE"/>
+        </w:rPr>
+        <w:t>"Registrarse"</w:t>
+      </w:r>
+      <w:r>
+        <w:rPr>
+          <w:rFonts w:ascii="Arial" w:eastAsia="Times New Roman" w:hAnsi="Arial" w:cs="Arial"/>
+          <w:lang w:val="es-PE" w:eastAsia="es-PE"/>
+        </w:rPr>
+        <w:t>.</w:t>
+      </w:r>
+    </w:p>
+    <w:p>
+      <w:pPr>
+        <w:widowControl/>
+        <w:numPr>
+          <w:ilvl w:val="0"/>
+          <w:numId w:val="4"/>
+        </w:numPr>
+        <w:autoSpaceDE/>
+        <w:autoSpaceDN/>
+        <w:spacing w:before="100" w:beforeAutospacing="1" w:after="100" w:afterAutospacing="1"/>
+        <w:rPr>
+          <w:rFonts w:ascii="Arial" w:eastAsia="Times New Roman" w:hAnsi="Arial" w:cs="Arial"/>
+          <w:lang w:val="es-PE" w:eastAsia="es-PE"/>
+        </w:rPr>
+      </w:pPr>
+      <w:r>
+        <w:rPr>
+          <w:rFonts w:ascii="Arial" w:eastAsia="Times New Roman" w:hAnsi="Arial" w:cs="Arial"/>
+          <w:b/>
+          <w:bCs/>
+          <w:lang w:val="es-PE" w:eastAsia="es-PE"/>
+        </w:rPr>
+        <w:t>Registro:</w:t>
+      </w:r>
+      <w:r>
+        <w:rPr>
+          <w:rFonts w:ascii="Arial" w:eastAsia="Times New Roman" w:hAnsi="Arial" w:cs="Arial"/>
+          <w:lang w:val="es-PE" w:eastAsia="es-PE"/>
+        </w:rPr>
+        <w:t xml:space="preserve"> Muestra una pantalla para crear una nueva cuenta, solicitando USUARIO, CONTRASEÑA, ROL (Maestro/Padre), NOMBRE COMPLETO y CORREO.</w:t>
+      </w:r>
+    </w:p>
+    <w:p>
+      <w:pPr>
+        <w:widowControl/>
+        <w:autoSpaceDE/>
+        <w:autoSpaceDN/>
+        <w:spacing w:before="100" w:beforeAutospacing="1" w:after="100" w:afterAutospacing="1"/>
+        <w:outlineLvl w:val="2"/>
+        <w:rPr>
+          <w:rFonts w:ascii="Arial" w:eastAsia="Times New Roman" w:hAnsi="Arial" w:cs="Arial"/>
+          <w:b/>
+          <w:bCs/>
+          <w:lang w:val="es-PE" w:eastAsia="es-PE"/>
+        </w:rPr>
+      </w:pPr>
+      <w:r>
+        <w:rPr>
+          <w:rFonts w:ascii="Arial" w:eastAsia="Times New Roman" w:hAnsi="Arial" w:cs="Arial"/>
+          <w:b/>
+          <w:bCs/>
+          <w:lang w:val="es-PE" w:eastAsia="es-PE"/>
+        </w:rPr>
+        <w:t>Flujo de Usuario "Padre"</w:t>
+      </w:r>
+    </w:p>
+    <w:p>
+      <w:pPr>
+        <w:widowControl/>
+        <w:numPr>
+          <w:ilvl w:val="0"/>
+          <w:numId w:val="5"/>
+        </w:numPr>
+        <w:autoSpaceDE/>
+        <w:autoSpaceDN/>
+        <w:spacing w:before="100" w:beforeAutospacing="1" w:after="100" w:afterAutospacing="1"/>
+        <w:rPr>
+          <w:rFonts w:ascii="Arial" w:eastAsia="Times New Roman" w:hAnsi="Arial" w:cs="Arial"/>
+          <w:lang w:val="es-PE" w:eastAsia="es-PE"/>
+        </w:rPr>
+      </w:pPr>
+      <w:proofErr w:type="spellStart"/>
+      <w:r>
+        <w:rPr>
+          <w:rFonts w:ascii="Arial" w:eastAsia="Times New Roman" w:hAnsi="Arial" w:cs="Arial"/>
+          <w:b/>
+          <w:bCs/>
+          <w:lang w:val="es-PE" w:eastAsia="es-PE"/>
+        </w:rPr>
+        <w:lastRenderedPageBreak/>
+        <w:t>Login</w:t>
+      </w:r>
+      <w:proofErr w:type="spellEnd"/>
+      <w:r>
+        <w:rPr>
+          <w:rFonts w:ascii="Arial" w:eastAsia="Times New Roman" w:hAnsi="Arial" w:cs="Arial"/>
+          <w:b/>
+          <w:bCs/>
+          <w:lang w:val="es-PE" w:eastAsia="es-PE"/>
+        </w:rPr>
+        <w:t xml:space="preserve"> Exitoso:</w:t>
+      </w:r>
+      <w:r>
+        <w:rPr>
+          <w:rFonts w:ascii="Arial" w:eastAsia="Times New Roman" w:hAnsi="Arial" w:cs="Arial"/>
+          <w:lang w:val="es-PE" w:eastAsia="es-PE"/>
+        </w:rPr>
+        <w:t xml:space="preserve"> Se muestra el acceso con el usuario </w:t>
+      </w:r>
+      <w:proofErr w:type="spellStart"/>
+      <w:r>
+        <w:rPr>
+          <w:rFonts w:ascii="Arial" w:eastAsia="Times New Roman" w:hAnsi="Arial" w:cs="Arial"/>
+          <w:b/>
+          <w:bCs/>
+          <w:lang w:val="es-PE" w:eastAsia="es-PE"/>
+        </w:rPr>
+        <w:t>carlos</w:t>
+      </w:r>
+      <w:proofErr w:type="spellEnd"/>
+      <w:r>
+        <w:rPr>
+          <w:rFonts w:ascii="Arial" w:eastAsia="Times New Roman" w:hAnsi="Arial" w:cs="Arial"/>
+          <w:lang w:val="es-PE" w:eastAsia="es-PE"/>
+        </w:rPr>
+        <w:t xml:space="preserve"> y un mensaje de </w:t>
+      </w:r>
+      <w:r>
+        <w:rPr>
+          <w:rFonts w:ascii="Arial" w:eastAsia="Times New Roman" w:hAnsi="Arial" w:cs="Arial"/>
+          <w:b/>
+          <w:bCs/>
+          <w:lang w:val="es-PE" w:eastAsia="es-PE"/>
+        </w:rPr>
+        <w:t>"Acceso Concedido"</w:t>
+      </w:r>
+      <w:r>
+        <w:rPr>
+          <w:rFonts w:ascii="Arial" w:eastAsia="Times New Roman" w:hAnsi="Arial" w:cs="Arial"/>
+          <w:lang w:val="es-PE" w:eastAsia="es-PE"/>
+        </w:rPr>
+        <w:t xml:space="preserve"> con el </w:t>
+      </w:r>
+      <w:r>
+        <w:rPr>
+          <w:rFonts w:ascii="Arial" w:eastAsia="Times New Roman" w:hAnsi="Arial" w:cs="Arial"/>
+          <w:b/>
+          <w:bCs/>
+          <w:lang w:val="es-PE" w:eastAsia="es-PE"/>
+        </w:rPr>
+        <w:t>"Rol: Padre"</w:t>
+      </w:r>
+      <w:r>
+        <w:rPr>
+          <w:rFonts w:ascii="Arial" w:eastAsia="Times New Roman" w:hAnsi="Arial" w:cs="Arial"/>
+          <w:lang w:val="es-PE" w:eastAsia="es-PE"/>
+        </w:rPr>
+        <w:t>.</w:t>
+      </w:r>
+    </w:p>
+    <w:p>
+      <w:pPr>
+        <w:widowControl/>
+        <w:numPr>
+          <w:ilvl w:val="0"/>
+          <w:numId w:val="5"/>
+        </w:numPr>
+        <w:autoSpaceDE/>
+        <w:autoSpaceDN/>
+        <w:spacing w:before="100" w:beforeAutospacing="1" w:after="100" w:afterAutospacing="1"/>
+        <w:rPr>
+          <w:rFonts w:ascii="Arial" w:eastAsia="Times New Roman" w:hAnsi="Arial" w:cs="Arial"/>
+          <w:lang w:val="es-PE" w:eastAsia="es-PE"/>
+        </w:rPr>
+      </w:pPr>
+      <w:r>
+        <w:rPr>
+          <w:rFonts w:ascii="Arial" w:eastAsia="Times New Roman" w:hAnsi="Arial" w:cs="Arial"/>
+          <w:b/>
+          <w:bCs/>
+          <w:lang w:val="es-PE" w:eastAsia="es-PE"/>
+        </w:rPr>
+        <w:t>Registro de Asistencia (Vista Padre):</w:t>
+      </w:r>
+      <w:r>
+        <w:rPr>
+          <w:rFonts w:ascii="Arial" w:eastAsia="Times New Roman" w:hAnsi="Arial" w:cs="Arial"/>
+          <w:lang w:val="es-PE" w:eastAsia="es-PE"/>
+        </w:rPr>
+        <w:t xml:space="preserve"> Muestra el </w:t>
+      </w:r>
+      <w:r>
+        <w:rPr>
+          <w:rFonts w:ascii="Arial" w:eastAsia="Times New Roman" w:hAnsi="Arial" w:cs="Arial"/>
+          <w:b/>
+          <w:bCs/>
+          <w:lang w:val="es-PE" w:eastAsia="es-PE"/>
+        </w:rPr>
+        <w:t>"Registro de Asistencia"</w:t>
+      </w:r>
+      <w:r>
+        <w:rPr>
+          <w:rFonts w:ascii="Arial" w:eastAsia="Times New Roman" w:hAnsi="Arial" w:cs="Arial"/>
+          <w:lang w:val="es-PE" w:eastAsia="es-PE"/>
+        </w:rPr>
+        <w:t xml:space="preserve"> para el "Estudiante: Miguel Arias". Permite ver las asistencias marcadas para diferentes semanas, organizadas por días (Lun, Mar, Mie, Jue, Vie), y un porcentaje de asistencia por semana.</w:t>
+      </w:r>
+    </w:p>
+    <w:p>
+      <w:pPr>
+        <w:widowControl/>
+        <w:numPr>
+          <w:ilvl w:val="0"/>
+          <w:numId w:val="5"/>
+        </w:numPr>
+        <w:autoSpaceDE/>
+        <w:autoSpaceDN/>
+        <w:spacing w:before="100" w:beforeAutospacing="1" w:after="100" w:afterAutospacing="1"/>
+        <w:rPr>
+          <w:rFonts w:ascii="Arial" w:eastAsia="Times New Roman" w:hAnsi="Arial" w:cs="Arial"/>
+          <w:lang w:val="es-PE" w:eastAsia="es-PE"/>
+        </w:rPr>
+      </w:pPr>
+      <w:r>
+        <w:rPr>
+          <w:rFonts w:ascii="Arial" w:eastAsia="Times New Roman" w:hAnsi="Arial" w:cs="Arial"/>
+          <w:b/>
+          <w:bCs/>
+          <w:lang w:val="es-PE" w:eastAsia="es-PE"/>
+        </w:rPr>
+        <w:t>Resumen de Asistencia (Pastel):</w:t>
+      </w:r>
+      <w:r>
+        <w:rPr>
+          <w:rFonts w:ascii="Arial" w:eastAsia="Times New Roman" w:hAnsi="Arial" w:cs="Arial"/>
+          <w:lang w:val="es-PE" w:eastAsia="es-PE"/>
+        </w:rPr>
+        <w:t xml:space="preserve"> Muestra un gráfico de pastel con el </w:t>
+      </w:r>
+      <w:r>
+        <w:rPr>
+          <w:rFonts w:ascii="Arial" w:eastAsia="Times New Roman" w:hAnsi="Arial" w:cs="Arial"/>
+          <w:b/>
+          <w:bCs/>
+          <w:lang w:val="es-PE" w:eastAsia="es-PE"/>
+        </w:rPr>
+        <w:t>"Resumen de asistencia (por ciclo)"</w:t>
+      </w:r>
+      <w:r>
+        <w:rPr>
+          <w:rFonts w:ascii="Arial" w:eastAsia="Times New Roman" w:hAnsi="Arial" w:cs="Arial"/>
+          <w:lang w:val="es-PE" w:eastAsia="es-PE"/>
+        </w:rPr>
+        <w:t>, indicando porcentajes para el Ciclo 1 (15.0%), Ciclo 2 (0.0%) y Ciclo 4 (0.0%).</w:t>
+      </w:r>
+    </w:p>
+    <w:p>
+      <w:pPr>
+        <w:widowControl/>
+        <w:autoSpaceDE/>
+        <w:autoSpaceDN/>
+        <w:spacing w:before="100" w:beforeAutospacing="1" w:after="100" w:afterAutospacing="1"/>
+        <w:outlineLvl w:val="2"/>
+        <w:rPr>
+          <w:rFonts w:ascii="Arial" w:eastAsia="Times New Roman" w:hAnsi="Arial" w:cs="Arial"/>
+          <w:b/>
+          <w:bCs/>
+          <w:lang w:val="es-PE" w:eastAsia="es-PE"/>
+        </w:rPr>
+      </w:pPr>
+      <w:r>
+        <w:rPr>
+          <w:rFonts w:ascii="Arial" w:eastAsia="Times New Roman" w:hAnsi="Arial" w:cs="Arial"/>
+          <w:b/>
+          <w:bCs/>
+          <w:lang w:val="es-PE" w:eastAsia="es-PE"/>
+        </w:rPr>
+        <w:t>Flujo de Usuario "Maestro"</w:t>
+      </w:r>
+    </w:p>
+    <w:p>
+      <w:pPr>
+        <w:widowControl/>
+        <w:numPr>
+          <w:ilvl w:val="0"/>
+          <w:numId w:val="6"/>
+        </w:numPr>
+        <w:autoSpaceDE/>
+        <w:autoSpaceDN/>
+        <w:spacing w:before="100" w:beforeAutospacing="1" w:after="100" w:afterAutospacing="1"/>
+        <w:rPr>
+          <w:rFonts w:ascii="Arial" w:eastAsia="Times New Roman" w:hAnsi="Arial" w:cs="Arial"/>
+          <w:lang w:val="es-PE" w:eastAsia="es-PE"/>
+        </w:rPr>
+      </w:pPr>
+      <w:proofErr w:type="spellStart"/>
+      <w:r>
+        <w:rPr>
+          <w:rFonts w:ascii="Arial" w:eastAsia="Times New Roman" w:hAnsi="Arial" w:cs="Arial"/>
+          <w:b/>
+          <w:bCs/>
+          <w:lang w:val="es-PE" w:eastAsia="es-PE"/>
+        </w:rPr>
+        <w:t>Login</w:t>
+      </w:r>
+      <w:proofErr w:type="spellEnd"/>
+      <w:r>
+        <w:rPr>
+          <w:rFonts w:ascii="Arial" w:eastAsia="Times New Roman" w:hAnsi="Arial" w:cs="Arial"/>
+          <w:b/>
+          <w:bCs/>
+          <w:lang w:val="es-PE" w:eastAsia="es-PE"/>
+        </w:rPr>
+        <w:t xml:space="preserve"> Exitoso:</w:t>
+      </w:r>
+      <w:r>
+        <w:rPr>
+          <w:rFonts w:ascii="Arial" w:eastAsia="Times New Roman" w:hAnsi="Arial" w:cs="Arial"/>
+          <w:lang w:val="es-PE" w:eastAsia="es-PE"/>
+        </w:rPr>
+        <w:t xml:space="preserve"> Se muestra el acceso con el usuario </w:t>
+      </w:r>
+      <w:proofErr w:type="spellStart"/>
+      <w:r>
+        <w:rPr>
+          <w:rFonts w:ascii="Arial" w:eastAsia="Times New Roman" w:hAnsi="Arial" w:cs="Arial"/>
+          <w:b/>
+          <w:bCs/>
+          <w:lang w:val="es-PE" w:eastAsia="es-PE"/>
+        </w:rPr>
+        <w:t>profe_mate</w:t>
+      </w:r>
+      <w:proofErr w:type="spellEnd"/>
+      <w:r>
+        <w:rPr>
+          <w:rFonts w:ascii="Arial" w:eastAsia="Times New Roman" w:hAnsi="Arial" w:cs="Arial"/>
+          <w:lang w:val="es-PE" w:eastAsia="es-PE"/>
+        </w:rPr>
+        <w:t xml:space="preserve"> y un mensaje de </w:t>
+      </w:r>
+      <w:r>
+        <w:rPr>
+          <w:rFonts w:ascii="Arial" w:eastAsia="Times New Roman" w:hAnsi="Arial" w:cs="Arial"/>
+          <w:b/>
+          <w:bCs/>
+          <w:lang w:val="es-PE" w:eastAsia="es-PE"/>
+        </w:rPr>
+        <w:t>"Acceso Concedido"</w:t>
+      </w:r>
+      <w:r>
+        <w:rPr>
+          <w:rFonts w:ascii="Arial" w:eastAsia="Times New Roman" w:hAnsi="Arial" w:cs="Arial"/>
+          <w:lang w:val="es-PE" w:eastAsia="es-PE"/>
+        </w:rPr>
+        <w:t xml:space="preserve"> con el </w:t>
+      </w:r>
+      <w:r>
+        <w:rPr>
+          <w:rFonts w:ascii="Arial" w:eastAsia="Times New Roman" w:hAnsi="Arial" w:cs="Arial"/>
+          <w:b/>
+          <w:bCs/>
+          <w:lang w:val="es-PE" w:eastAsia="es-PE"/>
+        </w:rPr>
+        <w:t>"Rol: Maestro"</w:t>
+      </w:r>
+      <w:r>
+        <w:rPr>
+          <w:rFonts w:ascii="Arial" w:eastAsia="Times New Roman" w:hAnsi="Arial" w:cs="Arial"/>
+          <w:lang w:val="es-PE" w:eastAsia="es-PE"/>
+        </w:rPr>
+        <w:t>.</w:t>
+      </w:r>
+    </w:p>
+    <w:p>
+      <w:pPr>
+        <w:widowControl/>
+        <w:numPr>
+          <w:ilvl w:val="0"/>
+          <w:numId w:val="6"/>
+        </w:numPr>
+        <w:autoSpaceDE/>
+        <w:autoSpaceDN/>
+        <w:spacing w:before="100" w:beforeAutospacing="1" w:after="100" w:afterAutospacing="1"/>
+        <w:rPr>
+          <w:rFonts w:ascii="Arial" w:eastAsia="Times New Roman" w:hAnsi="Arial" w:cs="Arial"/>
+          <w:lang w:val="es-PE" w:eastAsia="es-PE"/>
+        </w:rPr>
+      </w:pPr>
+      <w:r>
+        <w:rPr>
+          <w:rFonts w:ascii="Arial" w:eastAsia="Times New Roman" w:hAnsi="Arial" w:cs="Arial"/>
+          <w:b/>
+          <w:bCs/>
+          <w:lang w:val="es-PE" w:eastAsia="es-PE"/>
+        </w:rPr>
+        <w:t>Registro de Asistencia (Vista Maestro):</w:t>
+      </w:r>
+      <w:r>
+        <w:rPr>
+          <w:rFonts w:ascii="Arial" w:eastAsia="Times New Roman" w:hAnsi="Arial" w:cs="Arial"/>
+          <w:lang w:val="es-PE" w:eastAsia="es-PE"/>
+        </w:rPr>
+        <w:t xml:space="preserve"> Muestra el </w:t>
+      </w:r>
+      <w:r>
+        <w:rPr>
+          <w:rFonts w:ascii="Arial" w:eastAsia="Times New Roman" w:hAnsi="Arial" w:cs="Arial"/>
+          <w:b/>
+          <w:bCs/>
+          <w:lang w:val="es-PE" w:eastAsia="es-PE"/>
+        </w:rPr>
+        <w:t>"Registro de Asistencia"</w:t>
+      </w:r>
+      <w:r>
+        <w:rPr>
+          <w:rFonts w:ascii="Arial" w:eastAsia="Times New Roman" w:hAnsi="Arial" w:cs="Arial"/>
+          <w:lang w:val="es-PE" w:eastAsia="es-PE"/>
+        </w:rPr>
+        <w:t xml:space="preserve"> para el "Estudiante: Miguel Arias". A diferencia de la vista de padre, esta vista permite al maestro </w:t>
+      </w:r>
+      <w:r>
+        <w:rPr>
+          <w:rFonts w:ascii="Arial" w:eastAsia="Times New Roman" w:hAnsi="Arial" w:cs="Arial"/>
+          <w:b/>
+          <w:bCs/>
+          <w:lang w:val="es-PE" w:eastAsia="es-PE"/>
+        </w:rPr>
+        <w:t>guardar cambios</w:t>
+      </w:r>
+      <w:r>
+        <w:rPr>
+          <w:rFonts w:ascii="Arial" w:eastAsia="Times New Roman" w:hAnsi="Arial" w:cs="Arial"/>
+          <w:lang w:val="es-PE" w:eastAsia="es-PE"/>
+        </w:rPr>
+        <w:t xml:space="preserve"> (Guardar cambios) y parece permitir la </w:t>
+      </w:r>
+      <w:r>
+        <w:rPr>
+          <w:rFonts w:ascii="Arial" w:eastAsia="Times New Roman" w:hAnsi="Arial" w:cs="Arial"/>
+          <w:b/>
+          <w:bCs/>
+          <w:lang w:val="es-PE" w:eastAsia="es-PE"/>
+        </w:rPr>
+        <w:t>modificación</w:t>
+      </w:r>
+      <w:r>
+        <w:rPr>
+          <w:rFonts w:ascii="Arial" w:eastAsia="Times New Roman" w:hAnsi="Arial" w:cs="Arial"/>
+          <w:lang w:val="es-PE" w:eastAsia="es-PE"/>
+        </w:rPr>
+        <w:t xml:space="preserve"> de la asistencia diaria (mostrando casillas de verificación).</w:t>
+      </w:r>
+    </w:p>
+    <w:p>
+      <w:pPr>
+        <w:widowControl/>
+        <w:numPr>
+          <w:ilvl w:val="0"/>
+          <w:numId w:val="6"/>
+        </w:numPr>
+        <w:autoSpaceDE/>
+        <w:autoSpaceDN/>
+        <w:spacing w:before="100" w:beforeAutospacing="1" w:after="100" w:afterAutospacing="1"/>
+        <w:rPr>
+          <w:rFonts w:ascii="Arial" w:eastAsia="Times New Roman" w:hAnsi="Arial" w:cs="Arial"/>
+          <w:lang w:val="es-PE" w:eastAsia="es-PE"/>
+        </w:rPr>
+      </w:pPr>
+      <w:r>
+        <w:rPr>
+          <w:rFonts w:ascii="Arial" w:eastAsia="Times New Roman" w:hAnsi="Arial" w:cs="Arial"/>
+          <w:b/>
+          <w:bCs/>
+          <w:lang w:val="es-PE" w:eastAsia="es-PE"/>
+        </w:rPr>
+        <w:t>Resumen de Asistencia (Pastel Actualizado):</w:t>
+      </w:r>
+      <w:r>
+        <w:rPr>
+          <w:rFonts w:ascii="Arial" w:eastAsia="Times New Roman" w:hAnsi="Arial" w:cs="Arial"/>
+          <w:lang w:val="es-PE" w:eastAsia="es-PE"/>
+        </w:rPr>
+        <w:t xml:space="preserve"> Muestra un gráfico de pastel actualizado con el </w:t>
+      </w:r>
+      <w:r>
+        <w:rPr>
+          <w:rFonts w:ascii="Arial" w:eastAsia="Times New Roman" w:hAnsi="Arial" w:cs="Arial"/>
+          <w:b/>
+          <w:bCs/>
+          <w:lang w:val="es-PE" w:eastAsia="es-PE"/>
+        </w:rPr>
+        <w:t>"Resumen de asistencia (por ciclo)"</w:t>
+      </w:r>
+      <w:r>
+        <w:rPr>
+          <w:rFonts w:ascii="Arial" w:eastAsia="Times New Roman" w:hAnsi="Arial" w:cs="Arial"/>
+          <w:lang w:val="es-PE" w:eastAsia="es-PE"/>
+        </w:rPr>
+        <w:t xml:space="preserve"> después de modificaciones, indicando porcentajes mayores: Ciclo 4 (100.0%), Ciclo 1 (85.0%), y Ciclo 2 (100.0%).</w:t>
+      </w:r>
+    </w:p>
+    <w:p>
+      <w:pPr>
+        <w:pStyle w:val="Textoindependiente"/>
+        <w:spacing w:before="9"/>
+      </w:pPr>
+    </w:p>
+    <w:p>
+      <w:pPr>
+        <w:pStyle w:val="Textoindependiente"/>
+        <w:spacing w:before="9"/>
+        <w:rPr>
           <w:sz w:val="11"/>
         </w:rPr>
       </w:pPr>
@@ -2685,76 +5507,11 @@
         <w:rPr>
           <w:sz w:val="11"/>
         </w:rPr>
-        <w:lastRenderedPageBreak/>
         <w:drawing>
           <wp:inline distT="0" distB="0" distL="0" distR="0" wp14:anchorId="451EF186" wp14:editId="65297CF9">
             <wp:extent cx="6129655" cy="4744085"/>
             <wp:effectExtent l="0" t="0" r="4445" b="0"/>
             <wp:docPr id="83" name="Imagen 83"/>
-            <wp:cNvGraphicFramePr>
-              <a:graphicFrameLocks xmlns:a="http://schemas.openxmlformats.org/drawingml/2006/main" noChangeAspect="1"/>
-            </wp:cNvGraphicFramePr>
-            <a:graphic xmlns:a="http://schemas.openxmlformats.org/drawingml/2006/main">
-              <a:graphicData uri="http://schemas.openxmlformats.org/drawingml/2006/picture">
-                <pic:pic xmlns:pic="http://schemas.openxmlformats.org/drawingml/2006/picture">
-                  <pic:nvPicPr>
-                    <pic:cNvPr id="1" name=""/>
-                    <pic:cNvPicPr/>
-                  </pic:nvPicPr>
-                  <pic:blipFill>
-                    <a:blip r:embed="rId5"/>
-                    <a:stretch>
-                      <a:fillRect/>
-                    </a:stretch>
-                  </pic:blipFill>
-                  <pic:spPr>
-                    <a:xfrm>
-                      <a:off x="0" y="0"/>
-                      <a:ext cx="6129655" cy="4744085"/>
-                    </a:xfrm>
-                    <a:prstGeom prst="rect">
-                      <a:avLst/>
-                    </a:prstGeom>
-                  </pic:spPr>
-                </pic:pic>
-              </a:graphicData>
-            </a:graphic>
-          </wp:inline>
-        </w:drawing>
-      </w:r>
-    </w:p>
-    <w:p>
-      <w:pPr>
-        <w:rPr>
-          <w:sz w:val="11"/>
-          <w:szCs w:val="20"/>
-        </w:rPr>
-      </w:pPr>
-      <w:r>
-        <w:rPr>
-          <w:sz w:val="11"/>
-        </w:rPr>
-        <w:br w:type="page"/>
-      </w:r>
-    </w:p>
-    <w:p>
-      <w:pPr>
-        <w:pStyle w:val="Textoindependiente"/>
-        <w:spacing w:before="9"/>
-        <w:rPr>
-          <w:sz w:val="11"/>
-        </w:rPr>
-      </w:pPr>
-      <w:r>
-        <w:rPr>
-          <w:sz w:val="11"/>
-        </w:rPr>
-        <w:lastRenderedPageBreak/>
-        <w:drawing>
-          <wp:inline distT="0" distB="0" distL="0" distR="0" wp14:anchorId="393207EC" wp14:editId="51777F38">
-            <wp:extent cx="6129655" cy="4287520"/>
-            <wp:effectExtent l="0" t="0" r="4445" b="0"/>
-            <wp:docPr id="85" name="Imagen 85"/>
             <wp:cNvGraphicFramePr>
               <a:graphicFrameLocks xmlns:a="http://schemas.openxmlformats.org/drawingml/2006/main" noChangeAspect="1"/>
             </wp:cNvGraphicFramePr>
@@ -2774,7 +5531,7 @@
                   <pic:spPr>
                     <a:xfrm>
                       <a:off x="0" y="0"/>
-                      <a:ext cx="6129655" cy="4287520"/>
+                      <a:ext cx="6129655" cy="4744085"/>
                     </a:xfrm>
                     <a:prstGeom prst="rect">
                       <a:avLst/>
@@ -2800,16 +5557,25 @@
         </w:rPr>
         <w:br w:type="page"/>
       </w:r>
+    </w:p>
+    <w:p>
+      <w:pPr>
+        <w:pStyle w:val="Textoindependiente"/>
+        <w:spacing w:before="9"/>
+        <w:rPr>
+          <w:sz w:val="11"/>
+        </w:rPr>
+      </w:pPr>
       <w:r>
         <w:rPr>
           <w:sz w:val="11"/>
         </w:rPr>
         <w:lastRenderedPageBreak/>
         <w:drawing>
-          <wp:inline distT="0" distB="0" distL="0" distR="0" wp14:anchorId="36FE3E68" wp14:editId="4A126D0D">
-            <wp:extent cx="6129655" cy="4291965"/>
+          <wp:inline distT="0" distB="0" distL="0" distR="0" wp14:anchorId="393207EC" wp14:editId="51777F38">
+            <wp:extent cx="6129655" cy="4287520"/>
             <wp:effectExtent l="0" t="0" r="4445" b="0"/>
-            <wp:docPr id="86" name="Imagen 86"/>
+            <wp:docPr id="85" name="Imagen 85"/>
             <wp:cNvGraphicFramePr>
               <a:graphicFrameLocks xmlns:a="http://schemas.openxmlformats.org/drawingml/2006/main" noChangeAspect="1"/>
             </wp:cNvGraphicFramePr>
@@ -2829,7 +5595,7 @@
                   <pic:spPr>
                     <a:xfrm>
                       <a:off x="0" y="0"/>
-                      <a:ext cx="6129655" cy="4291965"/>
+                      <a:ext cx="6129655" cy="4287520"/>
                     </a:xfrm>
                     <a:prstGeom prst="rect">
                       <a:avLst/>
@@ -2844,30 +5610,27 @@
     </w:p>
     <w:p>
       <w:pPr>
-        <w:pStyle w:val="Textoindependiente"/>
-        <w:spacing w:before="9"/>
         <w:rPr>
           <w:sz w:val="11"/>
-        </w:rPr>
-      </w:pPr>
-    </w:p>
-    <w:p>
-      <w:pPr>
-        <w:pStyle w:val="Textoindependiente"/>
-        <w:spacing w:before="9"/>
+          <w:szCs w:val="20"/>
+        </w:rPr>
+      </w:pPr>
+      <w:r>
         <w:rPr>
           <w:sz w:val="11"/>
         </w:rPr>
-      </w:pPr>
+        <w:br w:type="page"/>
+      </w:r>
       <w:r>
         <w:rPr>
           <w:sz w:val="11"/>
         </w:rPr>
+        <w:lastRenderedPageBreak/>
         <w:drawing>
-          <wp:inline distT="0" distB="0" distL="0" distR="0" wp14:anchorId="76A9AF31" wp14:editId="6700F5F2">
-            <wp:extent cx="6129655" cy="3352165"/>
-            <wp:effectExtent l="0" t="0" r="4445" b="635"/>
-            <wp:docPr id="84" name="Imagen 84"/>
+          <wp:inline distT="0" distB="0" distL="0" distR="0" wp14:anchorId="36FE3E68" wp14:editId="4A126D0D">
+            <wp:extent cx="6129655" cy="4291965"/>
+            <wp:effectExtent l="0" t="0" r="4445" b="0"/>
+            <wp:docPr id="86" name="Imagen 86"/>
             <wp:cNvGraphicFramePr>
               <a:graphicFrameLocks xmlns:a="http://schemas.openxmlformats.org/drawingml/2006/main" noChangeAspect="1"/>
             </wp:cNvGraphicFramePr>
@@ -2887,7 +5650,7 @@
                   <pic:spPr>
                     <a:xfrm>
                       <a:off x="0" y="0"/>
-                      <a:ext cx="6129655" cy="3352165"/>
+                      <a:ext cx="6129655" cy="4291965"/>
                     </a:xfrm>
                     <a:prstGeom prst="rect">
                       <a:avLst/>
@@ -2917,34 +5680,15 @@
           <w:sz w:val="11"/>
         </w:rPr>
       </w:pPr>
-    </w:p>
-    <w:p>
-      <w:pPr>
-        <w:pStyle w:val="Textoindependiente"/>
-        <w:spacing w:before="9"/>
+      <w:r>
         <w:rPr>
           <w:sz w:val="11"/>
         </w:rPr>
-      </w:pPr>
-    </w:p>
-    <w:p>
-      <w:pPr>
-        <w:pStyle w:val="Textoindependiente"/>
-        <w:spacing w:before="9"/>
-        <w:rPr>
-          <w:sz w:val="11"/>
-        </w:rPr>
-      </w:pPr>
-      <w:r>
-        <w:rPr>
-          <w:sz w:val="11"/>
-        </w:rPr>
-        <w:lastRenderedPageBreak/>
         <w:drawing>
-          <wp:inline distT="0" distB="0" distL="0" distR="0" wp14:anchorId="64B89225" wp14:editId="2F5BC548">
-            <wp:extent cx="6129655" cy="3888105"/>
-            <wp:effectExtent l="0" t="0" r="4445" b="0"/>
-            <wp:docPr id="87" name="Imagen 87"/>
+          <wp:inline distT="0" distB="0" distL="0" distR="0" wp14:anchorId="76A9AF31" wp14:editId="6700F5F2">
+            <wp:extent cx="6129655" cy="3352165"/>
+            <wp:effectExtent l="0" t="0" r="4445" b="635"/>
+            <wp:docPr id="84" name="Imagen 84"/>
             <wp:cNvGraphicFramePr>
               <a:graphicFrameLocks xmlns:a="http://schemas.openxmlformats.org/drawingml/2006/main" noChangeAspect="1"/>
             </wp:cNvGraphicFramePr>
@@ -2964,7 +5708,7 @@
                   <pic:spPr>
                     <a:xfrm>
                       <a:off x="0" y="0"/>
-                      <a:ext cx="6129655" cy="3888105"/>
+                      <a:ext cx="6129655" cy="3352165"/>
                     </a:xfrm>
                     <a:prstGeom prst="rect">
                       <a:avLst/>
@@ -2994,15 +5738,34 @@
           <w:sz w:val="11"/>
         </w:rPr>
       </w:pPr>
-      <w:r>
+    </w:p>
+    <w:p>
+      <w:pPr>
+        <w:pStyle w:val="Textoindependiente"/>
+        <w:spacing w:before="9"/>
         <w:rPr>
           <w:sz w:val="11"/>
         </w:rPr>
+      </w:pPr>
+    </w:p>
+    <w:p>
+      <w:pPr>
+        <w:pStyle w:val="Textoindependiente"/>
+        <w:spacing w:before="9"/>
+        <w:rPr>
+          <w:sz w:val="11"/>
+        </w:rPr>
+      </w:pPr>
+      <w:r>
+        <w:rPr>
+          <w:sz w:val="11"/>
+        </w:rPr>
+        <w:lastRenderedPageBreak/>
         <w:drawing>
-          <wp:inline distT="0" distB="0" distL="0" distR="0" wp14:anchorId="25658158" wp14:editId="086BD6D4">
-            <wp:extent cx="6129655" cy="4086225"/>
-            <wp:effectExtent l="0" t="0" r="4445" b="9525"/>
-            <wp:docPr id="88" name="Imagen 88"/>
+          <wp:inline distT="0" distB="0" distL="0" distR="0" wp14:anchorId="64B89225" wp14:editId="2F5BC548">
+            <wp:extent cx="6129655" cy="3888105"/>
+            <wp:effectExtent l="0" t="0" r="4445" b="0"/>
+            <wp:docPr id="87" name="Imagen 87"/>
             <wp:cNvGraphicFramePr>
               <a:graphicFrameLocks xmlns:a="http://schemas.openxmlformats.org/drawingml/2006/main" noChangeAspect="1"/>
             </wp:cNvGraphicFramePr>
@@ -3022,7 +5785,7 @@
                   <pic:spPr>
                     <a:xfrm>
                       <a:off x="0" y="0"/>
-                      <a:ext cx="6129655" cy="4086225"/>
+                      <a:ext cx="6129655" cy="3888105"/>
                     </a:xfrm>
                     <a:prstGeom prst="rect">
                       <a:avLst/>
@@ -3052,91 +5815,15 @@
           <w:sz w:val="11"/>
         </w:rPr>
       </w:pPr>
-    </w:p>
-    <w:p>
-      <w:pPr>
-        <w:pStyle w:val="Textoindependiente"/>
-        <w:spacing w:before="9"/>
-        <w:rPr>
-          <w:sz w:val="44"/>
-          <w:szCs w:val="96"/>
-        </w:rPr>
-      </w:pPr>
-    </w:p>
-    <w:p>
-      <w:pPr>
-        <w:pStyle w:val="Textoindependiente"/>
-        <w:spacing w:before="9"/>
-        <w:rPr>
-          <w:sz w:val="44"/>
-          <w:szCs w:val="96"/>
-        </w:rPr>
-      </w:pPr>
-    </w:p>
-    <w:p>
-      <w:pPr>
-        <w:pStyle w:val="Textoindependiente"/>
-        <w:spacing w:before="9"/>
-        <w:rPr>
-          <w:sz w:val="44"/>
-          <w:szCs w:val="96"/>
-        </w:rPr>
-      </w:pPr>
-    </w:p>
-    <w:p>
-      <w:pPr>
-        <w:pStyle w:val="Textoindependiente"/>
-        <w:spacing w:before="9"/>
-        <w:rPr>
-          <w:sz w:val="44"/>
-          <w:szCs w:val="96"/>
-        </w:rPr>
-      </w:pPr>
-    </w:p>
-    <w:p>
-      <w:pPr>
-        <w:pStyle w:val="Textoindependiente"/>
-        <w:spacing w:before="9"/>
-        <w:rPr>
-          <w:sz w:val="44"/>
-          <w:szCs w:val="96"/>
-        </w:rPr>
-      </w:pPr>
-      <w:r>
-        <w:rPr>
-          <w:sz w:val="44"/>
-          <w:szCs w:val="96"/>
-        </w:rPr>
-        <w:lastRenderedPageBreak/>
-        <w:t>Como padre</w:t>
-      </w:r>
-      <w:r>
-        <w:rPr>
-          <w:sz w:val="44"/>
-          <w:szCs w:val="96"/>
-        </w:rPr>
-        <w:t>:</w:t>
-      </w:r>
-    </w:p>
-    <w:p>
-      <w:pPr>
-        <w:pStyle w:val="Textoindependiente"/>
-        <w:spacing w:before="9"/>
-        <w:rPr>
-          <w:sz w:val="44"/>
-          <w:szCs w:val="96"/>
-        </w:rPr>
-      </w:pPr>
-      <w:r>
-        <w:rPr>
-          <w:sz w:val="44"/>
-          <w:szCs w:val="96"/>
+      <w:r>
+        <w:rPr>
+          <w:sz w:val="11"/>
         </w:rPr>
         <w:drawing>
-          <wp:inline distT="0" distB="0" distL="0" distR="0" wp14:anchorId="5325D704" wp14:editId="39458728">
-            <wp:extent cx="6129655" cy="4224020"/>
-            <wp:effectExtent l="0" t="0" r="4445" b="5080"/>
-            <wp:docPr id="89" name="Imagen 89"/>
+          <wp:inline distT="0" distB="0" distL="0" distR="0" wp14:anchorId="25658158" wp14:editId="086BD6D4">
+            <wp:extent cx="6129655" cy="4086225"/>
+            <wp:effectExtent l="0" t="0" r="4445" b="9525"/>
+            <wp:docPr id="88" name="Imagen 88"/>
             <wp:cNvGraphicFramePr>
               <a:graphicFrameLocks xmlns:a="http://schemas.openxmlformats.org/drawingml/2006/main" noChangeAspect="1"/>
             </wp:cNvGraphicFramePr>
@@ -3156,7 +5843,7 @@
                   <pic:spPr>
                     <a:xfrm>
                       <a:off x="0" y="0"/>
-                      <a:ext cx="6129655" cy="4224020"/>
+                      <a:ext cx="6129655" cy="4086225"/>
                     </a:xfrm>
                     <a:prstGeom prst="rect">
                       <a:avLst/>
@@ -3174,6 +5861,24 @@
         <w:pStyle w:val="Textoindependiente"/>
         <w:spacing w:before="9"/>
         <w:rPr>
+          <w:sz w:val="11"/>
+        </w:rPr>
+      </w:pPr>
+    </w:p>
+    <w:p>
+      <w:pPr>
+        <w:pStyle w:val="Textoindependiente"/>
+        <w:spacing w:before="9"/>
+        <w:rPr>
+          <w:sz w:val="11"/>
+        </w:rPr>
+      </w:pPr>
+    </w:p>
+    <w:p>
+      <w:pPr>
+        <w:pStyle w:val="Textoindependiente"/>
+        <w:spacing w:before="9"/>
+        <w:rPr>
           <w:sz w:val="44"/>
           <w:szCs w:val="96"/>
         </w:rPr>
@@ -3188,16 +5893,71 @@
           <w:szCs w:val="96"/>
         </w:rPr>
       </w:pPr>
-      <w:r>
+    </w:p>
+    <w:p>
+      <w:pPr>
+        <w:pStyle w:val="Textoindependiente"/>
+        <w:spacing w:before="9"/>
         <w:rPr>
           <w:sz w:val="44"/>
           <w:szCs w:val="96"/>
         </w:rPr>
+      </w:pPr>
+    </w:p>
+    <w:p>
+      <w:pPr>
+        <w:pStyle w:val="Textoindependiente"/>
+        <w:spacing w:before="9"/>
+        <w:rPr>
+          <w:sz w:val="44"/>
+          <w:szCs w:val="96"/>
+        </w:rPr>
+      </w:pPr>
+    </w:p>
+    <w:p>
+      <w:pPr>
+        <w:pStyle w:val="Textoindependiente"/>
+        <w:spacing w:before="9"/>
+        <w:rPr>
+          <w:sz w:val="44"/>
+          <w:szCs w:val="96"/>
+        </w:rPr>
+      </w:pPr>
+      <w:r>
+        <w:rPr>
+          <w:sz w:val="44"/>
+          <w:szCs w:val="96"/>
+        </w:rPr>
+        <w:lastRenderedPageBreak/>
+        <w:t>Como padre</w:t>
+      </w:r>
+      <w:r>
+        <w:rPr>
+          <w:sz w:val="44"/>
+          <w:szCs w:val="96"/>
+        </w:rPr>
+        <w:t>:</w:t>
+      </w:r>
+    </w:p>
+    <w:p>
+      <w:pPr>
+        <w:pStyle w:val="Textoindependiente"/>
+        <w:spacing w:before="9"/>
+        <w:rPr>
+          <w:sz w:val="44"/>
+          <w:szCs w:val="96"/>
+        </w:rPr>
+      </w:pPr>
+      <w:r>
+        <w:rPr>
+          <w:sz w:val="44"/>
+          <w:szCs w:val="96"/>
+        </w:rPr>
         <w:drawing>
-          <wp:inline distT="0" distB="0" distL="0" distR="0" wp14:anchorId="10AD2DC7" wp14:editId="1BE3169D">
-            <wp:extent cx="6129655" cy="3880485"/>
-            <wp:effectExtent l="0" t="0" r="4445" b="5715"/>
-            <wp:docPr id="90" name="Imagen 90"/>
+          <wp:inline distT="0" distB="0" distL="0" distR="0" wp14:anchorId="5325D704" wp14:editId="39458728">
+            <wp:extent cx="6129655" cy="4224020"/>
+            <wp:effectExtent l="0" t="0" r="4445" b="5080"/>
+            <wp:docPr id="89" name="Imagen 89"/>
             <wp:cNvGraphicFramePr>
               <a:graphicFrameLocks xmlns:a="http://schemas.openxmlformats.org/drawingml/2006/main" noChangeAspect="1"/>
             </wp:cNvGraphicFramePr>
@@ -3217,7 +5977,7 @@
                   <pic:spPr>
                     <a:xfrm>
                       <a:off x="0" y="0"/>
-                      <a:ext cx="6129655" cy="3880485"/>
+                      <a:ext cx="6129655" cy="4224020"/>
                     </a:xfrm>
                     <a:prstGeom prst="rect">
                       <a:avLst/>
@@ -3239,17 +5999,26 @@
           <w:szCs w:val="96"/>
         </w:rPr>
       </w:pPr>
-      <w:r>
+    </w:p>
+    <w:p>
+      <w:pPr>
+        <w:pStyle w:val="Textoindependiente"/>
+        <w:spacing w:before="9"/>
         <w:rPr>
           <w:sz w:val="44"/>
           <w:szCs w:val="96"/>
         </w:rPr>
-        <w:lastRenderedPageBreak/>
+      </w:pPr>
+      <w:r>
+        <w:rPr>
+          <w:sz w:val="44"/>
+          <w:szCs w:val="96"/>
+        </w:rPr>
         <w:drawing>
-          <wp:inline distT="0" distB="0" distL="0" distR="0" wp14:anchorId="2DF96581" wp14:editId="53B7DF67">
-            <wp:extent cx="4153480" cy="3629532"/>
-            <wp:effectExtent l="0" t="0" r="0" b="9525"/>
-            <wp:docPr id="91" name="Imagen 91"/>
+          <wp:inline distT="0" distB="0" distL="0" distR="0" wp14:anchorId="10AD2DC7" wp14:editId="1BE3169D">
+            <wp:extent cx="6129655" cy="3880485"/>
+            <wp:effectExtent l="0" t="0" r="4445" b="5715"/>
+            <wp:docPr id="90" name="Imagen 90"/>
             <wp:cNvGraphicFramePr>
               <a:graphicFrameLocks xmlns:a="http://schemas.openxmlformats.org/drawingml/2006/main" noChangeAspect="1"/>
             </wp:cNvGraphicFramePr>
@@ -3269,7 +6038,7 @@
                   <pic:spPr>
                     <a:xfrm>
                       <a:off x="0" y="0"/>
-                      <a:ext cx="4153480" cy="3629532"/>
+                      <a:ext cx="6129655" cy="3880485"/>
                     </a:xfrm>
                     <a:prstGeom prst="rect">
                       <a:avLst/>
@@ -3291,43 +6060,17 @@
           <w:szCs w:val="96"/>
         </w:rPr>
       </w:pPr>
-    </w:p>
-    <w:p>
-      <w:pPr>
-        <w:pStyle w:val="Textoindependiente"/>
-        <w:spacing w:before="9"/>
+      <w:r>
         <w:rPr>
           <w:sz w:val="44"/>
           <w:szCs w:val="96"/>
         </w:rPr>
-      </w:pPr>
-      <w:r>
-        <w:rPr>
-          <w:sz w:val="44"/>
-          <w:szCs w:val="96"/>
-        </w:rPr>
-        <w:t>Maestro:</w:t>
-      </w:r>
-    </w:p>
-    <w:p>
-      <w:pPr>
-        <w:pStyle w:val="Textoindependiente"/>
-        <w:spacing w:before="9"/>
-        <w:rPr>
-          <w:sz w:val="44"/>
-          <w:szCs w:val="96"/>
-        </w:rPr>
-      </w:pPr>
-      <w:r>
-        <w:rPr>
-          <w:sz w:val="44"/>
-          <w:szCs w:val="96"/>
-        </w:rPr>
+        <w:lastRenderedPageBreak/>
         <w:drawing>
-          <wp:inline distT="0" distB="0" distL="0" distR="0" wp14:anchorId="5092D530" wp14:editId="2C29323E">
-            <wp:extent cx="6129655" cy="4340225"/>
-            <wp:effectExtent l="0" t="0" r="4445" b="3175"/>
-            <wp:docPr id="92" name="Imagen 92"/>
+          <wp:inline distT="0" distB="0" distL="0" distR="0" wp14:anchorId="2DF96581" wp14:editId="53B7DF67">
+            <wp:extent cx="4153480" cy="3629532"/>
+            <wp:effectExtent l="0" t="0" r="0" b="9525"/>
+            <wp:docPr id="91" name="Imagen 91"/>
             <wp:cNvGraphicFramePr>
               <a:graphicFrameLocks xmlns:a="http://schemas.openxmlformats.org/drawingml/2006/main" noChangeAspect="1"/>
             </wp:cNvGraphicFramePr>
@@ -3347,7 +6090,7 @@
                   <pic:spPr>
                     <a:xfrm>
                       <a:off x="0" y="0"/>
-                      <a:ext cx="6129655" cy="4340225"/>
+                      <a:ext cx="4153480" cy="3629532"/>
                     </a:xfrm>
                     <a:prstGeom prst="rect">
                       <a:avLst/>
@@ -3384,12 +6127,28 @@
           <w:sz w:val="44"/>
           <w:szCs w:val="96"/>
         </w:rPr>
-        <w:lastRenderedPageBreak/>
+        <w:t>Maestro:</w:t>
+      </w:r>
+    </w:p>
+    <w:p>
+      <w:pPr>
+        <w:pStyle w:val="Textoindependiente"/>
+        <w:spacing w:before="9"/>
+        <w:rPr>
+          <w:sz w:val="44"/>
+          <w:szCs w:val="96"/>
+        </w:rPr>
+      </w:pPr>
+      <w:r>
+        <w:rPr>
+          <w:sz w:val="44"/>
+          <w:szCs w:val="96"/>
+        </w:rPr>
         <w:drawing>
-          <wp:inline distT="0" distB="0" distL="0" distR="0" wp14:anchorId="52007A4B" wp14:editId="406E4A19">
-            <wp:extent cx="6129655" cy="4906010"/>
-            <wp:effectExtent l="0" t="0" r="4445" b="8890"/>
-            <wp:docPr id="93" name="Imagen 93"/>
+          <wp:inline distT="0" distB="0" distL="0" distR="0" wp14:anchorId="5092D530" wp14:editId="2C29323E">
+            <wp:extent cx="6129655" cy="4340225"/>
+            <wp:effectExtent l="0" t="0" r="4445" b="3175"/>
+            <wp:docPr id="92" name="Imagen 92"/>
             <wp:cNvGraphicFramePr>
               <a:graphicFrameLocks xmlns:a="http://schemas.openxmlformats.org/drawingml/2006/main" noChangeAspect="1"/>
             </wp:cNvGraphicFramePr>
@@ -3409,7 +6168,7 @@
                   <pic:spPr>
                     <a:xfrm>
                       <a:off x="0" y="0"/>
-                      <a:ext cx="6129655" cy="4906010"/>
+                      <a:ext cx="6129655" cy="4340225"/>
                     </a:xfrm>
                     <a:prstGeom prst="rect">
                       <a:avLst/>
@@ -3448,10 +6207,10 @@
         </w:rPr>
         <w:lastRenderedPageBreak/>
         <w:drawing>
-          <wp:inline distT="0" distB="0" distL="0" distR="0" wp14:anchorId="35640544" wp14:editId="3D7501B4">
-            <wp:extent cx="6129655" cy="4878070"/>
-            <wp:effectExtent l="0" t="0" r="4445" b="0"/>
-            <wp:docPr id="94" name="Imagen 94"/>
+          <wp:inline distT="0" distB="0" distL="0" distR="0" wp14:anchorId="52007A4B" wp14:editId="406E4A19">
+            <wp:extent cx="6129655" cy="4906010"/>
+            <wp:effectExtent l="0" t="0" r="4445" b="8890"/>
+            <wp:docPr id="93" name="Imagen 93"/>
             <wp:cNvGraphicFramePr>
               <a:graphicFrameLocks xmlns:a="http://schemas.openxmlformats.org/drawingml/2006/main" noChangeAspect="1"/>
             </wp:cNvGraphicFramePr>
@@ -3471,6 +6230,68 @@
                   <pic:spPr>
                     <a:xfrm>
                       <a:off x="0" y="0"/>
+                      <a:ext cx="6129655" cy="4906010"/>
+                    </a:xfrm>
+                    <a:prstGeom prst="rect">
+                      <a:avLst/>
+                    </a:prstGeom>
+                  </pic:spPr>
+                </pic:pic>
+              </a:graphicData>
+            </a:graphic>
+          </wp:inline>
+        </w:drawing>
+      </w:r>
+    </w:p>
+    <w:p>
+      <w:pPr>
+        <w:pStyle w:val="Textoindependiente"/>
+        <w:spacing w:before="9"/>
+        <w:rPr>
+          <w:sz w:val="44"/>
+          <w:szCs w:val="96"/>
+        </w:rPr>
+      </w:pPr>
+    </w:p>
+    <w:p>
+      <w:pPr>
+        <w:pStyle w:val="Textoindependiente"/>
+        <w:spacing w:before="9"/>
+        <w:rPr>
+          <w:sz w:val="44"/>
+          <w:szCs w:val="96"/>
+        </w:rPr>
+      </w:pPr>
+      <w:r>
+        <w:rPr>
+          <w:sz w:val="44"/>
+          <w:szCs w:val="96"/>
+        </w:rPr>
+        <w:lastRenderedPageBreak/>
+        <w:drawing>
+          <wp:inline distT="0" distB="0" distL="0" distR="0" wp14:anchorId="35640544" wp14:editId="3D7501B4">
+            <wp:extent cx="6129655" cy="4878070"/>
+            <wp:effectExtent l="0" t="0" r="4445" b="0"/>
+            <wp:docPr id="94" name="Imagen 94"/>
+            <wp:cNvGraphicFramePr>
+              <a:graphicFrameLocks xmlns:a="http://schemas.openxmlformats.org/drawingml/2006/main" noChangeAspect="1"/>
+            </wp:cNvGraphicFramePr>
+            <a:graphic xmlns:a="http://schemas.openxmlformats.org/drawingml/2006/main">
+              <a:graphicData uri="http://schemas.openxmlformats.org/drawingml/2006/picture">
+                <pic:pic xmlns:pic="http://schemas.openxmlformats.org/drawingml/2006/picture">
+                  <pic:nvPicPr>
+                    <pic:cNvPr id="1" name=""/>
+                    <pic:cNvPicPr/>
+                  </pic:nvPicPr>
+                  <pic:blipFill>
+                    <a:blip r:embed="rId17"/>
+                    <a:stretch>
+                      <a:fillRect/>
+                    </a:stretch>
+                  </pic:blipFill>
+                  <pic:spPr>
+                    <a:xfrm>
+                      <a:off x="0" y="0"/>
                       <a:ext cx="6129655" cy="4878070"/>
                     </a:xfrm>
                     <a:prstGeom prst="rect">
@@ -3497,6 +6318,923 @@
     </w:sectPr>
   </w:body>
 </w:document>
+</file>
+
+<file path=word/numbering.xml><?xml version="1.0" encoding="utf-8"?>
+<w:numbering xmlns:wpc="http://schemas.microsoft.com/office/word/2010/wordprocessingCanvas" xmlns:cx="http://schemas.microsoft.com/office/drawing/2014/chartex" xmlns:cx1="http://schemas.microsoft.com/office/drawing/2015/9/8/chartex" xmlns:cx2="http://schemas.microsoft.com/office/drawing/2015/10/21/chartex" xmlns:cx3="http://schemas.microsoft.com/office/drawing/2016/5/9/chartex" xmlns:cx4="http://schemas.microsoft.com/office/drawing/2016/5/10/chartex" xmlns:cx5="http://schemas.microsoft.com/office/drawing/2016/5/11/chartex" xmlns:cx6="http://schemas.microsoft.com/office/drawing/2016/5/12/chartex" xmlns:cx7="http://schemas.microsoft.com/office/drawing/2016/5/13/chartex" xmlns:cx8="http://schemas.microsoft.com/office/drawing/2016/5/14/chartex" xmlns:mc="http://schemas.openxmlformats.org/markup-compatibility/2006" xmlns:aink="http://schemas.microsoft.com/office/drawing/2016/ink" xmlns:am3d="http://schemas.microsoft.com/office/drawing/2017/model3d" xmlns:o="urn:schemas-microsoft-com:office:office" xmlns:r="http://schemas.openxmlformats.org/officeDocument/2006/relationships" xmlns:m="http://schemas.openxmlformats.org/officeDocument/2006/math" xmlns:v="urn:schemas-microsoft-com:vml" xmlns:wp14="http://schemas.microsoft.com/office/word/2010/wordprocessingDrawing" xmlns:wp="http://schemas.openxmlformats.org/drawingml/2006/wordprocessingDrawing" xmlns:w10="urn:schemas-microsoft-com:office:word" xmlns:w="http://schemas.openxmlformats.org/wordprocessingml/2006/main" xmlns:w14="http://schemas.microsoft.com/office/word/2010/wordml" xmlns:w15="http://schemas.microsoft.com/office/word/2012/wordml" xmlns:w16cex="http://schemas.microsoft.com/office/word/2018/wordml/cex" xmlns:w16cid="http://schemas.microsoft.com/office/word/2016/wordml/cid" xmlns:w16="http://schemas.microsoft.com/office/word/2018/wordml" xmlns:w16sdtdh="http://schemas.microsoft.com/office/word/2020/wordml/sdtdatahash" xmlns:w16se="http://schemas.microsoft.com/office/word/2015/wordml/symex" xmlns:wpg="http://schemas.microsoft.com/office/word/2010/wordprocessingGroup" xmlns:wpi="http://schemas.microsoft.com/office/word/2010/wordprocessingInk" xmlns:wne="http://schemas.microsoft.com/office/word/2006/wordml" xmlns:wps="http://schemas.microsoft.com/office/word/2010/wordprocessingShape" mc:Ignorable="w14 w15 w16se w16cid w16 w16cex w16sdtdh wp14">
+  <w:abstractNum w:abstractNumId="0" w15:restartNumberingAfterBreak="0">
+    <w:nsid w:val="0AB03A7C"/>
+    <w:multiLevelType w:val="multilevel"/>
+    <w:tmpl w:val="D2767110"/>
+    <w:lvl w:ilvl="0">
+      <w:start w:val="1"/>
+      <w:numFmt w:val="bullet"/>
+      <w:lvlText w:val=""/>
+      <w:lvlJc w:val="left"/>
+      <w:pPr>
+        <w:tabs>
+          <w:tab w:val="num" w:pos="720"/>
+        </w:tabs>
+        <w:ind w:left="720" w:hanging="360"/>
+      </w:pPr>
+      <w:rPr>
+        <w:rFonts w:ascii="Symbol" w:hAnsi="Symbol" w:hint="default"/>
+        <w:sz w:val="20"/>
+      </w:rPr>
+    </w:lvl>
+    <w:lvl w:ilvl="1" w:tentative="1">
+      <w:start w:val="1"/>
+      <w:numFmt w:val="bullet"/>
+      <w:lvlText w:val="o"/>
+      <w:lvlJc w:val="left"/>
+      <w:pPr>
+        <w:tabs>
+          <w:tab w:val="num" w:pos="1440"/>
+        </w:tabs>
+        <w:ind w:left="1440" w:hanging="360"/>
+      </w:pPr>
+      <w:rPr>
+        <w:rFonts w:ascii="Courier New" w:hAnsi="Courier New" w:hint="default"/>
+        <w:sz w:val="20"/>
+      </w:rPr>
+    </w:lvl>
+    <w:lvl w:ilvl="2" w:tentative="1">
+      <w:start w:val="1"/>
+      <w:numFmt w:val="bullet"/>
+      <w:lvlText w:val=""/>
+      <w:lvlJc w:val="left"/>
+      <w:pPr>
+        <w:tabs>
+          <w:tab w:val="num" w:pos="2160"/>
+        </w:tabs>
+        <w:ind w:left="2160" w:hanging="360"/>
+      </w:pPr>
+      <w:rPr>
+        <w:rFonts w:ascii="Wingdings" w:hAnsi="Wingdings" w:hint="default"/>
+        <w:sz w:val="20"/>
+      </w:rPr>
+    </w:lvl>
+    <w:lvl w:ilvl="3" w:tentative="1">
+      <w:start w:val="1"/>
+      <w:numFmt w:val="bullet"/>
+      <w:lvlText w:val=""/>
+      <w:lvlJc w:val="left"/>
+      <w:pPr>
+        <w:tabs>
+          <w:tab w:val="num" w:pos="2880"/>
+        </w:tabs>
+        <w:ind w:left="2880" w:hanging="360"/>
+      </w:pPr>
+      <w:rPr>
+        <w:rFonts w:ascii="Wingdings" w:hAnsi="Wingdings" w:hint="default"/>
+        <w:sz w:val="20"/>
+      </w:rPr>
+    </w:lvl>
+    <w:lvl w:ilvl="4" w:tentative="1">
+      <w:start w:val="1"/>
+      <w:numFmt w:val="bullet"/>
+      <w:lvlText w:val=""/>
+      <w:lvlJc w:val="left"/>
+      <w:pPr>
+        <w:tabs>
+          <w:tab w:val="num" w:pos="3600"/>
+        </w:tabs>
+        <w:ind w:left="3600" w:hanging="360"/>
+      </w:pPr>
+      <w:rPr>
+        <w:rFonts w:ascii="Wingdings" w:hAnsi="Wingdings" w:hint="default"/>
+        <w:sz w:val="20"/>
+      </w:rPr>
+    </w:lvl>
+    <w:lvl w:ilvl="5" w:tentative="1">
+      <w:start w:val="1"/>
+      <w:numFmt w:val="bullet"/>
+      <w:lvlText w:val=""/>
+      <w:lvlJc w:val="left"/>
+      <w:pPr>
+        <w:tabs>
+          <w:tab w:val="num" w:pos="4320"/>
+        </w:tabs>
+        <w:ind w:left="4320" w:hanging="360"/>
+      </w:pPr>
+      <w:rPr>
+        <w:rFonts w:ascii="Wingdings" w:hAnsi="Wingdings" w:hint="default"/>
+        <w:sz w:val="20"/>
+      </w:rPr>
+    </w:lvl>
+    <w:lvl w:ilvl="6" w:tentative="1">
+      <w:start w:val="1"/>
+      <w:numFmt w:val="bullet"/>
+      <w:lvlText w:val=""/>
+      <w:lvlJc w:val="left"/>
+      <w:pPr>
+        <w:tabs>
+          <w:tab w:val="num" w:pos="5040"/>
+        </w:tabs>
+        <w:ind w:left="5040" w:hanging="360"/>
+      </w:pPr>
+      <w:rPr>
+        <w:rFonts w:ascii="Wingdings" w:hAnsi="Wingdings" w:hint="default"/>
+        <w:sz w:val="20"/>
+      </w:rPr>
+    </w:lvl>
+    <w:lvl w:ilvl="7" w:tentative="1">
+      <w:start w:val="1"/>
+      <w:numFmt w:val="bullet"/>
+      <w:lvlText w:val=""/>
+      <w:lvlJc w:val="left"/>
+      <w:pPr>
+        <w:tabs>
+          <w:tab w:val="num" w:pos="5760"/>
+        </w:tabs>
+        <w:ind w:left="5760" w:hanging="360"/>
+      </w:pPr>
+      <w:rPr>
+        <w:rFonts w:ascii="Wingdings" w:hAnsi="Wingdings" w:hint="default"/>
+        <w:sz w:val="20"/>
+      </w:rPr>
+    </w:lvl>
+    <w:lvl w:ilvl="8" w:tentative="1">
+      <w:start w:val="1"/>
+      <w:numFmt w:val="bullet"/>
+      <w:lvlText w:val=""/>
+      <w:lvlJc w:val="left"/>
+      <w:pPr>
+        <w:tabs>
+          <w:tab w:val="num" w:pos="6480"/>
+        </w:tabs>
+        <w:ind w:left="6480" w:hanging="360"/>
+      </w:pPr>
+      <w:rPr>
+        <w:rFonts w:ascii="Wingdings" w:hAnsi="Wingdings" w:hint="default"/>
+        <w:sz w:val="20"/>
+      </w:rPr>
+    </w:lvl>
+  </w:abstractNum>
+  <w:abstractNum w:abstractNumId="1" w15:restartNumberingAfterBreak="0">
+    <w:nsid w:val="549C1C4A"/>
+    <w:multiLevelType w:val="multilevel"/>
+    <w:tmpl w:val="01EAC744"/>
+    <w:lvl w:ilvl="0">
+      <w:start w:val="1"/>
+      <w:numFmt w:val="bullet"/>
+      <w:lvlText w:val=""/>
+      <w:lvlJc w:val="left"/>
+      <w:pPr>
+        <w:tabs>
+          <w:tab w:val="num" w:pos="720"/>
+        </w:tabs>
+        <w:ind w:left="720" w:hanging="360"/>
+      </w:pPr>
+      <w:rPr>
+        <w:rFonts w:ascii="Symbol" w:hAnsi="Symbol" w:hint="default"/>
+        <w:sz w:val="20"/>
+      </w:rPr>
+    </w:lvl>
+    <w:lvl w:ilvl="1" w:tentative="1">
+      <w:start w:val="1"/>
+      <w:numFmt w:val="bullet"/>
+      <w:lvlText w:val="o"/>
+      <w:lvlJc w:val="left"/>
+      <w:pPr>
+        <w:tabs>
+          <w:tab w:val="num" w:pos="1440"/>
+        </w:tabs>
+        <w:ind w:left="1440" w:hanging="360"/>
+      </w:pPr>
+      <w:rPr>
+        <w:rFonts w:ascii="Courier New" w:hAnsi="Courier New" w:hint="default"/>
+        <w:sz w:val="20"/>
+      </w:rPr>
+    </w:lvl>
+    <w:lvl w:ilvl="2" w:tentative="1">
+      <w:start w:val="1"/>
+      <w:numFmt w:val="bullet"/>
+      <w:lvlText w:val=""/>
+      <w:lvlJc w:val="left"/>
+      <w:pPr>
+        <w:tabs>
+          <w:tab w:val="num" w:pos="2160"/>
+        </w:tabs>
+        <w:ind w:left="2160" w:hanging="360"/>
+      </w:pPr>
+      <w:rPr>
+        <w:rFonts w:ascii="Wingdings" w:hAnsi="Wingdings" w:hint="default"/>
+        <w:sz w:val="20"/>
+      </w:rPr>
+    </w:lvl>
+    <w:lvl w:ilvl="3" w:tentative="1">
+      <w:start w:val="1"/>
+      <w:numFmt w:val="bullet"/>
+      <w:lvlText w:val=""/>
+      <w:lvlJc w:val="left"/>
+      <w:pPr>
+        <w:tabs>
+          <w:tab w:val="num" w:pos="2880"/>
+        </w:tabs>
+        <w:ind w:left="2880" w:hanging="360"/>
+      </w:pPr>
+      <w:rPr>
+        <w:rFonts w:ascii="Wingdings" w:hAnsi="Wingdings" w:hint="default"/>
+        <w:sz w:val="20"/>
+      </w:rPr>
+    </w:lvl>
+    <w:lvl w:ilvl="4" w:tentative="1">
+      <w:start w:val="1"/>
+      <w:numFmt w:val="bullet"/>
+      <w:lvlText w:val=""/>
+      <w:lvlJc w:val="left"/>
+      <w:pPr>
+        <w:tabs>
+          <w:tab w:val="num" w:pos="3600"/>
+        </w:tabs>
+        <w:ind w:left="3600" w:hanging="360"/>
+      </w:pPr>
+      <w:rPr>
+        <w:rFonts w:ascii="Wingdings" w:hAnsi="Wingdings" w:hint="default"/>
+        <w:sz w:val="20"/>
+      </w:rPr>
+    </w:lvl>
+    <w:lvl w:ilvl="5" w:tentative="1">
+      <w:start w:val="1"/>
+      <w:numFmt w:val="bullet"/>
+      <w:lvlText w:val=""/>
+      <w:lvlJc w:val="left"/>
+      <w:pPr>
+        <w:tabs>
+          <w:tab w:val="num" w:pos="4320"/>
+        </w:tabs>
+        <w:ind w:left="4320" w:hanging="360"/>
+      </w:pPr>
+      <w:rPr>
+        <w:rFonts w:ascii="Wingdings" w:hAnsi="Wingdings" w:hint="default"/>
+        <w:sz w:val="20"/>
+      </w:rPr>
+    </w:lvl>
+    <w:lvl w:ilvl="6" w:tentative="1">
+      <w:start w:val="1"/>
+      <w:numFmt w:val="bullet"/>
+      <w:lvlText w:val=""/>
+      <w:lvlJc w:val="left"/>
+      <w:pPr>
+        <w:tabs>
+          <w:tab w:val="num" w:pos="5040"/>
+        </w:tabs>
+        <w:ind w:left="5040" w:hanging="360"/>
+      </w:pPr>
+      <w:rPr>
+        <w:rFonts w:ascii="Wingdings" w:hAnsi="Wingdings" w:hint="default"/>
+        <w:sz w:val="20"/>
+      </w:rPr>
+    </w:lvl>
+    <w:lvl w:ilvl="7" w:tentative="1">
+      <w:start w:val="1"/>
+      <w:numFmt w:val="bullet"/>
+      <w:lvlText w:val=""/>
+      <w:lvlJc w:val="left"/>
+      <w:pPr>
+        <w:tabs>
+          <w:tab w:val="num" w:pos="5760"/>
+        </w:tabs>
+        <w:ind w:left="5760" w:hanging="360"/>
+      </w:pPr>
+      <w:rPr>
+        <w:rFonts w:ascii="Wingdings" w:hAnsi="Wingdings" w:hint="default"/>
+        <w:sz w:val="20"/>
+      </w:rPr>
+    </w:lvl>
+    <w:lvl w:ilvl="8" w:tentative="1">
+      <w:start w:val="1"/>
+      <w:numFmt w:val="bullet"/>
+      <w:lvlText w:val=""/>
+      <w:lvlJc w:val="left"/>
+      <w:pPr>
+        <w:tabs>
+          <w:tab w:val="num" w:pos="6480"/>
+        </w:tabs>
+        <w:ind w:left="6480" w:hanging="360"/>
+      </w:pPr>
+      <w:rPr>
+        <w:rFonts w:ascii="Wingdings" w:hAnsi="Wingdings" w:hint="default"/>
+        <w:sz w:val="20"/>
+      </w:rPr>
+    </w:lvl>
+  </w:abstractNum>
+  <w:abstractNum w:abstractNumId="2" w15:restartNumberingAfterBreak="0">
+    <w:nsid w:val="55AA1B6A"/>
+    <w:multiLevelType w:val="multilevel"/>
+    <w:tmpl w:val="E71A75E8"/>
+    <w:lvl w:ilvl="0">
+      <w:start w:val="1"/>
+      <w:numFmt w:val="bullet"/>
+      <w:lvlText w:val=""/>
+      <w:lvlJc w:val="left"/>
+      <w:pPr>
+        <w:tabs>
+          <w:tab w:val="num" w:pos="720"/>
+        </w:tabs>
+        <w:ind w:left="720" w:hanging="360"/>
+      </w:pPr>
+      <w:rPr>
+        <w:rFonts w:ascii="Symbol" w:hAnsi="Symbol" w:hint="default"/>
+        <w:sz w:val="20"/>
+      </w:rPr>
+    </w:lvl>
+    <w:lvl w:ilvl="1" w:tentative="1">
+      <w:start w:val="1"/>
+      <w:numFmt w:val="bullet"/>
+      <w:lvlText w:val="o"/>
+      <w:lvlJc w:val="left"/>
+      <w:pPr>
+        <w:tabs>
+          <w:tab w:val="num" w:pos="1440"/>
+        </w:tabs>
+        <w:ind w:left="1440" w:hanging="360"/>
+      </w:pPr>
+      <w:rPr>
+        <w:rFonts w:ascii="Courier New" w:hAnsi="Courier New" w:hint="default"/>
+        <w:sz w:val="20"/>
+      </w:rPr>
+    </w:lvl>
+    <w:lvl w:ilvl="2" w:tentative="1">
+      <w:start w:val="1"/>
+      <w:numFmt w:val="bullet"/>
+      <w:lvlText w:val=""/>
+      <w:lvlJc w:val="left"/>
+      <w:pPr>
+        <w:tabs>
+          <w:tab w:val="num" w:pos="2160"/>
+        </w:tabs>
+        <w:ind w:left="2160" w:hanging="360"/>
+      </w:pPr>
+      <w:rPr>
+        <w:rFonts w:ascii="Wingdings" w:hAnsi="Wingdings" w:hint="default"/>
+        <w:sz w:val="20"/>
+      </w:rPr>
+    </w:lvl>
+    <w:lvl w:ilvl="3" w:tentative="1">
+      <w:start w:val="1"/>
+      <w:numFmt w:val="bullet"/>
+      <w:lvlText w:val=""/>
+      <w:lvlJc w:val="left"/>
+      <w:pPr>
+        <w:tabs>
+          <w:tab w:val="num" w:pos="2880"/>
+        </w:tabs>
+        <w:ind w:left="2880" w:hanging="360"/>
+      </w:pPr>
+      <w:rPr>
+        <w:rFonts w:ascii="Wingdings" w:hAnsi="Wingdings" w:hint="default"/>
+        <w:sz w:val="20"/>
+      </w:rPr>
+    </w:lvl>
+    <w:lvl w:ilvl="4" w:tentative="1">
+      <w:start w:val="1"/>
+      <w:numFmt w:val="bullet"/>
+      <w:lvlText w:val=""/>
+      <w:lvlJc w:val="left"/>
+      <w:pPr>
+        <w:tabs>
+          <w:tab w:val="num" w:pos="3600"/>
+        </w:tabs>
+        <w:ind w:left="3600" w:hanging="360"/>
+      </w:pPr>
+      <w:rPr>
+        <w:rFonts w:ascii="Wingdings" w:hAnsi="Wingdings" w:hint="default"/>
+        <w:sz w:val="20"/>
+      </w:rPr>
+    </w:lvl>
+    <w:lvl w:ilvl="5" w:tentative="1">
+      <w:start w:val="1"/>
+      <w:numFmt w:val="bullet"/>
+      <w:lvlText w:val=""/>
+      <w:lvlJc w:val="left"/>
+      <w:pPr>
+        <w:tabs>
+          <w:tab w:val="num" w:pos="4320"/>
+        </w:tabs>
+        <w:ind w:left="4320" w:hanging="360"/>
+      </w:pPr>
+      <w:rPr>
+        <w:rFonts w:ascii="Wingdings" w:hAnsi="Wingdings" w:hint="default"/>
+        <w:sz w:val="20"/>
+      </w:rPr>
+    </w:lvl>
+    <w:lvl w:ilvl="6" w:tentative="1">
+      <w:start w:val="1"/>
+      <w:numFmt w:val="bullet"/>
+      <w:lvlText w:val=""/>
+      <w:lvlJc w:val="left"/>
+      <w:pPr>
+        <w:tabs>
+          <w:tab w:val="num" w:pos="5040"/>
+        </w:tabs>
+        <w:ind w:left="5040" w:hanging="360"/>
+      </w:pPr>
+      <w:rPr>
+        <w:rFonts w:ascii="Wingdings" w:hAnsi="Wingdings" w:hint="default"/>
+        <w:sz w:val="20"/>
+      </w:rPr>
+    </w:lvl>
+    <w:lvl w:ilvl="7" w:tentative="1">
+      <w:start w:val="1"/>
+      <w:numFmt w:val="bullet"/>
+      <w:lvlText w:val=""/>
+      <w:lvlJc w:val="left"/>
+      <w:pPr>
+        <w:tabs>
+          <w:tab w:val="num" w:pos="5760"/>
+        </w:tabs>
+        <w:ind w:left="5760" w:hanging="360"/>
+      </w:pPr>
+      <w:rPr>
+        <w:rFonts w:ascii="Wingdings" w:hAnsi="Wingdings" w:hint="default"/>
+        <w:sz w:val="20"/>
+      </w:rPr>
+    </w:lvl>
+    <w:lvl w:ilvl="8" w:tentative="1">
+      <w:start w:val="1"/>
+      <w:numFmt w:val="bullet"/>
+      <w:lvlText w:val=""/>
+      <w:lvlJc w:val="left"/>
+      <w:pPr>
+        <w:tabs>
+          <w:tab w:val="num" w:pos="6480"/>
+        </w:tabs>
+        <w:ind w:left="6480" w:hanging="360"/>
+      </w:pPr>
+      <w:rPr>
+        <w:rFonts w:ascii="Wingdings" w:hAnsi="Wingdings" w:hint="default"/>
+        <w:sz w:val="20"/>
+      </w:rPr>
+    </w:lvl>
+  </w:abstractNum>
+  <w:abstractNum w:abstractNumId="3" w15:restartNumberingAfterBreak="0">
+    <w:nsid w:val="6D4011BD"/>
+    <w:multiLevelType w:val="multilevel"/>
+    <w:tmpl w:val="730ADD6A"/>
+    <w:lvl w:ilvl="0">
+      <w:start w:val="1"/>
+      <w:numFmt w:val="bullet"/>
+      <w:lvlText w:val=""/>
+      <w:lvlJc w:val="left"/>
+      <w:pPr>
+        <w:tabs>
+          <w:tab w:val="num" w:pos="720"/>
+        </w:tabs>
+        <w:ind w:left="720" w:hanging="360"/>
+      </w:pPr>
+      <w:rPr>
+        <w:rFonts w:ascii="Symbol" w:hAnsi="Symbol" w:hint="default"/>
+        <w:sz w:val="20"/>
+      </w:rPr>
+    </w:lvl>
+    <w:lvl w:ilvl="1" w:tentative="1">
+      <w:start w:val="1"/>
+      <w:numFmt w:val="bullet"/>
+      <w:lvlText w:val="o"/>
+      <w:lvlJc w:val="left"/>
+      <w:pPr>
+        <w:tabs>
+          <w:tab w:val="num" w:pos="1440"/>
+        </w:tabs>
+        <w:ind w:left="1440" w:hanging="360"/>
+      </w:pPr>
+      <w:rPr>
+        <w:rFonts w:ascii="Courier New" w:hAnsi="Courier New" w:hint="default"/>
+        <w:sz w:val="20"/>
+      </w:rPr>
+    </w:lvl>
+    <w:lvl w:ilvl="2" w:tentative="1">
+      <w:start w:val="1"/>
+      <w:numFmt w:val="bullet"/>
+      <w:lvlText w:val=""/>
+      <w:lvlJc w:val="left"/>
+      <w:pPr>
+        <w:tabs>
+          <w:tab w:val="num" w:pos="2160"/>
+        </w:tabs>
+        <w:ind w:left="2160" w:hanging="360"/>
+      </w:pPr>
+      <w:rPr>
+        <w:rFonts w:ascii="Wingdings" w:hAnsi="Wingdings" w:hint="default"/>
+        <w:sz w:val="20"/>
+      </w:rPr>
+    </w:lvl>
+    <w:lvl w:ilvl="3" w:tentative="1">
+      <w:start w:val="1"/>
+      <w:numFmt w:val="bullet"/>
+      <w:lvlText w:val=""/>
+      <w:lvlJc w:val="left"/>
+      <w:pPr>
+        <w:tabs>
+          <w:tab w:val="num" w:pos="2880"/>
+        </w:tabs>
+        <w:ind w:left="2880" w:hanging="360"/>
+      </w:pPr>
+      <w:rPr>
+        <w:rFonts w:ascii="Wingdings" w:hAnsi="Wingdings" w:hint="default"/>
+        <w:sz w:val="20"/>
+      </w:rPr>
+    </w:lvl>
+    <w:lvl w:ilvl="4" w:tentative="1">
+      <w:start w:val="1"/>
+      <w:numFmt w:val="bullet"/>
+      <w:lvlText w:val=""/>
+      <w:lvlJc w:val="left"/>
+      <w:pPr>
+        <w:tabs>
+          <w:tab w:val="num" w:pos="3600"/>
+        </w:tabs>
+        <w:ind w:left="3600" w:hanging="360"/>
+      </w:pPr>
+      <w:rPr>
+        <w:rFonts w:ascii="Wingdings" w:hAnsi="Wingdings" w:hint="default"/>
+        <w:sz w:val="20"/>
+      </w:rPr>
+    </w:lvl>
+    <w:lvl w:ilvl="5" w:tentative="1">
+      <w:start w:val="1"/>
+      <w:numFmt w:val="bullet"/>
+      <w:lvlText w:val=""/>
+      <w:lvlJc w:val="left"/>
+      <w:pPr>
+        <w:tabs>
+          <w:tab w:val="num" w:pos="4320"/>
+        </w:tabs>
+        <w:ind w:left="4320" w:hanging="360"/>
+      </w:pPr>
+      <w:rPr>
+        <w:rFonts w:ascii="Wingdings" w:hAnsi="Wingdings" w:hint="default"/>
+        <w:sz w:val="20"/>
+      </w:rPr>
+    </w:lvl>
+    <w:lvl w:ilvl="6" w:tentative="1">
+      <w:start w:val="1"/>
+      <w:numFmt w:val="bullet"/>
+      <w:lvlText w:val=""/>
+      <w:lvlJc w:val="left"/>
+      <w:pPr>
+        <w:tabs>
+          <w:tab w:val="num" w:pos="5040"/>
+        </w:tabs>
+        <w:ind w:left="5040" w:hanging="360"/>
+      </w:pPr>
+      <w:rPr>
+        <w:rFonts w:ascii="Wingdings" w:hAnsi="Wingdings" w:hint="default"/>
+        <w:sz w:val="20"/>
+      </w:rPr>
+    </w:lvl>
+    <w:lvl w:ilvl="7" w:tentative="1">
+      <w:start w:val="1"/>
+      <w:numFmt w:val="bullet"/>
+      <w:lvlText w:val=""/>
+      <w:lvlJc w:val="left"/>
+      <w:pPr>
+        <w:tabs>
+          <w:tab w:val="num" w:pos="5760"/>
+        </w:tabs>
+        <w:ind w:left="5760" w:hanging="360"/>
+      </w:pPr>
+      <w:rPr>
+        <w:rFonts w:ascii="Wingdings" w:hAnsi="Wingdings" w:hint="default"/>
+        <w:sz w:val="20"/>
+      </w:rPr>
+    </w:lvl>
+    <w:lvl w:ilvl="8" w:tentative="1">
+      <w:start w:val="1"/>
+      <w:numFmt w:val="bullet"/>
+      <w:lvlText w:val=""/>
+      <w:lvlJc w:val="left"/>
+      <w:pPr>
+        <w:tabs>
+          <w:tab w:val="num" w:pos="6480"/>
+        </w:tabs>
+        <w:ind w:left="6480" w:hanging="360"/>
+      </w:pPr>
+      <w:rPr>
+        <w:rFonts w:ascii="Wingdings" w:hAnsi="Wingdings" w:hint="default"/>
+        <w:sz w:val="20"/>
+      </w:rPr>
+    </w:lvl>
+  </w:abstractNum>
+  <w:abstractNum w:abstractNumId="4" w15:restartNumberingAfterBreak="0">
+    <w:nsid w:val="70745A90"/>
+    <w:multiLevelType w:val="multilevel"/>
+    <w:tmpl w:val="FB5800C4"/>
+    <w:lvl w:ilvl="0">
+      <w:start w:val="1"/>
+      <w:numFmt w:val="bullet"/>
+      <w:lvlText w:val=""/>
+      <w:lvlJc w:val="left"/>
+      <w:pPr>
+        <w:tabs>
+          <w:tab w:val="num" w:pos="720"/>
+        </w:tabs>
+        <w:ind w:left="720" w:hanging="360"/>
+      </w:pPr>
+      <w:rPr>
+        <w:rFonts w:ascii="Symbol" w:hAnsi="Symbol" w:hint="default"/>
+        <w:sz w:val="20"/>
+      </w:rPr>
+    </w:lvl>
+    <w:lvl w:ilvl="1" w:tentative="1">
+      <w:start w:val="1"/>
+      <w:numFmt w:val="bullet"/>
+      <w:lvlText w:val="o"/>
+      <w:lvlJc w:val="left"/>
+      <w:pPr>
+        <w:tabs>
+          <w:tab w:val="num" w:pos="1440"/>
+        </w:tabs>
+        <w:ind w:left="1440" w:hanging="360"/>
+      </w:pPr>
+      <w:rPr>
+        <w:rFonts w:ascii="Courier New" w:hAnsi="Courier New" w:hint="default"/>
+        <w:sz w:val="20"/>
+      </w:rPr>
+    </w:lvl>
+    <w:lvl w:ilvl="2" w:tentative="1">
+      <w:start w:val="1"/>
+      <w:numFmt w:val="bullet"/>
+      <w:lvlText w:val=""/>
+      <w:lvlJc w:val="left"/>
+      <w:pPr>
+        <w:tabs>
+          <w:tab w:val="num" w:pos="2160"/>
+        </w:tabs>
+        <w:ind w:left="2160" w:hanging="360"/>
+      </w:pPr>
+      <w:rPr>
+        <w:rFonts w:ascii="Wingdings" w:hAnsi="Wingdings" w:hint="default"/>
+        <w:sz w:val="20"/>
+      </w:rPr>
+    </w:lvl>
+    <w:lvl w:ilvl="3" w:tentative="1">
+      <w:start w:val="1"/>
+      <w:numFmt w:val="bullet"/>
+      <w:lvlText w:val=""/>
+      <w:lvlJc w:val="left"/>
+      <w:pPr>
+        <w:tabs>
+          <w:tab w:val="num" w:pos="2880"/>
+        </w:tabs>
+        <w:ind w:left="2880" w:hanging="360"/>
+      </w:pPr>
+      <w:rPr>
+        <w:rFonts w:ascii="Wingdings" w:hAnsi="Wingdings" w:hint="default"/>
+        <w:sz w:val="20"/>
+      </w:rPr>
+    </w:lvl>
+    <w:lvl w:ilvl="4" w:tentative="1">
+      <w:start w:val="1"/>
+      <w:numFmt w:val="bullet"/>
+      <w:lvlText w:val=""/>
+      <w:lvlJc w:val="left"/>
+      <w:pPr>
+        <w:tabs>
+          <w:tab w:val="num" w:pos="3600"/>
+        </w:tabs>
+        <w:ind w:left="3600" w:hanging="360"/>
+      </w:pPr>
+      <w:rPr>
+        <w:rFonts w:ascii="Wingdings" w:hAnsi="Wingdings" w:hint="default"/>
+        <w:sz w:val="20"/>
+      </w:rPr>
+    </w:lvl>
+    <w:lvl w:ilvl="5" w:tentative="1">
+      <w:start w:val="1"/>
+      <w:numFmt w:val="bullet"/>
+      <w:lvlText w:val=""/>
+      <w:lvlJc w:val="left"/>
+      <w:pPr>
+        <w:tabs>
+          <w:tab w:val="num" w:pos="4320"/>
+        </w:tabs>
+        <w:ind w:left="4320" w:hanging="360"/>
+      </w:pPr>
+      <w:rPr>
+        <w:rFonts w:ascii="Wingdings" w:hAnsi="Wingdings" w:hint="default"/>
+        <w:sz w:val="20"/>
+      </w:rPr>
+    </w:lvl>
+    <w:lvl w:ilvl="6" w:tentative="1">
+      <w:start w:val="1"/>
+      <w:numFmt w:val="bullet"/>
+      <w:lvlText w:val=""/>
+      <w:lvlJc w:val="left"/>
+      <w:pPr>
+        <w:tabs>
+          <w:tab w:val="num" w:pos="5040"/>
+        </w:tabs>
+        <w:ind w:left="5040" w:hanging="360"/>
+      </w:pPr>
+      <w:rPr>
+        <w:rFonts w:ascii="Wingdings" w:hAnsi="Wingdings" w:hint="default"/>
+        <w:sz w:val="20"/>
+      </w:rPr>
+    </w:lvl>
+    <w:lvl w:ilvl="7" w:tentative="1">
+      <w:start w:val="1"/>
+      <w:numFmt w:val="bullet"/>
+      <w:lvlText w:val=""/>
+      <w:lvlJc w:val="left"/>
+      <w:pPr>
+        <w:tabs>
+          <w:tab w:val="num" w:pos="5760"/>
+        </w:tabs>
+        <w:ind w:left="5760" w:hanging="360"/>
+      </w:pPr>
+      <w:rPr>
+        <w:rFonts w:ascii="Wingdings" w:hAnsi="Wingdings" w:hint="default"/>
+        <w:sz w:val="20"/>
+      </w:rPr>
+    </w:lvl>
+    <w:lvl w:ilvl="8" w:tentative="1">
+      <w:start w:val="1"/>
+      <w:numFmt w:val="bullet"/>
+      <w:lvlText w:val=""/>
+      <w:lvlJc w:val="left"/>
+      <w:pPr>
+        <w:tabs>
+          <w:tab w:val="num" w:pos="6480"/>
+        </w:tabs>
+        <w:ind w:left="6480" w:hanging="360"/>
+      </w:pPr>
+      <w:rPr>
+        <w:rFonts w:ascii="Wingdings" w:hAnsi="Wingdings" w:hint="default"/>
+        <w:sz w:val="20"/>
+      </w:rPr>
+    </w:lvl>
+  </w:abstractNum>
+  <w:abstractNum w:abstractNumId="5" w15:restartNumberingAfterBreak="0">
+    <w:nsid w:val="746C1E5F"/>
+    <w:multiLevelType w:val="multilevel"/>
+    <w:tmpl w:val="9F3C5A82"/>
+    <w:lvl w:ilvl="0">
+      <w:start w:val="1"/>
+      <w:numFmt w:val="bullet"/>
+      <w:lvlText w:val=""/>
+      <w:lvlJc w:val="left"/>
+      <w:pPr>
+        <w:tabs>
+          <w:tab w:val="num" w:pos="720"/>
+        </w:tabs>
+        <w:ind w:left="720" w:hanging="360"/>
+      </w:pPr>
+      <w:rPr>
+        <w:rFonts w:ascii="Symbol" w:hAnsi="Symbol" w:hint="default"/>
+        <w:sz w:val="20"/>
+      </w:rPr>
+    </w:lvl>
+    <w:lvl w:ilvl="1" w:tentative="1">
+      <w:start w:val="1"/>
+      <w:numFmt w:val="bullet"/>
+      <w:lvlText w:val="o"/>
+      <w:lvlJc w:val="left"/>
+      <w:pPr>
+        <w:tabs>
+          <w:tab w:val="num" w:pos="1440"/>
+        </w:tabs>
+        <w:ind w:left="1440" w:hanging="360"/>
+      </w:pPr>
+      <w:rPr>
+        <w:rFonts w:ascii="Courier New" w:hAnsi="Courier New" w:hint="default"/>
+        <w:sz w:val="20"/>
+      </w:rPr>
+    </w:lvl>
+    <w:lvl w:ilvl="2" w:tentative="1">
+      <w:start w:val="1"/>
+      <w:numFmt w:val="bullet"/>
+      <w:lvlText w:val=""/>
+      <w:lvlJc w:val="left"/>
+      <w:pPr>
+        <w:tabs>
+          <w:tab w:val="num" w:pos="2160"/>
+        </w:tabs>
+        <w:ind w:left="2160" w:hanging="360"/>
+      </w:pPr>
+      <w:rPr>
+        <w:rFonts w:ascii="Wingdings" w:hAnsi="Wingdings" w:hint="default"/>
+        <w:sz w:val="20"/>
+      </w:rPr>
+    </w:lvl>
+    <w:lvl w:ilvl="3" w:tentative="1">
+      <w:start w:val="1"/>
+      <w:numFmt w:val="bullet"/>
+      <w:lvlText w:val=""/>
+      <w:lvlJc w:val="left"/>
+      <w:pPr>
+        <w:tabs>
+          <w:tab w:val="num" w:pos="2880"/>
+        </w:tabs>
+        <w:ind w:left="2880" w:hanging="360"/>
+      </w:pPr>
+      <w:rPr>
+        <w:rFonts w:ascii="Wingdings" w:hAnsi="Wingdings" w:hint="default"/>
+        <w:sz w:val="20"/>
+      </w:rPr>
+    </w:lvl>
+    <w:lvl w:ilvl="4" w:tentative="1">
+      <w:start w:val="1"/>
+      <w:numFmt w:val="bullet"/>
+      <w:lvlText w:val=""/>
+      <w:lvlJc w:val="left"/>
+      <w:pPr>
+        <w:tabs>
+          <w:tab w:val="num" w:pos="3600"/>
+        </w:tabs>
+        <w:ind w:left="3600" w:hanging="360"/>
+      </w:pPr>
+      <w:rPr>
+        <w:rFonts w:ascii="Wingdings" w:hAnsi="Wingdings" w:hint="default"/>
+        <w:sz w:val="20"/>
+      </w:rPr>
+    </w:lvl>
+    <w:lvl w:ilvl="5" w:tentative="1">
+      <w:start w:val="1"/>
+      <w:numFmt w:val="bullet"/>
+      <w:lvlText w:val=""/>
+      <w:lvlJc w:val="left"/>
+      <w:pPr>
+        <w:tabs>
+          <w:tab w:val="num" w:pos="4320"/>
+        </w:tabs>
+        <w:ind w:left="4320" w:hanging="360"/>
+      </w:pPr>
+      <w:rPr>
+        <w:rFonts w:ascii="Wingdings" w:hAnsi="Wingdings" w:hint="default"/>
+        <w:sz w:val="20"/>
+      </w:rPr>
+    </w:lvl>
+    <w:lvl w:ilvl="6" w:tentative="1">
+      <w:start w:val="1"/>
+      <w:numFmt w:val="bullet"/>
+      <w:lvlText w:val=""/>
+      <w:lvlJc w:val="left"/>
+      <w:pPr>
+        <w:tabs>
+          <w:tab w:val="num" w:pos="5040"/>
+        </w:tabs>
+        <w:ind w:left="5040" w:hanging="360"/>
+      </w:pPr>
+      <w:rPr>
+        <w:rFonts w:ascii="Wingdings" w:hAnsi="Wingdings" w:hint="default"/>
+        <w:sz w:val="20"/>
+      </w:rPr>
+    </w:lvl>
+    <w:lvl w:ilvl="7" w:tentative="1">
+      <w:start w:val="1"/>
+      <w:numFmt w:val="bullet"/>
+      <w:lvlText w:val=""/>
+      <w:lvlJc w:val="left"/>
+      <w:pPr>
+        <w:tabs>
+          <w:tab w:val="num" w:pos="5760"/>
+        </w:tabs>
+        <w:ind w:left="5760" w:hanging="360"/>
+      </w:pPr>
+      <w:rPr>
+        <w:rFonts w:ascii="Wingdings" w:hAnsi="Wingdings" w:hint="default"/>
+        <w:sz w:val="20"/>
+      </w:rPr>
+    </w:lvl>
+    <w:lvl w:ilvl="8" w:tentative="1">
+      <w:start w:val="1"/>
+      <w:numFmt w:val="bullet"/>
+      <w:lvlText w:val=""/>
+      <w:lvlJc w:val="left"/>
+      <w:pPr>
+        <w:tabs>
+          <w:tab w:val="num" w:pos="6480"/>
+        </w:tabs>
+        <w:ind w:left="6480" w:hanging="360"/>
+      </w:pPr>
+      <w:rPr>
+        <w:rFonts w:ascii="Wingdings" w:hAnsi="Wingdings" w:hint="default"/>
+        <w:sz w:val="20"/>
+      </w:rPr>
+    </w:lvl>
+  </w:abstractNum>
+  <w:num w:numId="1">
+    <w:abstractNumId w:val="2"/>
+  </w:num>
+  <w:num w:numId="2">
+    <w:abstractNumId w:val="1"/>
+  </w:num>
+  <w:num w:numId="3">
+    <w:abstractNumId w:val="0"/>
+  </w:num>
+  <w:num w:numId="4">
+    <w:abstractNumId w:val="4"/>
+  </w:num>
+  <w:num w:numId="5">
+    <w:abstractNumId w:val="3"/>
+  </w:num>
+  <w:num w:numId="6">
+    <w:abstractNumId w:val="5"/>
+  </w:num>
+</w:numbering>
 </file>
 
 <file path=word/styles.xml><?xml version="1.0" encoding="utf-8"?>
@@ -3904,6 +7642,52 @@
       <w:lang w:val="es-ES"/>
     </w:rPr>
   </w:style>
+  <w:style w:type="paragraph" w:styleId="Ttulo2">
+    <w:name w:val="heading 2"/>
+    <w:basedOn w:val="Normal"/>
+    <w:link w:val="Ttulo2Car"/>
+    <w:uiPriority w:val="9"/>
+    <w:qFormat/>
+    <w:rsid w:val="00C538B3"/>
+    <w:pPr>
+      <w:widowControl/>
+      <w:autoSpaceDE/>
+      <w:autoSpaceDN/>
+      <w:spacing w:before="100" w:beforeAutospacing="1" w:after="100" w:afterAutospacing="1"/>
+      <w:outlineLvl w:val="1"/>
+    </w:pPr>
+    <w:rPr>
+      <w:rFonts w:ascii="Times New Roman" w:eastAsia="Times New Roman" w:hAnsi="Times New Roman" w:cs="Times New Roman"/>
+      <w:b/>
+      <w:bCs/>
+      <w:sz w:val="36"/>
+      <w:szCs w:val="36"/>
+      <w:lang w:val="es-PE" w:eastAsia="es-PE"/>
+    </w:rPr>
+  </w:style>
+  <w:style w:type="paragraph" w:styleId="Ttulo3">
+    <w:name w:val="heading 3"/>
+    <w:basedOn w:val="Normal"/>
+    <w:link w:val="Ttulo3Car"/>
+    <w:uiPriority w:val="9"/>
+    <w:qFormat/>
+    <w:rsid w:val="00C538B3"/>
+    <w:pPr>
+      <w:widowControl/>
+      <w:autoSpaceDE/>
+      <w:autoSpaceDN/>
+      <w:spacing w:before="100" w:beforeAutospacing="1" w:after="100" w:afterAutospacing="1"/>
+      <w:outlineLvl w:val="2"/>
+    </w:pPr>
+    <w:rPr>
+      <w:rFonts w:ascii="Times New Roman" w:eastAsia="Times New Roman" w:hAnsi="Times New Roman" w:cs="Times New Roman"/>
+      <w:b/>
+      <w:bCs/>
+      <w:sz w:val="27"/>
+      <w:szCs w:val="27"/>
+      <w:lang w:val="es-PE" w:eastAsia="es-PE"/>
+    </w:rPr>
+  </w:style>
   <w:style w:type="character" w:default="1" w:styleId="Fuentedeprrafopredeter">
     <w:name w:val="Default Paragraph Font"/>
     <w:uiPriority w:val="1"/>
@@ -3986,6 +7770,194 @@
     <w:basedOn w:val="Normal"/>
     <w:uiPriority w:val="1"/>
     <w:qFormat/>
+  </w:style>
+  <w:style w:type="character" w:customStyle="1" w:styleId="Ttulo2Car">
+    <w:name w:val="Título 2 Car"/>
+    <w:basedOn w:val="Fuentedeprrafopredeter"/>
+    <w:link w:val="Ttulo2"/>
+    <w:uiPriority w:val="9"/>
+    <w:rsid w:val="00C538B3"/>
+    <w:rPr>
+      <w:rFonts w:ascii="Times New Roman" w:eastAsia="Times New Roman" w:hAnsi="Times New Roman" w:cs="Times New Roman"/>
+      <w:b/>
+      <w:bCs/>
+      <w:sz w:val="36"/>
+      <w:szCs w:val="36"/>
+      <w:lang w:val="es-PE" w:eastAsia="es-PE"/>
+    </w:rPr>
+  </w:style>
+  <w:style w:type="character" w:customStyle="1" w:styleId="Ttulo3Car">
+    <w:name w:val="Título 3 Car"/>
+    <w:basedOn w:val="Fuentedeprrafopredeter"/>
+    <w:link w:val="Ttulo3"/>
+    <w:uiPriority w:val="9"/>
+    <w:rsid w:val="00C538B3"/>
+    <w:rPr>
+      <w:rFonts w:ascii="Times New Roman" w:eastAsia="Times New Roman" w:hAnsi="Times New Roman" w:cs="Times New Roman"/>
+      <w:b/>
+      <w:bCs/>
+      <w:sz w:val="27"/>
+      <w:szCs w:val="27"/>
+      <w:lang w:val="es-PE" w:eastAsia="es-PE"/>
+    </w:rPr>
+  </w:style>
+  <w:style w:type="character" w:styleId="CdigoHTML">
+    <w:name w:val="HTML Code"/>
+    <w:basedOn w:val="Fuentedeprrafopredeter"/>
+    <w:uiPriority w:val="99"/>
+    <w:semiHidden/>
+    <w:unhideWhenUsed/>
+    <w:rsid w:val="00C538B3"/>
+    <w:rPr>
+      <w:rFonts w:ascii="Courier New" w:eastAsia="Times New Roman" w:hAnsi="Courier New" w:cs="Courier New"/>
+      <w:sz w:val="20"/>
+      <w:szCs w:val="20"/>
+    </w:rPr>
+  </w:style>
+  <w:style w:type="paragraph" w:styleId="NormalWeb">
+    <w:name w:val="Normal (Web)"/>
+    <w:basedOn w:val="Normal"/>
+    <w:uiPriority w:val="99"/>
+    <w:semiHidden/>
+    <w:unhideWhenUsed/>
+    <w:rsid w:val="00C538B3"/>
+    <w:pPr>
+      <w:widowControl/>
+      <w:autoSpaceDE/>
+      <w:autoSpaceDN/>
+      <w:spacing w:before="100" w:beforeAutospacing="1" w:after="100" w:afterAutospacing="1"/>
+    </w:pPr>
+    <w:rPr>
+      <w:rFonts w:ascii="Times New Roman" w:eastAsia="Times New Roman" w:hAnsi="Times New Roman" w:cs="Times New Roman"/>
+      <w:sz w:val="24"/>
+      <w:szCs w:val="24"/>
+      <w:lang w:val="es-PE" w:eastAsia="es-PE"/>
+    </w:rPr>
+  </w:style>
+  <w:style w:type="character" w:customStyle="1" w:styleId="citation-181">
+    <w:name w:val="citation-181"/>
+    <w:basedOn w:val="Fuentedeprrafopredeter"/>
+    <w:rsid w:val="00C538B3"/>
+  </w:style>
+  <w:style w:type="character" w:customStyle="1" w:styleId="citation-180">
+    <w:name w:val="citation-180"/>
+    <w:basedOn w:val="Fuentedeprrafopredeter"/>
+    <w:rsid w:val="00C538B3"/>
+  </w:style>
+  <w:style w:type="character" w:customStyle="1" w:styleId="citation-179">
+    <w:name w:val="citation-179"/>
+    <w:basedOn w:val="Fuentedeprrafopredeter"/>
+    <w:rsid w:val="00C538B3"/>
+  </w:style>
+  <w:style w:type="character" w:customStyle="1" w:styleId="citation-178">
+    <w:name w:val="citation-178"/>
+    <w:basedOn w:val="Fuentedeprrafopredeter"/>
+    <w:rsid w:val="00C538B3"/>
+  </w:style>
+  <w:style w:type="character" w:customStyle="1" w:styleId="citation-177">
+    <w:name w:val="citation-177"/>
+    <w:basedOn w:val="Fuentedeprrafopredeter"/>
+    <w:rsid w:val="00C538B3"/>
+  </w:style>
+  <w:style w:type="character" w:customStyle="1" w:styleId="citation-176">
+    <w:name w:val="citation-176"/>
+    <w:basedOn w:val="Fuentedeprrafopredeter"/>
+    <w:rsid w:val="00C538B3"/>
+  </w:style>
+  <w:style w:type="character" w:customStyle="1" w:styleId="citation-175">
+    <w:name w:val="citation-175"/>
+    <w:basedOn w:val="Fuentedeprrafopredeter"/>
+    <w:rsid w:val="00C538B3"/>
+  </w:style>
+  <w:style w:type="character" w:customStyle="1" w:styleId="citation-174">
+    <w:name w:val="citation-174"/>
+    <w:basedOn w:val="Fuentedeprrafopredeter"/>
+    <w:rsid w:val="00C538B3"/>
+  </w:style>
+  <w:style w:type="character" w:customStyle="1" w:styleId="citation-173">
+    <w:name w:val="citation-173"/>
+    <w:basedOn w:val="Fuentedeprrafopredeter"/>
+    <w:rsid w:val="00C538B3"/>
+  </w:style>
+  <w:style w:type="character" w:customStyle="1" w:styleId="citation-172">
+    <w:name w:val="citation-172"/>
+    <w:basedOn w:val="Fuentedeprrafopredeter"/>
+    <w:rsid w:val="00C538B3"/>
+  </w:style>
+  <w:style w:type="character" w:customStyle="1" w:styleId="citation-171">
+    <w:name w:val="citation-171"/>
+    <w:basedOn w:val="Fuentedeprrafopredeter"/>
+    <w:rsid w:val="00C538B3"/>
+  </w:style>
+  <w:style w:type="character" w:customStyle="1" w:styleId="citation-170">
+    <w:name w:val="citation-170"/>
+    <w:basedOn w:val="Fuentedeprrafopredeter"/>
+    <w:rsid w:val="00C538B3"/>
+  </w:style>
+  <w:style w:type="character" w:customStyle="1" w:styleId="citation-169">
+    <w:name w:val="citation-169"/>
+    <w:basedOn w:val="Fuentedeprrafopredeter"/>
+    <w:rsid w:val="00C538B3"/>
+  </w:style>
+  <w:style w:type="character" w:customStyle="1" w:styleId="citation-168">
+    <w:name w:val="citation-168"/>
+    <w:basedOn w:val="Fuentedeprrafopredeter"/>
+    <w:rsid w:val="00C538B3"/>
+  </w:style>
+  <w:style w:type="character" w:customStyle="1" w:styleId="citation-167">
+    <w:name w:val="citation-167"/>
+    <w:basedOn w:val="Fuentedeprrafopredeter"/>
+    <w:rsid w:val="00C538B3"/>
+  </w:style>
+  <w:style w:type="character" w:customStyle="1" w:styleId="citation-166">
+    <w:name w:val="citation-166"/>
+    <w:basedOn w:val="Fuentedeprrafopredeter"/>
+    <w:rsid w:val="00C538B3"/>
+  </w:style>
+  <w:style w:type="character" w:customStyle="1" w:styleId="citation-165">
+    <w:name w:val="citation-165"/>
+    <w:basedOn w:val="Fuentedeprrafopredeter"/>
+    <w:rsid w:val="00C538B3"/>
+  </w:style>
+  <w:style w:type="character" w:customStyle="1" w:styleId="citation-164">
+    <w:name w:val="citation-164"/>
+    <w:basedOn w:val="Fuentedeprrafopredeter"/>
+    <w:rsid w:val="00C538B3"/>
+  </w:style>
+  <w:style w:type="character" w:customStyle="1" w:styleId="citation-163">
+    <w:name w:val="citation-163"/>
+    <w:basedOn w:val="Fuentedeprrafopredeter"/>
+    <w:rsid w:val="00C538B3"/>
+  </w:style>
+  <w:style w:type="character" w:customStyle="1" w:styleId="citation-162">
+    <w:name w:val="citation-162"/>
+    <w:basedOn w:val="Fuentedeprrafopredeter"/>
+    <w:rsid w:val="00C538B3"/>
+  </w:style>
+  <w:style w:type="character" w:customStyle="1" w:styleId="citation-161">
+    <w:name w:val="citation-161"/>
+    <w:basedOn w:val="Fuentedeprrafopredeter"/>
+    <w:rsid w:val="00C538B3"/>
+  </w:style>
+  <w:style w:type="character" w:customStyle="1" w:styleId="citation-160">
+    <w:name w:val="citation-160"/>
+    <w:basedOn w:val="Fuentedeprrafopredeter"/>
+    <w:rsid w:val="00C538B3"/>
+  </w:style>
+  <w:style w:type="character" w:customStyle="1" w:styleId="citation-159">
+    <w:name w:val="citation-159"/>
+    <w:basedOn w:val="Fuentedeprrafopredeter"/>
+    <w:rsid w:val="00C538B3"/>
+  </w:style>
+  <w:style w:type="character" w:customStyle="1" w:styleId="citation-158">
+    <w:name w:val="citation-158"/>
+    <w:basedOn w:val="Fuentedeprrafopredeter"/>
+    <w:rsid w:val="00C538B3"/>
+  </w:style>
+  <w:style w:type="character" w:customStyle="1" w:styleId="citation-157">
+    <w:name w:val="citation-157"/>
+    <w:basedOn w:val="Fuentedeprrafopredeter"/>
+    <w:rsid w:val="00C538B3"/>
   </w:style>
 </w:styles>
 </file>
